--- a/Quanta, Actually - SERIES/QED Course/chapters/Lesson 42 The QED Lagrangian.docx
+++ b/Quanta, Actually - SERIES/QED Course/chapters/Lesson 42 The QED Lagrangian.docx
@@ -17,7 +17,7 @@
         <w:jc w:val="center"/>
       </w:pPr>
       <w:r>
-        <w:t>Lesson 42 of the Complete Quantum Electrodynamics Course</w:t>
+        <w:t>Lesson 42 of Quantum, Actually, Volume 2: A QED Course</w:t>
       </w:r>
     </w:p>
     <w:p>
@@ -74,7 +74,52 @@
     </w:p>
     <w:p>
       <w:r>
-        <w:t>Every piece is now in hand. Lesson 38 quantized the free photon field, with Lagrangian −(1/4)F_μνF^μν. Lesson 40 derived the interacting Dirac Lagrangian, ψ̄(iγ^μD_μ−m)ψ, forced by local phase invariance. Lesson 41 proved that F_μν itself is gauge invariant, built rigorously from the commutator of covariant derivatives. This lesson does the one thing none of the previous lessons did: writes both pieces down together as a single Lagrangian, checks that the sum is gauge invariant, and derives the two coupled equations of motion, one for the electron field and one for the photon field, that this single Lagrangian implies. The result is the QED Lagrangian in the form used for the rest of this course. Expect five to six hours.</w:t>
+        <w:t>Every piece is now in hand. Lesson 38 quantized the free photon field, with Lagrangian −(1/4)F</w:t>
+      </w:r>
+      <w:r>
+        <w:rPr>
+          <w:vertAlign w:val="subscript"/>
+        </w:rPr>
+        <w:t>μν</w:t>
+      </w:r>
+      <w:r>
+        <w:t>F</w:t>
+      </w:r>
+      <w:r>
+        <w:rPr>
+          <w:vertAlign w:val="superscript"/>
+        </w:rPr>
+        <w:t>μν</w:t>
+      </w:r>
+      <w:r>
+        <w:t>. Lesson 40 derived the interacting Dirac Lagrangian, ψ̄(iγ</w:t>
+      </w:r>
+      <w:r>
+        <w:rPr>
+          <w:vertAlign w:val="superscript"/>
+        </w:rPr>
+        <w:t>μ</w:t>
+      </w:r>
+      <w:r>
+        <w:t>D</w:t>
+      </w:r>
+      <w:r>
+        <w:rPr>
+          <w:vertAlign w:val="subscript"/>
+        </w:rPr>
+        <w:t>μ</w:t>
+      </w:r>
+      <w:r>
+        <w:t>−m)ψ, forced by local phase invariance. Lesson 41 proved that F</w:t>
+      </w:r>
+      <w:r>
+        <w:rPr>
+          <w:vertAlign w:val="subscript"/>
+        </w:rPr>
+        <w:t>μν</w:t>
+      </w:r>
+      <w:r>
+        <w:t xml:space="preserve"> itself is gauge invariant, built rigorously from the commutator of covariant derivatives. This lesson does the one thing none of the previous lessons did: writes both pieces down together as a single Lagrangian, checks that the sum is gauge invariant, and derives the two coupled equations of motion, one for the electron field and one for the photon field, that this single Lagrangian implies. The result is the QED Lagrangian in the form used for the rest of this course. Expect five to six hours.</w:t>
       </w:r>
     </w:p>
     <w:p>
@@ -90,7 +135,52 @@
         <w:pStyle w:val="ListBullet"/>
       </w:pPr>
       <w:r>
-        <w:t>Write the complete QED Lagrangian, ℒ_QED = −(1/4)F_μνF^μν + ψ̄(iγ^μD_μ−m)ψ, and identify every symbol with the lesson that introduced it.</w:t>
+        <w:t>Write the complete QED Lagrangian, ℒ</w:t>
+      </w:r>
+      <w:r>
+        <w:rPr>
+          <w:vertAlign w:val="subscript"/>
+        </w:rPr>
+        <w:t>QED</w:t>
+      </w:r>
+      <w:r>
+        <w:t xml:space="preserve"> = −(1/4)F</w:t>
+      </w:r>
+      <w:r>
+        <w:rPr>
+          <w:vertAlign w:val="subscript"/>
+        </w:rPr>
+        <w:t>μν</w:t>
+      </w:r>
+      <w:r>
+        <w:t>F</w:t>
+      </w:r>
+      <w:r>
+        <w:rPr>
+          <w:vertAlign w:val="superscript"/>
+        </w:rPr>
+        <w:t>μν</w:t>
+      </w:r>
+      <w:r>
+        <w:t xml:space="preserve"> + ψ̄(iγ</w:t>
+      </w:r>
+      <w:r>
+        <w:rPr>
+          <w:vertAlign w:val="superscript"/>
+        </w:rPr>
+        <w:t>μ</w:t>
+      </w:r>
+      <w:r>
+        <w:t>D</w:t>
+      </w:r>
+      <w:r>
+        <w:rPr>
+          <w:vertAlign w:val="subscript"/>
+        </w:rPr>
+        <w:t>μ</w:t>
+      </w:r>
+      <w:r>
+        <w:t>−m)ψ, and identify every symbol with the lesson that introduced it.</w:t>
       </w:r>
     </w:p>
     <w:p>
@@ -98,7 +188,52 @@
         <w:pStyle w:val="ListBullet"/>
       </w:pPr>
       <w:r>
-        <w:t>Confirm that ℒ_QED is invariant under the combined local transformation ψ→e^(−iqα(x))ψ, A_μ→A_μ+∂_μα(x), using results already established separately for each piece.</w:t>
+        <w:t>Confirm that ℒ</w:t>
+      </w:r>
+      <w:r>
+        <w:rPr>
+          <w:vertAlign w:val="subscript"/>
+        </w:rPr>
+        <w:t>QED</w:t>
+      </w:r>
+      <w:r>
+        <w:t xml:space="preserve"> is invariant under the combined local transformation ψ→e</w:t>
+      </w:r>
+      <w:r>
+        <w:rPr>
+          <w:vertAlign w:val="superscript"/>
+        </w:rPr>
+        <w:t>−iqα(x)</w:t>
+      </w:r>
+      <w:r>
+        <w:t>ψ, A</w:t>
+      </w:r>
+      <w:r>
+        <w:rPr>
+          <w:vertAlign w:val="subscript"/>
+        </w:rPr>
+        <w:t>μ</w:t>
+      </w:r>
+      <w:r>
+        <w:t>→A</w:t>
+      </w:r>
+      <w:r>
+        <w:rPr>
+          <w:vertAlign w:val="subscript"/>
+        </w:rPr>
+        <w:t>μ</w:t>
+      </w:r>
+      <w:r>
+        <w:t>+∂</w:t>
+      </w:r>
+      <w:r>
+        <w:rPr>
+          <w:vertAlign w:val="subscript"/>
+        </w:rPr>
+        <w:t>μα</w:t>
+      </w:r>
+      <w:r>
+        <w:t>(x), using results already established separately for each piece.</w:t>
       </w:r>
     </w:p>
     <w:p>
@@ -106,7 +241,25 @@
         <w:pStyle w:val="ListBullet"/>
       </w:pPr>
       <w:r>
-        <w:t>Derive the electron's equation of motion, (iγ^μD_μ−m)ψ=0, from the Euler–Lagrange equation for ψ̄.</w:t>
+        <w:t>Derive the electron's equation of motion, (iγ</w:t>
+      </w:r>
+      <w:r>
+        <w:rPr>
+          <w:vertAlign w:val="superscript"/>
+        </w:rPr>
+        <w:t>μ</w:t>
+      </w:r>
+      <w:r>
+        <w:t>D</w:t>
+      </w:r>
+      <w:r>
+        <w:rPr>
+          <w:vertAlign w:val="subscript"/>
+        </w:rPr>
+        <w:t>μ</w:t>
+      </w:r>
+      <w:r>
+        <w:t>−m)ψ=0, from the Euler–Lagrange equation for ψ̄.</w:t>
       </w:r>
     </w:p>
     <w:p>
@@ -114,7 +267,61 @@
         <w:pStyle w:val="ListBullet"/>
       </w:pPr>
       <w:r>
-        <w:t>Derive the photon's equation of motion, ∂_μF^μν=j^ν, from the Euler–Lagrange equation for A_ν, computing ∂ℒ/∂(∂_μA_ν) explicitly from the F² term.</w:t>
+        <w:t>Derive the photon's equation of motion, ∂</w:t>
+      </w:r>
+      <w:r>
+        <w:rPr>
+          <w:vertAlign w:val="subscript"/>
+        </w:rPr>
+        <w:t>μ</w:t>
+      </w:r>
+      <w:r>
+        <w:t>F</w:t>
+      </w:r>
+      <w:r>
+        <w:rPr>
+          <w:vertAlign w:val="superscript"/>
+        </w:rPr>
+        <w:t>μν</w:t>
+      </w:r>
+      <w:r>
+        <w:t>=j</w:t>
+      </w:r>
+      <w:r>
+        <w:rPr>
+          <w:vertAlign w:val="superscript"/>
+        </w:rPr>
+        <w:t>ν</w:t>
+      </w:r>
+      <w:r>
+        <w:t>, from the Euler–Lagrange equation for A</w:t>
+      </w:r>
+      <w:r>
+        <w:rPr>
+          <w:vertAlign w:val="subscript"/>
+        </w:rPr>
+        <w:t>ν</w:t>
+      </w:r>
+      <w:r>
+        <w:t>, computing ∂ℒ/∂(∂</w:t>
+      </w:r>
+      <w:r>
+        <w:rPr>
+          <w:vertAlign w:val="subscript"/>
+        </w:rPr>
+        <w:t>μ</w:t>
+      </w:r>
+      <w:r>
+        <w:t>A</w:t>
+      </w:r>
+      <w:r>
+        <w:rPr>
+          <w:vertAlign w:val="subscript"/>
+        </w:rPr>
+        <w:t>ν</w:t>
+      </w:r>
+      <w:r>
+        <w:t>) explicitly from the F² term.</w:t>
       </w:r>
     </w:p>
     <w:p>
@@ -122,7 +329,34 @@
         <w:pStyle w:val="ListBullet"/>
       </w:pPr>
       <w:r>
-        <w:t>Show that current conservation, ∂_νj^ν=0, follows automatically from the antisymmetry of F^μν, independent of the Noether argument that first established it.</w:t>
+        <w:t>Show that current conservation, ∂</w:t>
+      </w:r>
+      <w:r>
+        <w:rPr>
+          <w:vertAlign w:val="subscript"/>
+        </w:rPr>
+        <w:t>ν</w:t>
+      </w:r>
+      <w:r>
+        <w:t>j</w:t>
+      </w:r>
+      <w:r>
+        <w:rPr>
+          <w:vertAlign w:val="superscript"/>
+        </w:rPr>
+        <w:t>ν</w:t>
+      </w:r>
+      <w:r>
+        <w:t>=0, follows automatically from the antisymmetry of F</w:t>
+      </w:r>
+      <w:r>
+        <w:rPr>
+          <w:vertAlign w:val="superscript"/>
+        </w:rPr>
+        <w:t>μν</w:t>
+      </w:r>
+      <w:r>
+        <w:t>, independent of the Noether argument that first established it.</w:t>
       </w:r>
     </w:p>
     <w:p>
@@ -138,7 +372,16 @@
         <w:pStyle w:val="ListBullet"/>
       </w:pPr>
       <w:r>
-        <w:t>State ℒ_QED and both of its equations of motion from memory.</w:t>
+        <w:t>State ℒ</w:t>
+      </w:r>
+      <w:r>
+        <w:rPr>
+          <w:vertAlign w:val="subscript"/>
+        </w:rPr>
+        <w:t>QED</w:t>
+      </w:r>
+      <w:r>
+        <w:t xml:space="preserve"> and both of its equations of motion from memory.</w:t>
       </w:r>
     </w:p>
     <w:p>
@@ -222,7 +465,13 @@
           </w:tcPr>
           <w:p>
             <w:r>
-              <w:t>ℒ_QED</w:t>
+              <w:t>ℒ</w:t>
+            </w:r>
+            <w:r>
+              <w:rPr>
+                <w:vertAlign w:val="subscript"/>
+              </w:rPr>
+              <w:t>QED</w:t>
             </w:r>
           </w:p>
         </w:tc>
@@ -259,7 +508,31 @@
           </w:tcPr>
           <w:p>
             <w:r>
-              <w:t>D_μ = ∂_μ + iqA_μ</w:t>
+              <w:t>D</w:t>
+            </w:r>
+            <w:r>
+              <w:rPr>
+                <w:vertAlign w:val="subscript"/>
+              </w:rPr>
+              <w:t>μ</w:t>
+            </w:r>
+            <w:r>
+              <w:t xml:space="preserve"> = ∂</w:t>
+            </w:r>
+            <w:r>
+              <w:rPr>
+                <w:vertAlign w:val="subscript"/>
+              </w:rPr>
+              <w:t>μ</w:t>
+            </w:r>
+            <w:r>
+              <w:t xml:space="preserve"> + iqA</w:t>
+            </w:r>
+            <w:r>
+              <w:rPr>
+                <w:vertAlign w:val="subscript"/>
+              </w:rPr>
+              <w:t>μ</w:t>
             </w:r>
           </w:p>
         </w:tc>
@@ -296,7 +569,49 @@
           </w:tcPr>
           <w:p>
             <w:r>
-              <w:t>F_μν = ∂_μA_ν − ∂_νA_μ</w:t>
+              <w:t>F</w:t>
+            </w:r>
+            <w:r>
+              <w:rPr>
+                <w:vertAlign w:val="subscript"/>
+              </w:rPr>
+              <w:t>μν</w:t>
+            </w:r>
+            <w:r>
+              <w:t xml:space="preserve"> = ∂</w:t>
+            </w:r>
+            <w:r>
+              <w:rPr>
+                <w:vertAlign w:val="subscript"/>
+              </w:rPr>
+              <w:t>μ</w:t>
+            </w:r>
+            <w:r>
+              <w:t>A</w:t>
+            </w:r>
+            <w:r>
+              <w:rPr>
+                <w:vertAlign w:val="subscript"/>
+              </w:rPr>
+              <w:t>ν</w:t>
+            </w:r>
+            <w:r>
+              <w:t xml:space="preserve"> − ∂</w:t>
+            </w:r>
+            <w:r>
+              <w:rPr>
+                <w:vertAlign w:val="subscript"/>
+              </w:rPr>
+              <w:t>ν</w:t>
+            </w:r>
+            <w:r>
+              <w:t>A</w:t>
+            </w:r>
+            <w:r>
+              <w:rPr>
+                <w:vertAlign w:val="subscript"/>
+              </w:rPr>
+              <w:t>μ</w:t>
             </w:r>
           </w:p>
         </w:tc>
@@ -333,7 +648,25 @@
           </w:tcPr>
           <w:p>
             <w:r>
-              <w:t>j^μ = qψ̄γ^μψ</w:t>
+              <w:t>j</w:t>
+            </w:r>
+            <w:r>
+              <w:rPr>
+                <w:vertAlign w:val="superscript"/>
+              </w:rPr>
+              <w:t>μ</w:t>
+            </w:r>
+            <w:r>
+              <w:t xml:space="preserve"> = qψ̄γ</w:t>
+            </w:r>
+            <w:r>
+              <w:rPr>
+                <w:vertAlign w:val="superscript"/>
+              </w:rPr>
+              <w:t>μ</w:t>
+            </w:r>
+            <w:r>
+              <w:t>ψ</w:t>
             </w:r>
           </w:p>
         </w:tc>
@@ -393,6 +726,112 @@
         </w:tc>
       </w:tr>
     </w:tbl>
+    <w:tbl>
+      <w:tblPr>
+        <w:tblW w:type="auto" w:w="0"/>
+        <w:jc w:val="center"/>
+        <w:tblLayout w:type="fixed"/>
+        <w:tblLook w:firstColumn="1" w:firstRow="1" w:lastColumn="0" w:lastRow="0" w:noHBand="0" w:noVBand="1" w:val="04A0"/>
+        <w:tblBorders>
+          <w:top w:val="single" w:sz="8" w:color="7FA7CF"/>
+          <w:left w:val="single" w:sz="8" w:color="7FA7CF"/>
+          <w:bottom w:val="single" w:sz="8" w:color="7FA7CF"/>
+          <w:right w:val="single" w:sz="8" w:color="7FA7CF"/>
+        </w:tblBorders>
+      </w:tblPr>
+      <w:tblGrid>
+        <w:gridCol w:w="9392"/>
+      </w:tblGrid>
+      <w:tr>
+        <w:tc>
+          <w:tcPr>
+            <w:tcW w:type="dxa" w:w="9392"/>
+            <w:shd w:fill="F3F7FB"/>
+            <w:tcMar>
+              <w:top w:w="140" w:type="dxa"/>
+              <w:start w:w="140" w:type="dxa"/>
+              <w:bottom w:w="140" w:type="dxa"/>
+              <w:end w:w="140" w:type="dxa"/>
+            </w:tcMar>
+          </w:tcPr>
+          <w:p>
+            <w:r>
+              <w:rPr>
+                <w:b/>
+                <w:color w:val="1F4E78"/>
+              </w:rPr>
+              <w:t>First pass: the result before the derivation</w:t>
+            </w:r>
+          </w:p>
+          <w:p>
+            <w:pPr>
+              <w:spacing w:after="60"/>
+            </w:pPr>
+            <w:r>
+              <w:t>ℒ</w:t>
+            </w:r>
+            <w:r>
+              <w:rPr>
+                <w:vertAlign w:val="subscript"/>
+              </w:rPr>
+              <w:t>QED</w:t>
+            </w:r>
+            <w:r>
+              <w:t xml:space="preserve"> = ψ̄(iγ</w:t>
+            </w:r>
+            <w:r>
+              <w:rPr>
+                <w:vertAlign w:val="superscript"/>
+              </w:rPr>
+              <w:t>μ</w:t>
+            </w:r>
+            <w:r>
+              <w:t>D</w:t>
+            </w:r>
+            <w:r>
+              <w:rPr>
+                <w:vertAlign w:val="subscript"/>
+              </w:rPr>
+              <w:t>μ</w:t>
+            </w:r>
+            <w:r>
+              <w:t xml:space="preserve"> − m)ψ − ¼F</w:t>
+            </w:r>
+            <w:r>
+              <w:rPr>
+                <w:vertAlign w:val="subscript"/>
+              </w:rPr>
+              <w:t>μν</w:t>
+            </w:r>
+            <w:r>
+              <w:t>F</w:t>
+            </w:r>
+            <w:r>
+              <w:rPr>
+                <w:vertAlign w:val="superscript"/>
+              </w:rPr>
+              <w:t>μν</w:t>
+            </w:r>
+            <w:r>
+              <w:t>. Varying ψ̄ gives the Dirac equation with the photon coupling; varying A gives Maxwell's equations with the electron current as source.</w:t>
+            </w:r>
+          </w:p>
+          <w:p>
+            <w:pPr>
+              <w:spacing w:after="60"/>
+            </w:pPr>
+            <w:r>
+              <w:t>This one line is the whole theory. Everything from Lesson 43 on is extracting its consequences.</w:t>
+            </w:r>
+          </w:p>
+        </w:tc>
+      </w:tr>
+    </w:tbl>
+    <w:p>
+      <w:pPr>
+        <w:spacing w:after="80"/>
+      </w:pPr>
+    </w:p>
     <w:p>
       <w:pPr>
         <w:pStyle w:val="Heading2"/>
@@ -411,7 +850,88 @@
     </w:p>
     <w:p>
       <w:r>
-        <w:t>Lesson 38, Section 3.1, wrote the free photon Lagrangian as ℒ_photon = −(1/4)F_μνF^μν, the unique gauge-invariant, Lorentz-scalar, at-most-quadratic-in-A_μ term available, and quantized the field it describes in Coulomb gauge. Lesson 40, Section 2.2, wrote the gauge-invariant electron Lagrangian as ℒ_matter = ψ̄(iγ^μD_μ−m)ψ = ψ̄(iγ^μ∂_μ−m)ψ + eψ̄γ^μψA_μ, forced by local U(1) invariance. Nothing so far has combined them into a single object governing both fields at once.</w:t>
+        <w:t>Lesson 38, Section 3.1, wrote the free photon Lagrangian as ℒ_photon = −(1/4)F</w:t>
+      </w:r>
+      <w:r>
+        <w:rPr>
+          <w:vertAlign w:val="subscript"/>
+        </w:rPr>
+        <w:t>μν</w:t>
+      </w:r>
+      <w:r>
+        <w:t>F</w:t>
+      </w:r>
+      <w:r>
+        <w:rPr>
+          <w:vertAlign w:val="superscript"/>
+        </w:rPr>
+        <w:t>μν</w:t>
+      </w:r>
+      <w:r>
+        <w:t>, the unique gauge-invariant, Lorentz-scalar, at-most-quadratic-in-A</w:t>
+      </w:r>
+      <w:r>
+        <w:rPr>
+          <w:vertAlign w:val="subscript"/>
+        </w:rPr>
+        <w:t>μ</w:t>
+      </w:r>
+      <w:r>
+        <w:t xml:space="preserve"> term available, and quantized the field it describes in Coulomb gauge. Lesson 40, Section 2.2, wrote the gauge-invariant electron Lagrangian as ℒ_matter = ψ̄(iγ</w:t>
+      </w:r>
+      <w:r>
+        <w:rPr>
+          <w:vertAlign w:val="superscript"/>
+        </w:rPr>
+        <w:t>μ</w:t>
+      </w:r>
+      <w:r>
+        <w:t>D</w:t>
+      </w:r>
+      <w:r>
+        <w:rPr>
+          <w:vertAlign w:val="subscript"/>
+        </w:rPr>
+        <w:t>μ</w:t>
+      </w:r>
+      <w:r>
+        <w:t>−m)ψ = ψ̄(iγ</w:t>
+      </w:r>
+      <w:r>
+        <w:rPr>
+          <w:vertAlign w:val="superscript"/>
+        </w:rPr>
+        <w:t>μ</w:t>
+      </w:r>
+      <w:r>
+        <w:t>∂</w:t>
+      </w:r>
+      <w:r>
+        <w:rPr>
+          <w:vertAlign w:val="subscript"/>
+        </w:rPr>
+        <w:t>μ</w:t>
+      </w:r>
+      <w:r>
+        <w:t>−m)ψ + eψ̄γ</w:t>
+      </w:r>
+      <w:r>
+        <w:rPr>
+          <w:vertAlign w:val="superscript"/>
+        </w:rPr>
+        <w:t>μ</w:t>
+      </w:r>
+      <w:r>
+        <w:t>ψA</w:t>
+      </w:r>
+      <w:r>
+        <w:rPr>
+          <w:vertAlign w:val="subscript"/>
+        </w:rPr>
+        <w:t>μ</w:t>
+      </w:r>
+      <w:r>
+        <w:t>, forced by local U(1) invariance. Nothing so far has combined them into a single object governing both fields at once.</w:t>
       </w:r>
     </w:p>
     <w:p>
@@ -541,7 +1061,79 @@
     </w:p>
     <w:p>
       <w:r>
-        <w:t>with D_μ=∂_μ+iqA_μ, F_μν=∂_μA_ν−∂_νA_μ, and q=−e for the electron. Expanded fully,</w:t>
+        <w:t>with D</w:t>
+      </w:r>
+      <w:r>
+        <w:rPr>
+          <w:vertAlign w:val="subscript"/>
+        </w:rPr>
+        <w:t>μ</w:t>
+      </w:r>
+      <w:r>
+        <w:t>=∂</w:t>
+      </w:r>
+      <w:r>
+        <w:rPr>
+          <w:vertAlign w:val="subscript"/>
+        </w:rPr>
+        <w:t>μ</w:t>
+      </w:r>
+      <w:r>
+        <w:t>+iqA</w:t>
+      </w:r>
+      <w:r>
+        <w:rPr>
+          <w:vertAlign w:val="subscript"/>
+        </w:rPr>
+        <w:t>μ</w:t>
+      </w:r>
+      <w:r>
+        <w:t>, F</w:t>
+      </w:r>
+      <w:r>
+        <w:rPr>
+          <w:vertAlign w:val="subscript"/>
+        </w:rPr>
+        <w:t>μν</w:t>
+      </w:r>
+      <w:r>
+        <w:t>=∂</w:t>
+      </w:r>
+      <w:r>
+        <w:rPr>
+          <w:vertAlign w:val="subscript"/>
+        </w:rPr>
+        <w:t>μ</w:t>
+      </w:r>
+      <w:r>
+        <w:t>A</w:t>
+      </w:r>
+      <w:r>
+        <w:rPr>
+          <w:vertAlign w:val="subscript"/>
+        </w:rPr>
+        <w:t>ν</w:t>
+      </w:r>
+      <w:r>
+        <w:t>−∂</w:t>
+      </w:r>
+      <w:r>
+        <w:rPr>
+          <w:vertAlign w:val="subscript"/>
+        </w:rPr>
+        <w:t>ν</w:t>
+      </w:r>
+      <w:r>
+        <w:t>A</w:t>
+      </w:r>
+      <w:r>
+        <w:rPr>
+          <w:vertAlign w:val="subscript"/>
+        </w:rPr>
+        <w:t>μ</w:t>
+      </w:r>
+      <w:r>
+        <w:t>, and q=−e for the electron. Expanded fully,</w:t>
       </w:r>
     </w:p>
     <w:p>
@@ -696,7 +1288,16 @@
     </w:p>
     <w:p>
       <w:r>
-        <w:t>Every symbol in this expression was derived, not assumed, somewhere earlier in the course: the kinetic terms in Lessons 26 and 38, the mass term in Lesson 26, the interaction term in Lesson 40, and the gauge invariance of F_μν in Lesson 41. This is the first point in the course where the complete Lagrangian appears as a single, self-contained expression.</w:t>
+        <w:t>Every symbol in this expression was derived, not assumed, somewhere earlier in the course: the kinetic terms in Lessons 26 and 38, the mass term in Lesson 26, the interaction term in Lesson 40, and the gauge invariance of F</w:t>
+      </w:r>
+      <w:r>
+        <w:rPr>
+          <w:vertAlign w:val="subscript"/>
+        </w:rPr>
+        <w:t>μν</w:t>
+      </w:r>
+      <w:r>
+        <w:t xml:space="preserve"> in Lesson 41. This is the first point in the course where the complete Lagrangian appears as a single, self-contained expression.</w:t>
       </w:r>
     </w:p>
     <w:p>
@@ -710,7 +1311,88 @@
     </w:p>
     <w:p>
       <w:r>
-        <w:t>Confirm that setting q=0 (a hypothetical neutral fermion) reduces ℒ_QED to two decoupled free theories, −(1/4)F_μνF^μν and ψ̄(iγ^μ∂_μ−m)ψ, with no term connecting them. With q=0, D_μ=∂_μ (Lesson 39, Exercise 15) and the interaction term eψ̄γ^μψA_μ, proportional to q through e=−q, vanishes identically, leaving the sum of the two free Lagrangians of Lessons 26 and 38 with no cross term, as expected for an uncharged field that does not respond to the photon at all.</w:t>
+        <w:t>Confirm that setting q=0 (a hypothetical neutral fermion) reduces ℒ</w:t>
+      </w:r>
+      <w:r>
+        <w:rPr>
+          <w:vertAlign w:val="subscript"/>
+        </w:rPr>
+        <w:t>QED</w:t>
+      </w:r>
+      <w:r>
+        <w:t xml:space="preserve"> to two decoupled free theories, −(1/4)F</w:t>
+      </w:r>
+      <w:r>
+        <w:rPr>
+          <w:vertAlign w:val="subscript"/>
+        </w:rPr>
+        <w:t>μν</w:t>
+      </w:r>
+      <w:r>
+        <w:t>F</w:t>
+      </w:r>
+      <w:r>
+        <w:rPr>
+          <w:vertAlign w:val="superscript"/>
+        </w:rPr>
+        <w:t>μν</w:t>
+      </w:r>
+      <w:r>
+        <w:t xml:space="preserve"> and ψ̄(iγ</w:t>
+      </w:r>
+      <w:r>
+        <w:rPr>
+          <w:vertAlign w:val="superscript"/>
+        </w:rPr>
+        <w:t>μ</w:t>
+      </w:r>
+      <w:r>
+        <w:t>∂</w:t>
+      </w:r>
+      <w:r>
+        <w:rPr>
+          <w:vertAlign w:val="subscript"/>
+        </w:rPr>
+        <w:t>μ</w:t>
+      </w:r>
+      <w:r>
+        <w:t>−m)ψ, with no term connecting them. With q=0, D</w:t>
+      </w:r>
+      <w:r>
+        <w:rPr>
+          <w:vertAlign w:val="subscript"/>
+        </w:rPr>
+        <w:t>μ</w:t>
+      </w:r>
+      <w:r>
+        <w:t>=∂</w:t>
+      </w:r>
+      <w:r>
+        <w:rPr>
+          <w:vertAlign w:val="subscript"/>
+        </w:rPr>
+        <w:t>μ</w:t>
+      </w:r>
+      <w:r>
+        <w:t xml:space="preserve"> (Lesson 39, Exercise 15) and the interaction term eψ̄γ</w:t>
+      </w:r>
+      <w:r>
+        <w:rPr>
+          <w:vertAlign w:val="superscript"/>
+        </w:rPr>
+        <w:t>μ</w:t>
+      </w:r>
+      <w:r>
+        <w:t>ψA</w:t>
+      </w:r>
+      <w:r>
+        <w:rPr>
+          <w:vertAlign w:val="subscript"/>
+        </w:rPr>
+        <w:t>μ</w:t>
+      </w:r>
+      <w:r>
+        <w:t>, proportional to q through e=−q, vanishes identically, leaving the sum of the two free Lagrangians of Lessons 26 and 38 with no cross term, as expected for an uncharged field that does not respond to the photon at all.</w:t>
       </w:r>
     </w:p>
     <w:p>
@@ -731,7 +1413,124 @@
     </w:p>
     <w:p>
       <w:r>
-        <w:t>Lesson 39, Section 2.3, and Lesson 40, Section 1.1, showed ψ̄(iγ^μD_μ−m)ψ is invariant under ψ→e^(−iqα(x))ψ paired with A_μ→A_μ+∂_μα(x), because D_μψ transforms exactly as ψ does. Lesson 41, Section 3.2, showed F_μν, and therefore F_μνF^μν, is completely unaffected by A_μ→A_μ+∂_μα(x) for any α, independent of what ψ is doing at all.</w:t>
+        <w:t>Lesson 39, Section 2.3, and Lesson 40, Section 1.1, showed ψ̄(iγ</w:t>
+      </w:r>
+      <w:r>
+        <w:rPr>
+          <w:vertAlign w:val="superscript"/>
+        </w:rPr>
+        <w:t>μ</w:t>
+      </w:r>
+      <w:r>
+        <w:t>D</w:t>
+      </w:r>
+      <w:r>
+        <w:rPr>
+          <w:vertAlign w:val="subscript"/>
+        </w:rPr>
+        <w:t>μ</w:t>
+      </w:r>
+      <w:r>
+        <w:t>−m)ψ is invariant under ψ→e</w:t>
+      </w:r>
+      <w:r>
+        <w:rPr>
+          <w:vertAlign w:val="superscript"/>
+        </w:rPr>
+        <w:t>−iqα(x)</w:t>
+      </w:r>
+      <w:r>
+        <w:t>ψ paired with A</w:t>
+      </w:r>
+      <w:r>
+        <w:rPr>
+          <w:vertAlign w:val="subscript"/>
+        </w:rPr>
+        <w:t>μ</w:t>
+      </w:r>
+      <w:r>
+        <w:t>→A</w:t>
+      </w:r>
+      <w:r>
+        <w:rPr>
+          <w:vertAlign w:val="subscript"/>
+        </w:rPr>
+        <w:t>μ</w:t>
+      </w:r>
+      <w:r>
+        <w:t>+∂</w:t>
+      </w:r>
+      <w:r>
+        <w:rPr>
+          <w:vertAlign w:val="subscript"/>
+        </w:rPr>
+        <w:t>μα</w:t>
+      </w:r>
+      <w:r>
+        <w:t>(x), because D</w:t>
+      </w:r>
+      <w:r>
+        <w:rPr>
+          <w:vertAlign w:val="subscript"/>
+        </w:rPr>
+        <w:t>μ</w:t>
+      </w:r>
+      <w:r>
+        <w:t>ψ transforms exactly as ψ does. Lesson 41, Section 3.2, showed F</w:t>
+      </w:r>
+      <w:r>
+        <w:rPr>
+          <w:vertAlign w:val="subscript"/>
+        </w:rPr>
+        <w:t>μν</w:t>
+      </w:r>
+      <w:r>
+        <w:t>, and therefore F</w:t>
+      </w:r>
+      <w:r>
+        <w:rPr>
+          <w:vertAlign w:val="subscript"/>
+        </w:rPr>
+        <w:t>μν</w:t>
+      </w:r>
+      <w:r>
+        <w:t>F</w:t>
+      </w:r>
+      <w:r>
+        <w:rPr>
+          <w:vertAlign w:val="superscript"/>
+        </w:rPr>
+        <w:t>μν</w:t>
+      </w:r>
+      <w:r>
+        <w:t>, is completely unaffected by A</w:t>
+      </w:r>
+      <w:r>
+        <w:rPr>
+          <w:vertAlign w:val="subscript"/>
+        </w:rPr>
+        <w:t>μ</w:t>
+      </w:r>
+      <w:r>
+        <w:t>→A</w:t>
+      </w:r>
+      <w:r>
+        <w:rPr>
+          <w:vertAlign w:val="subscript"/>
+        </w:rPr>
+        <w:t>μ</w:t>
+      </w:r>
+      <w:r>
+        <w:t>+∂</w:t>
+      </w:r>
+      <w:r>
+        <w:rPr>
+          <w:vertAlign w:val="subscript"/>
+        </w:rPr>
+        <w:t>μα</w:t>
+      </w:r>
+      <w:r>
+        <w:t>(x) for any α, independent of what ψ is doing at all.</w:t>
       </w:r>
     </w:p>
     <w:p>
@@ -744,7 +1543,52 @@
     </w:p>
     <w:p>
       <w:r>
-        <w:t>Since the transformation of A_μ needed for the matter piece's invariance (A_μ→A_μ+∂_μα) is exactly the transformation under which the photon piece is separately invariant for any α, the two invariances hold simultaneously for the same transformation, and their sum, ℒ_QED, is invariant term by term:</w:t>
+        <w:t>Since the transformation of A</w:t>
+      </w:r>
+      <w:r>
+        <w:rPr>
+          <w:vertAlign w:val="subscript"/>
+        </w:rPr>
+        <w:t>μ</w:t>
+      </w:r>
+      <w:r>
+        <w:t xml:space="preserve"> needed for the matter piece's invariance (A</w:t>
+      </w:r>
+      <w:r>
+        <w:rPr>
+          <w:vertAlign w:val="subscript"/>
+        </w:rPr>
+        <w:t>μ</w:t>
+      </w:r>
+      <w:r>
+        <w:t>→A</w:t>
+      </w:r>
+      <w:r>
+        <w:rPr>
+          <w:vertAlign w:val="subscript"/>
+        </w:rPr>
+        <w:t>μ</w:t>
+      </w:r>
+      <w:r>
+        <w:t>+∂</w:t>
+      </w:r>
+      <w:r>
+        <w:rPr>
+          <w:vertAlign w:val="subscript"/>
+        </w:rPr>
+        <w:t>μα</w:t>
+      </w:r>
+      <w:r>
+        <w:t>) is exactly the transformation under which the photon piece is separately invariant for any α, the two invariances hold simultaneously for the same transformation, and their sum, ℒ</w:t>
+      </w:r>
+      <w:r>
+        <w:rPr>
+          <w:vertAlign w:val="subscript"/>
+        </w:rPr>
+        <w:t>QED</w:t>
+      </w:r>
+      <w:r>
+        <w:t>, is invariant term by term:</w:t>
       </w:r>
     </w:p>
     <w:p>
@@ -889,7 +1733,52 @@
     </w:p>
     <w:p>
       <w:r>
-        <w:t>Explain why the mass term, −mψ̄ψ, causes no difficulty for gauge invariance, given that it contains no derivative and no explicit A_μ at all. ψ̄ψ was shown in Lesson 41, Exercise 6, to be a gauge singlet, since ψ transforms with charge q and ψ̄ with charge −q, and the two phases e^(−iqα) and e^(+iqα) cancel in the product; −mψ̄ψ is therefore invariant on its own, with no reliance on D_μ or F_μν at all.</w:t>
+        <w:t>Explain why the mass term, −mψ̄ψ, causes no difficulty for gauge invariance, given that it contains no derivative and no explicit A</w:t>
+      </w:r>
+      <w:r>
+        <w:rPr>
+          <w:vertAlign w:val="subscript"/>
+        </w:rPr>
+        <w:t>μ</w:t>
+      </w:r>
+      <w:r>
+        <w:t xml:space="preserve"> at all. ψ̄ψ was shown in Lesson 41, Exercise 6, to be a gauge singlet, since ψ transforms with charge q and ψ̄ with charge −q, and the two phases e</w:t>
+      </w:r>
+      <w:r>
+        <w:rPr>
+          <w:vertAlign w:val="superscript"/>
+        </w:rPr>
+        <w:t>−iqα</w:t>
+      </w:r>
+      <w:r>
+        <w:t xml:space="preserve"> and e</w:t>
+      </w:r>
+      <w:r>
+        <w:rPr>
+          <w:vertAlign w:val="superscript"/>
+        </w:rPr>
+        <w:t>+iqα</w:t>
+      </w:r>
+      <w:r>
+        <w:t xml:space="preserve"> cancel in the product; −mψ̄ψ is therefore invariant on its own, with no reliance on D</w:t>
+      </w:r>
+      <w:r>
+        <w:rPr>
+          <w:vertAlign w:val="subscript"/>
+        </w:rPr>
+        <w:t>μ</w:t>
+      </w:r>
+      <w:r>
+        <w:t xml:space="preserve"> or F</w:t>
+      </w:r>
+      <w:r>
+        <w:rPr>
+          <w:vertAlign w:val="subscript"/>
+        </w:rPr>
+        <w:t>μν</w:t>
+      </w:r>
+      <w:r>
+        <w:t xml:space="preserve"> at all.</w:t>
       </w:r>
     </w:p>
     <w:p>
@@ -910,7 +1799,16 @@
     </w:p>
     <w:p>
       <w:r>
-        <w:t>Treating ψ and ψ̄ as independent fields (Lesson 27, Section 2), ℒ_QED depends on ψ̄ only through the matter piece, and only algebraically (no derivative of ψ̄ appears), so the Euler–Lagrange equation ∂ℒ/∂ψ̄=0 (Lesson 40, Exercise 16, carried out the identical computation) gives directly</w:t>
+        <w:t>Treating ψ and ψ̄ as independent fields (Lesson 27, Section 2), ℒ</w:t>
+      </w:r>
+      <w:r>
+        <w:rPr>
+          <w:vertAlign w:val="subscript"/>
+        </w:rPr>
+        <w:t>QED</w:t>
+      </w:r>
+      <w:r>
+        <w:t xml:space="preserve"> depends on ψ̄ only through the matter piece, and only algebraically (no derivative of ψ̄ appears), so the Euler–Lagrange equation ∂ℒ/∂ψ̄=0 (Lesson 40, Exercise 16, carried out the identical computation) gives directly</w:t>
       </w:r>
     </w:p>
     <w:p>
@@ -972,7 +1870,16 @@
     </w:p>
     <w:p>
       <w:r>
-        <w:t>the gauged Dirac equation, now derived as one of the two field equations following from the single Lagrangian ℒ_QED, rather than as the equation of motion of an isolated matter sector.</w:t>
+        <w:t>the gauged Dirac equation, now derived as one of the two field equations following from the single Lagrangian ℒ</w:t>
+      </w:r>
+      <w:r>
+        <w:rPr>
+          <w:vertAlign w:val="subscript"/>
+        </w:rPr>
+        <w:t>QED</w:t>
+      </w:r>
+      <w:r>
+        <w:t>, rather than as the equation of motion of an isolated matter sector.</w:t>
       </w:r>
     </w:p>
     <w:p>
@@ -1087,7 +1994,16 @@
     </w:p>
     <w:p>
       <w:r>
-        <w:t>equivalent to the Hermitian conjugate of Section 3.1's equation once γ⁰ is used to relate ψ† and ψ̄ (Lesson 22, Exercise 8's method for the free case, unchanged in structure here since D_μψ̄ from Lesson 41, Section 1.2, is exactly the covariant derivative built into this equation).</w:t>
+        <w:t>equivalent to the Hermitian conjugate of Section 3.1's equation once γ⁰ is used to relate ψ† and ψ̄ (Lesson 22, Exercise 8's method for the free case, unchanged in structure here since D</w:t>
+      </w:r>
+      <w:r>
+        <w:rPr>
+          <w:vertAlign w:val="subscript"/>
+        </w:rPr>
+        <w:t>μ</w:t>
+      </w:r>
+      <w:r>
+        <w:t>ψ̄ from Lesson 41, Section 1.2, is exactly the covariant derivative built into this equation).</w:t>
       </w:r>
     </w:p>
     <w:p>
@@ -1103,12 +2019,249 @@
         <w:pStyle w:val="Heading3"/>
       </w:pPr>
       <w:r>
-        <w:t>4.1 The derivative of F² with respect to ∂_μA_ν</w:t>
+        <w:t>4.1 The derivative of F² with respect to ∂</w:t>
+      </w:r>
+      <w:r>
+        <w:rPr>
+          <w:vertAlign w:val="subscript"/>
+        </w:rPr>
+        <w:t>μ</w:t>
+      </w:r>
+      <w:r>
+        <w:t>A</w:t>
+      </w:r>
+      <w:r>
+        <w:rPr>
+          <w:vertAlign w:val="subscript"/>
+        </w:rPr>
+        <w:t>ν</w:t>
       </w:r>
     </w:p>
     <w:p>
       <w:r>
-        <w:t>Only the −(1/4)F_μνF^μν term in ℒ_QED contains a derivative of A_ν, so ∂ℒ_QED/∂(∂_μA_ν) is computed entirely from that term. Writing F_αβ=∂_αA_β−∂_βA_α, so that ∂F_αβ/∂(∂_μA_ν) = δ^μ_αδ^ν_β−δ^μ_βδ^ν_α (the derivative picks out exactly the two terms in F_αβ that contain ∂_μA_ν, with the appropriate sign for each),</w:t>
+        <w:t>Only the −(1/4)F</w:t>
+      </w:r>
+      <w:r>
+        <w:rPr>
+          <w:vertAlign w:val="subscript"/>
+        </w:rPr>
+        <w:t>μν</w:t>
+      </w:r>
+      <w:r>
+        <w:t>F</w:t>
+      </w:r>
+      <w:r>
+        <w:rPr>
+          <w:vertAlign w:val="superscript"/>
+        </w:rPr>
+        <w:t>μν</w:t>
+      </w:r>
+      <w:r>
+        <w:t xml:space="preserve"> term in ℒ</w:t>
+      </w:r>
+      <w:r>
+        <w:rPr>
+          <w:vertAlign w:val="subscript"/>
+        </w:rPr>
+        <w:t>QED</w:t>
+      </w:r>
+      <w:r>
+        <w:t xml:space="preserve"> contains a derivative of A</w:t>
+      </w:r>
+      <w:r>
+        <w:rPr>
+          <w:vertAlign w:val="subscript"/>
+        </w:rPr>
+        <w:t>ν</w:t>
+      </w:r>
+      <w:r>
+        <w:t>, so ∂ℒ</w:t>
+      </w:r>
+      <w:r>
+        <w:rPr>
+          <w:vertAlign w:val="subscript"/>
+        </w:rPr>
+        <w:t>QED</w:t>
+      </w:r>
+      <w:r>
+        <w:t>/∂(∂</w:t>
+      </w:r>
+      <w:r>
+        <w:rPr>
+          <w:vertAlign w:val="subscript"/>
+        </w:rPr>
+        <w:t>μ</w:t>
+      </w:r>
+      <w:r>
+        <w:t>A</w:t>
+      </w:r>
+      <w:r>
+        <w:rPr>
+          <w:vertAlign w:val="subscript"/>
+        </w:rPr>
+        <w:t>ν</w:t>
+      </w:r>
+      <w:r>
+        <w:t>) is computed entirely from that term. Writing F</w:t>
+      </w:r>
+      <w:r>
+        <w:rPr>
+          <w:vertAlign w:val="subscript"/>
+        </w:rPr>
+        <w:t>αβ</w:t>
+      </w:r>
+      <w:r>
+        <w:t>=∂</w:t>
+      </w:r>
+      <w:r>
+        <w:rPr>
+          <w:vertAlign w:val="subscript"/>
+        </w:rPr>
+        <w:t>α</w:t>
+      </w:r>
+      <w:r>
+        <w:t>A</w:t>
+      </w:r>
+      <w:r>
+        <w:rPr>
+          <w:vertAlign w:val="subscript"/>
+        </w:rPr>
+        <w:t>β</w:t>
+      </w:r>
+      <w:r>
+        <w:t>−∂</w:t>
+      </w:r>
+      <w:r>
+        <w:rPr>
+          <w:vertAlign w:val="subscript"/>
+        </w:rPr>
+        <w:t>β</w:t>
+      </w:r>
+      <w:r>
+        <w:t>A</w:t>
+      </w:r>
+      <w:r>
+        <w:rPr>
+          <w:vertAlign w:val="subscript"/>
+        </w:rPr>
+        <w:t>α</w:t>
+      </w:r>
+      <w:r>
+        <w:t>, so that ∂F</w:t>
+      </w:r>
+      <w:r>
+        <w:rPr>
+          <w:vertAlign w:val="subscript"/>
+        </w:rPr>
+        <w:t>αβ</w:t>
+      </w:r>
+      <w:r>
+        <w:t>/∂(∂</w:t>
+      </w:r>
+      <w:r>
+        <w:rPr>
+          <w:vertAlign w:val="subscript"/>
+        </w:rPr>
+        <w:t>μ</w:t>
+      </w:r>
+      <w:r>
+        <w:t>A</w:t>
+      </w:r>
+      <w:r>
+        <w:rPr>
+          <w:vertAlign w:val="subscript"/>
+        </w:rPr>
+        <w:t>ν</w:t>
+      </w:r>
+      <w:r>
+        <w:t>) = δ</w:t>
+      </w:r>
+      <w:r>
+        <w:rPr>
+          <w:vertAlign w:val="superscript"/>
+        </w:rPr>
+        <w:t>μ</w:t>
+      </w:r>
+      <w:r>
+        <w:rPr>
+          <w:vertAlign w:val="subscript"/>
+        </w:rPr>
+        <w:t>α</w:t>
+      </w:r>
+      <w:r>
+        <w:t>δ</w:t>
+      </w:r>
+      <w:r>
+        <w:rPr>
+          <w:vertAlign w:val="superscript"/>
+        </w:rPr>
+        <w:t>ν</w:t>
+      </w:r>
+      <w:r>
+        <w:rPr>
+          <w:vertAlign w:val="subscript"/>
+        </w:rPr>
+        <w:t>β</w:t>
+      </w:r>
+      <w:r>
+        <w:t>−δ</w:t>
+      </w:r>
+      <w:r>
+        <w:rPr>
+          <w:vertAlign w:val="superscript"/>
+        </w:rPr>
+        <w:t>μ</w:t>
+      </w:r>
+      <w:r>
+        <w:rPr>
+          <w:vertAlign w:val="subscript"/>
+        </w:rPr>
+        <w:t>β</w:t>
+      </w:r>
+      <w:r>
+        <w:t>δ</w:t>
+      </w:r>
+      <w:r>
+        <w:rPr>
+          <w:vertAlign w:val="superscript"/>
+        </w:rPr>
+        <w:t>ν</w:t>
+      </w:r>
+      <w:r>
+        <w:rPr>
+          <w:vertAlign w:val="subscript"/>
+        </w:rPr>
+        <w:t>α</w:t>
+      </w:r>
+      <w:r>
+        <w:t xml:space="preserve"> (the derivative picks out exactly the two terms in F</w:t>
+      </w:r>
+      <w:r>
+        <w:rPr>
+          <w:vertAlign w:val="subscript"/>
+        </w:rPr>
+        <w:t>αβ</w:t>
+      </w:r>
+      <w:r>
+        <w:t xml:space="preserve"> that contain ∂</w:t>
+      </w:r>
+      <w:r>
+        <w:rPr>
+          <w:vertAlign w:val="subscript"/>
+        </w:rPr>
+        <w:t>μ</w:t>
+      </w:r>
+      <w:r>
+        <w:t>A</w:t>
+      </w:r>
+      <w:r>
+        <w:rPr>
+          <w:vertAlign w:val="subscript"/>
+        </w:rPr>
+        <w:t>ν</w:t>
+      </w:r>
+      <w:r>
+        <w:t>, with the appropriate sign for each),</w:t>
       </w:r>
     </w:p>
     <w:p>
@@ -1394,7 +2547,43 @@
     </w:p>
     <w:p>
       <w:r>
-        <w:t>using F^νμ=−F^μν (Lesson 41, Worked example 4) in the last step, and the chain rule factor of 2 from differentiating the quadratic F_αβF^αβ cancelling the explicit 1/4 down to 1/2 before the final simplification.</w:t>
+        <w:t>using F</w:t>
+      </w:r>
+      <w:r>
+        <w:rPr>
+          <w:vertAlign w:val="superscript"/>
+        </w:rPr>
+        <w:t>νμ</w:t>
+      </w:r>
+      <w:r>
+        <w:t>=−F</w:t>
+      </w:r>
+      <w:r>
+        <w:rPr>
+          <w:vertAlign w:val="superscript"/>
+        </w:rPr>
+        <w:t>μν</w:t>
+      </w:r>
+      <w:r>
+        <w:t xml:space="preserve"> (Lesson 41, Worked example 4) in the last step, and the chain rule factor of 2 from differentiating the quadratic F</w:t>
+      </w:r>
+      <w:r>
+        <w:rPr>
+          <w:vertAlign w:val="subscript"/>
+        </w:rPr>
+        <w:t>αβ</w:t>
+      </w:r>
+      <w:r>
+        <w:t>F</w:t>
+      </w:r>
+      <w:r>
+        <w:rPr>
+          <w:vertAlign w:val="superscript"/>
+        </w:rPr>
+        <w:t>αβ</w:t>
+      </w:r>
+      <w:r>
+        <w:t xml:space="preserve"> cancelling the explicit 1/4 down to 1/2 before the final simplification.</w:t>
       </w:r>
     </w:p>
     <w:p>
@@ -1407,7 +2596,151 @@
     </w:p>
     <w:p>
       <w:r>
-        <w:t>The matter piece contributes ∂ℒ_QED/∂A_ν = eψ̄γ^νψ = −j^ν (using j^ν=qψ̄γ^νψ=−eψ̄γ^νψ for the electron, Lesson 40, Section 2.2), with no dependence on ∂_μA_ν. The Euler–Lagrange equation for A_ν, ∂_μ[∂ℒ_QED/∂(∂_μA_ν)] − ∂ℒ_QED/∂A_ν = 0, becomes</w:t>
+        <w:t>The matter piece contributes ∂ℒ</w:t>
+      </w:r>
+      <w:r>
+        <w:rPr>
+          <w:vertAlign w:val="subscript"/>
+        </w:rPr>
+        <w:t>QED</w:t>
+      </w:r>
+      <w:r>
+        <w:t>/∂A</w:t>
+      </w:r>
+      <w:r>
+        <w:rPr>
+          <w:vertAlign w:val="subscript"/>
+        </w:rPr>
+        <w:t>ν</w:t>
+      </w:r>
+      <w:r>
+        <w:t xml:space="preserve"> = eψ̄γ</w:t>
+      </w:r>
+      <w:r>
+        <w:rPr>
+          <w:vertAlign w:val="superscript"/>
+        </w:rPr>
+        <w:t>ν</w:t>
+      </w:r>
+      <w:r>
+        <w:t>ψ = −j</w:t>
+      </w:r>
+      <w:r>
+        <w:rPr>
+          <w:vertAlign w:val="superscript"/>
+        </w:rPr>
+        <w:t>ν</w:t>
+      </w:r>
+      <w:r>
+        <w:t xml:space="preserve"> (using j</w:t>
+      </w:r>
+      <w:r>
+        <w:rPr>
+          <w:vertAlign w:val="superscript"/>
+        </w:rPr>
+        <w:t>ν</w:t>
+      </w:r>
+      <w:r>
+        <w:t>=qψ̄γ</w:t>
+      </w:r>
+      <w:r>
+        <w:rPr>
+          <w:vertAlign w:val="superscript"/>
+        </w:rPr>
+        <w:t>ν</w:t>
+      </w:r>
+      <w:r>
+        <w:t>ψ=−eψ̄γ</w:t>
+      </w:r>
+      <w:r>
+        <w:rPr>
+          <w:vertAlign w:val="superscript"/>
+        </w:rPr>
+        <w:t>ν</w:t>
+      </w:r>
+      <w:r>
+        <w:t>ψ for the electron, Lesson 40, Section 2.2), with no dependence on ∂</w:t>
+      </w:r>
+      <w:r>
+        <w:rPr>
+          <w:vertAlign w:val="subscript"/>
+        </w:rPr>
+        <w:t>μ</w:t>
+      </w:r>
+      <w:r>
+        <w:t>A</w:t>
+      </w:r>
+      <w:r>
+        <w:rPr>
+          <w:vertAlign w:val="subscript"/>
+        </w:rPr>
+        <w:t>ν</w:t>
+      </w:r>
+      <w:r>
+        <w:t>. The Euler–Lagrange equation for A</w:t>
+      </w:r>
+      <w:r>
+        <w:rPr>
+          <w:vertAlign w:val="subscript"/>
+        </w:rPr>
+        <w:t>ν</w:t>
+      </w:r>
+      <w:r>
+        <w:t>, ∂</w:t>
+      </w:r>
+      <w:r>
+        <w:rPr>
+          <w:vertAlign w:val="subscript"/>
+        </w:rPr>
+        <w:t>μ</w:t>
+      </w:r>
+      <w:r>
+        <w:t>[∂ℒ</w:t>
+      </w:r>
+      <w:r>
+        <w:rPr>
+          <w:vertAlign w:val="subscript"/>
+        </w:rPr>
+        <w:t>QED</w:t>
+      </w:r>
+      <w:r>
+        <w:t>/∂(∂</w:t>
+      </w:r>
+      <w:r>
+        <w:rPr>
+          <w:vertAlign w:val="subscript"/>
+        </w:rPr>
+        <w:t>μ</w:t>
+      </w:r>
+      <w:r>
+        <w:t>A</w:t>
+      </w:r>
+      <w:r>
+        <w:rPr>
+          <w:vertAlign w:val="subscript"/>
+        </w:rPr>
+        <w:t>ν</w:t>
+      </w:r>
+      <w:r>
+        <w:t>)] − ∂ℒ</w:t>
+      </w:r>
+      <w:r>
+        <w:rPr>
+          <w:vertAlign w:val="subscript"/>
+        </w:rPr>
+        <w:t>QED</w:t>
+      </w:r>
+      <w:r>
+        <w:t>/∂A</w:t>
+      </w:r>
+      <w:r>
+        <w:rPr>
+          <w:vertAlign w:val="subscript"/>
+        </w:rPr>
+        <w:t>ν</w:t>
+      </w:r>
+      <w:r>
+        <w:t xml:space="preserve"> = 0, becomes</w:t>
       </w:r>
     </w:p>
     <w:p>
@@ -1545,7 +2878,124 @@
     </w:p>
     <w:p>
       <w:r>
-        <w:t>Confirm the sign of Section 4.1's result by checking the ν=0, μ=i component against the familiar Gauss's law ∇·E=ρ of Lesson 8. F^i0=−F^0i=−E^i (Lesson 8's convention, F_0i=E_i, restated in the memory of earlier lessons), so ∂_iF^i0=−∂_iE^i=−∇·E, and the ν=0 Maxwell equation reads −∇·E=j^0, i.e. ∇·E=−j^0=−ρ_(charge current's zero-component); tracking the sign of j^0 for the electron (negative charge density for a state of positive particle number, Lesson 30) reproduces the correct, familiar sign relating the divergence of E to the charge density, confirming the bookkeeping of Section 4.1 is consistent with Lesson 8's original convention.</w:t>
+        <w:t>Confirm the sign of Section 4.1's result by checking the ν=0, μ=i component against the familiar Gauss's law ∇·E=ρ of Lesson 8. F</w:t>
+      </w:r>
+      <w:r>
+        <w:rPr>
+          <w:vertAlign w:val="superscript"/>
+        </w:rPr>
+        <w:t>i</w:t>
+      </w:r>
+      <w:r>
+        <w:t>0=−F</w:t>
+      </w:r>
+      <w:r>
+        <w:rPr>
+          <w:vertAlign w:val="superscript"/>
+        </w:rPr>
+        <w:t>0i</w:t>
+      </w:r>
+      <w:r>
+        <w:t>=−E</w:t>
+      </w:r>
+      <w:r>
+        <w:rPr>
+          <w:vertAlign w:val="superscript"/>
+        </w:rPr>
+        <w:t>i</w:t>
+      </w:r>
+      <w:r>
+        <w:t xml:space="preserve"> (Lesson 8's convention, F</w:t>
+      </w:r>
+      <w:r>
+        <w:rPr>
+          <w:vertAlign w:val="subscript"/>
+        </w:rPr>
+        <w:t>0i</w:t>
+      </w:r>
+      <w:r>
+        <w:t>=E</w:t>
+      </w:r>
+      <w:r>
+        <w:rPr>
+          <w:vertAlign w:val="subscript"/>
+        </w:rPr>
+        <w:t>i</w:t>
+      </w:r>
+      <w:r>
+        <w:t>, restated in the memory of earlier lessons), so ∂</w:t>
+      </w:r>
+      <w:r>
+        <w:rPr>
+          <w:vertAlign w:val="subscript"/>
+        </w:rPr>
+        <w:t>i</w:t>
+      </w:r>
+      <w:r>
+        <w:t>F</w:t>
+      </w:r>
+      <w:r>
+        <w:rPr>
+          <w:vertAlign w:val="superscript"/>
+        </w:rPr>
+        <w:t>i</w:t>
+      </w:r>
+      <w:r>
+        <w:t>0=−∂</w:t>
+      </w:r>
+      <w:r>
+        <w:rPr>
+          <w:vertAlign w:val="subscript"/>
+        </w:rPr>
+        <w:t>i</w:t>
+      </w:r>
+      <w:r>
+        <w:t>E</w:t>
+      </w:r>
+      <w:r>
+        <w:rPr>
+          <w:vertAlign w:val="superscript"/>
+        </w:rPr>
+        <w:t>i</w:t>
+      </w:r>
+      <w:r>
+        <w:t>=−∇·E, and the ν=0 Maxwell equation reads −∇·E=j</w:t>
+      </w:r>
+      <w:r>
+        <w:rPr>
+          <w:vertAlign w:val="superscript"/>
+        </w:rPr>
+        <w:t>0</w:t>
+      </w:r>
+      <w:r>
+        <w:t>, i.e. ∇·E=−j</w:t>
+      </w:r>
+      <w:r>
+        <w:rPr>
+          <w:vertAlign w:val="superscript"/>
+        </w:rPr>
+        <w:t>0</w:t>
+      </w:r>
+      <w:r>
+        <w:t>=−ρ</w:t>
+      </w:r>
+      <w:r>
+        <w:rPr>
+          <w:vertAlign w:val="subscript"/>
+        </w:rPr>
+        <w:t>charge current's zero-component</w:t>
+      </w:r>
+      <w:r>
+        <w:t>; tracking the sign of j</w:t>
+      </w:r>
+      <w:r>
+        <w:rPr>
+          <w:vertAlign w:val="superscript"/>
+        </w:rPr>
+        <w:t>0</w:t>
+      </w:r>
+      <w:r>
+        <w:t xml:space="preserve"> for the electron (negative charge density for a state of positive particle number, Lesson 30) reproduces the correct, familiar sign relating the divergence of E to the charge density, confirming the bookkeeping of Section 4.1 is consistent with Lesson 8's original convention.</w:t>
       </w:r>
     </w:p>
     <w:p>
@@ -1566,7 +3016,43 @@
     </w:p>
     <w:p>
       <w:r>
-        <w:t>Taking ∂_ν of both sides of ∂_μF^μν=j^ν,</w:t>
+        <w:t>Taking ∂</w:t>
+      </w:r>
+      <w:r>
+        <w:rPr>
+          <w:vertAlign w:val="subscript"/>
+        </w:rPr>
+        <w:t>ν</w:t>
+      </w:r>
+      <w:r>
+        <w:t xml:space="preserve"> of both sides of ∂</w:t>
+      </w:r>
+      <w:r>
+        <w:rPr>
+          <w:vertAlign w:val="subscript"/>
+        </w:rPr>
+        <w:t>μ</w:t>
+      </w:r>
+      <w:r>
+        <w:t>F</w:t>
+      </w:r>
+      <w:r>
+        <w:rPr>
+          <w:vertAlign w:val="superscript"/>
+        </w:rPr>
+        <w:t>μν</w:t>
+      </w:r>
+      <w:r>
+        <w:t>=j</w:t>
+      </w:r>
+      <w:r>
+        <w:rPr>
+          <w:vertAlign w:val="superscript"/>
+        </w:rPr>
+        <w:t>ν</w:t>
+      </w:r>
+      <w:r>
+        <w:t>,</w:t>
       </w:r>
     </w:p>
     <w:p>
@@ -1644,7 +3130,88 @@
     </w:p>
     <w:p>
       <w:r>
-        <w:t>The left side is a contraction of the symmetric operator ∂_ν∂_μ (partial derivatives commute, Lesson 4, Exercise 3) with the antisymmetric tensor F^μν; a symmetric object contracted with an antisymmetric one vanishes identically (swapping the dummy indices μ,ν leaves ∂_ν∂_μF^μν unchanged by symmetry of the derivatives but negates it by antisymmetry of F^μν, forcing it to equal its own negative, hence zero). So ∂_νj^ν=0 is required by the photon's own equation of motion, with no reference to Noether's theorem at all.</w:t>
+        <w:t>The left side is a contraction of the symmetric operator ∂</w:t>
+      </w:r>
+      <w:r>
+        <w:rPr>
+          <w:vertAlign w:val="subscript"/>
+        </w:rPr>
+        <w:t>ν</w:t>
+      </w:r>
+      <w:r>
+        <w:t>∂</w:t>
+      </w:r>
+      <w:r>
+        <w:rPr>
+          <w:vertAlign w:val="subscript"/>
+        </w:rPr>
+        <w:t>μ</w:t>
+      </w:r>
+      <w:r>
+        <w:t xml:space="preserve"> (partial derivatives commute, Lesson 4, Exercise 3) with the antisymmetric tensor F</w:t>
+      </w:r>
+      <w:r>
+        <w:rPr>
+          <w:vertAlign w:val="superscript"/>
+        </w:rPr>
+        <w:t>μν</w:t>
+      </w:r>
+      <w:r>
+        <w:t>; a symmetric object contracted with an antisymmetric one vanishes identically (swapping the dummy indices μ,ν leaves ∂</w:t>
+      </w:r>
+      <w:r>
+        <w:rPr>
+          <w:vertAlign w:val="subscript"/>
+        </w:rPr>
+        <w:t>ν</w:t>
+      </w:r>
+      <w:r>
+        <w:t>∂</w:t>
+      </w:r>
+      <w:r>
+        <w:rPr>
+          <w:vertAlign w:val="subscript"/>
+        </w:rPr>
+        <w:t>μ</w:t>
+      </w:r>
+      <w:r>
+        <w:t>F</w:t>
+      </w:r>
+      <w:r>
+        <w:rPr>
+          <w:vertAlign w:val="superscript"/>
+        </w:rPr>
+        <w:t>μν</w:t>
+      </w:r>
+      <w:r>
+        <w:t xml:space="preserve"> unchanged by symmetry of the derivatives but negates it by antisymmetry of F</w:t>
+      </w:r>
+      <w:r>
+        <w:rPr>
+          <w:vertAlign w:val="superscript"/>
+        </w:rPr>
+        <w:t>μν</w:t>
+      </w:r>
+      <w:r>
+        <w:t>, forcing it to equal its own negative, hence zero). So ∂</w:t>
+      </w:r>
+      <w:r>
+        <w:rPr>
+          <w:vertAlign w:val="subscript"/>
+        </w:rPr>
+        <w:t>ν</w:t>
+      </w:r>
+      <w:r>
+        <w:t>j</w:t>
+      </w:r>
+      <w:r>
+        <w:rPr>
+          <w:vertAlign w:val="superscript"/>
+        </w:rPr>
+        <w:t>ν</w:t>
+      </w:r>
+      <w:r>
+        <w:t>=0 is required by the photon's own equation of motion, with no reference to Noether's theorem at all.</w:t>
       </w:r>
     </w:p>
     <w:p>
@@ -1657,7 +3224,25 @@
     </w:p>
     <w:p>
       <w:r>
-        <w:t>Lesson 31 derived ∂_νj^ν=0 from the electron field's global phase symmetry via Noether's theorem, entirely independently of Maxwell's equations. Section 5.1 derives the identical conservation law from the structure of the photon field equation. That two independent arguments, one about the matter sector's symmetry and one about the photon sector's antisymmetric field strength, agree exactly is a strong consistency check on the whole construction: a Lagrangian assembled from pieces that were each separately correct could easily have failed to produce a fully consistent pair of coupled equations, and it does not fail.</w:t>
+        <w:t>Lesson 31 derived ∂</w:t>
+      </w:r>
+      <w:r>
+        <w:rPr>
+          <w:vertAlign w:val="subscript"/>
+        </w:rPr>
+        <w:t>ν</w:t>
+      </w:r>
+      <w:r>
+        <w:t>j</w:t>
+      </w:r>
+      <w:r>
+        <w:rPr>
+          <w:vertAlign w:val="superscript"/>
+        </w:rPr>
+        <w:t>ν</w:t>
+      </w:r>
+      <w:r>
+        <w:t>=0 from the electron field's global phase symmetry via Noether's theorem, entirely independently of Maxwell's equations. Section 5.1 derives the identical conservation law from the structure of the photon field equation. That two independent arguments, one about the matter sector's symmetry and one about the photon sector's antisymmetric field strength, agree exactly is a strong consistency check on the whole construction: a Lagrangian assembled from pieces that were each separately correct could easily have failed to produce a fully consistent pair of coupled equations, and it does not fail.</w:t>
       </w:r>
     </w:p>
     <w:p>
@@ -1671,7 +3256,34 @@
     </w:p>
     <w:p>
       <w:r>
-        <w:t>Explain briefly why this consistency was not guaranteed in advance, from the way ℒ_QED was assembled. ℒ_QED was built by taking two Lagrangians, each independently gauge invariant and each already known to imply a sensible equation of motion on its own (Lessons 26/37 for the photon, Lesson 40 for the electron), and simply adding them; nothing in that construction explicitly enforced that the photon equation's source would automatically be conserved. That it is conserved, verified in Section 5.1 using only the algebraic antisymmetry of F^μν, reflects that gauge invariance (Section 2) and current conservation are, in a theory of this kind, two faces of the same underlying structure, not independent requirements that happened to both be satisfied.</w:t>
+        <w:t>Explain briefly why this consistency was not guaranteed in advance, from the way ℒ</w:t>
+      </w:r>
+      <w:r>
+        <w:rPr>
+          <w:vertAlign w:val="subscript"/>
+        </w:rPr>
+        <w:t>QED</w:t>
+      </w:r>
+      <w:r>
+        <w:t xml:space="preserve"> was assembled. ℒ</w:t>
+      </w:r>
+      <w:r>
+        <w:rPr>
+          <w:vertAlign w:val="subscript"/>
+        </w:rPr>
+        <w:t>QED</w:t>
+      </w:r>
+      <w:r>
+        <w:t xml:space="preserve"> was built by taking two Lagrangians, each independently gauge invariant and each already known to imply a sensible equation of motion on its own (Lessons 26/37 for the photon, Lesson 40 for the electron), and simply adding them; nothing in that construction explicitly enforced that the photon equation's source would automatically be conserved. That it is conserved, verified in Section 5.1 using only the algebraic antisymmetry of F</w:t>
+      </w:r>
+      <w:r>
+        <w:rPr>
+          <w:vertAlign w:val="superscript"/>
+        </w:rPr>
+        <w:t>μν</w:t>
+      </w:r>
+      <w:r>
+        <w:t>, reflects that gauge invariance (Section 2) and current conservation are, in a theory of this kind, two faces of the same underlying structure, not independent requirements that happened to both be satisfied.</w:t>
       </w:r>
     </w:p>
     <w:p>
@@ -1821,7 +3433,43 @@
     </w:p>
     <w:p>
       <w:r>
-        <w:t>a pair of coupled equations: the electron's motion depends on A_μ through D_μ, and A_μ's source depends on ψ through j^ν. Solved as classical field equations (treating ψ as a classical spinor field rather than an operator), these already describe, for example, the classical scattering of a charged wave packet by its own radiated field, though this course does not pursue that classical limit further.</w:t>
+        <w:t>a pair of coupled equations: the electron's motion depends on A</w:t>
+      </w:r>
+      <w:r>
+        <w:rPr>
+          <w:vertAlign w:val="subscript"/>
+        </w:rPr>
+        <w:t>μ</w:t>
+      </w:r>
+      <w:r>
+        <w:t xml:space="preserve"> through D</w:t>
+      </w:r>
+      <w:r>
+        <w:rPr>
+          <w:vertAlign w:val="subscript"/>
+        </w:rPr>
+        <w:t>μ</w:t>
+      </w:r>
+      <w:r>
+        <w:t>, and A</w:t>
+      </w:r>
+      <w:r>
+        <w:rPr>
+          <w:vertAlign w:val="subscript"/>
+        </w:rPr>
+        <w:t>μ</w:t>
+      </w:r>
+      <w:r>
+        <w:t>'s source depends on ψ through j</w:t>
+      </w:r>
+      <w:r>
+        <w:rPr>
+          <w:vertAlign w:val="superscript"/>
+        </w:rPr>
+        <w:t>ν</w:t>
+      </w:r>
+      <w:r>
+        <w:t>. Solved as classical field equations (treating ψ as a classical spinor field rather than an operator), these already describe, for example, the classical scattering of a charged wave packet by its own radiated field, though this course does not pursue that classical limit further.</w:t>
       </w:r>
     </w:p>
     <w:p>
@@ -1834,7 +3482,34 @@
     </w:p>
     <w:p>
       <w:r>
-        <w:t>Lessons 36 and 38 quantized the free electron and photon fields separately, each governed by a Lagrangian with no interaction term, so that the mode expansions, creation and annihilation operators, and Fock spaces built there describe free particles that do not interact. ℒ_QED's interaction term, eψ̄γ^μψA_μ, couples these two previously independent Fock spaces, and the resulting theory cannot be solved exactly; extracting physical predictions, such as the electron-photon scattering amplitudes and the vertex factor previewed as far back as Lesson 23, requires the perturbative and path-integral or canonical interaction-picture methods developed starting in Part VII. This lesson has assembled the exact, non-perturbative Lagrangian those later methods will be applied to; nothing about the Lagrangian itself is approximate.</w:t>
+        <w:t>Lessons 36 and 38 quantized the free electron and photon fields separately, each governed by a Lagrangian with no interaction term, so that the mode expansions, creation and annihilation operators, and Fock spaces built there describe free particles that do not interact. ℒ</w:t>
+      </w:r>
+      <w:r>
+        <w:rPr>
+          <w:vertAlign w:val="subscript"/>
+        </w:rPr>
+        <w:t>QED</w:t>
+      </w:r>
+      <w:r>
+        <w:t>'s interaction term, eψ̄γ</w:t>
+      </w:r>
+      <w:r>
+        <w:rPr>
+          <w:vertAlign w:val="superscript"/>
+        </w:rPr>
+        <w:t>μ</w:t>
+      </w:r>
+      <w:r>
+        <w:t>ψA</w:t>
+      </w:r>
+      <w:r>
+        <w:rPr>
+          <w:vertAlign w:val="subscript"/>
+        </w:rPr>
+        <w:t>μ</w:t>
+      </w:r>
+      <w:r>
+        <w:t>, couples these two previously independent Fock spaces, and the resulting theory cannot be solved exactly; extracting physical predictions, such as the electron-photon scattering amplitudes and the vertex factor previewed as far back as Lesson 23, requires the perturbative and path-integral or canonical interaction-picture methods developed starting in Part VII. This lesson has assembled the exact, non-perturbative Lagrangian those later methods will be applied to; nothing about the Lagrangian itself is approximate.</w:t>
       </w:r>
     </w:p>
     <w:p>
@@ -1918,7 +3593,22 @@
           </w:tcPr>
           <w:p>
             <w:r>
-              <w:t>−(1/4)F_μνF^μν</w:t>
+              <w:t>−(1/4)F</w:t>
+            </w:r>
+            <w:r>
+              <w:rPr>
+                <w:vertAlign w:val="subscript"/>
+              </w:rPr>
+              <w:t>μν</w:t>
+            </w:r>
+            <w:r>
+              <w:t>F</w:t>
+            </w:r>
+            <w:r>
+              <w:rPr>
+                <w:vertAlign w:val="superscript"/>
+              </w:rPr>
+              <w:t>μν</w:t>
             </w:r>
           </w:p>
         </w:tc>
@@ -1955,7 +3645,25 @@
           </w:tcPr>
           <w:p>
             <w:r>
-              <w:t>ψ̄(iγ^μD_μ−m)ψ</w:t>
+              <w:t>ψ̄(iγ</w:t>
+            </w:r>
+            <w:r>
+              <w:rPr>
+                <w:vertAlign w:val="superscript"/>
+              </w:rPr>
+              <w:t>μ</w:t>
+            </w:r>
+            <w:r>
+              <w:t>D</w:t>
+            </w:r>
+            <w:r>
+              <w:rPr>
+                <w:vertAlign w:val="subscript"/>
+              </w:rPr>
+              <w:t>μ</w:t>
+            </w:r>
+            <w:r>
+              <w:t>−m)ψ</w:t>
             </w:r>
           </w:p>
         </w:tc>
@@ -2029,7 +3737,25 @@
           </w:tcPr>
           <w:p>
             <w:r>
-              <w:t>(iγ^μD_μ−m)ψ=0</w:t>
+              <w:t>(iγ</w:t>
+            </w:r>
+            <w:r>
+              <w:rPr>
+                <w:vertAlign w:val="superscript"/>
+              </w:rPr>
+              <w:t>μ</w:t>
+            </w:r>
+            <w:r>
+              <w:t>D</w:t>
+            </w:r>
+            <w:r>
+              <w:rPr>
+                <w:vertAlign w:val="subscript"/>
+              </w:rPr>
+              <w:t>μ</w:t>
+            </w:r>
+            <w:r>
+              <w:t>−m)ψ=0</w:t>
             </w:r>
           </w:p>
         </w:tc>
@@ -2066,7 +3792,31 @@
           </w:tcPr>
           <w:p>
             <w:r>
-              <w:t>∂_μF^μν=j^ν</w:t>
+              <w:t>∂</w:t>
+            </w:r>
+            <w:r>
+              <w:rPr>
+                <w:vertAlign w:val="subscript"/>
+              </w:rPr>
+              <w:t>μ</w:t>
+            </w:r>
+            <w:r>
+              <w:t>F</w:t>
+            </w:r>
+            <w:r>
+              <w:rPr>
+                <w:vertAlign w:val="superscript"/>
+              </w:rPr>
+              <w:t>μν</w:t>
+            </w:r>
+            <w:r>
+              <w:t>=j</w:t>
+            </w:r>
+            <w:r>
+              <w:rPr>
+                <w:vertAlign w:val="superscript"/>
+              </w:rPr>
+              <w:t>ν</w:t>
             </w:r>
           </w:p>
         </w:tc>
@@ -2103,7 +3853,52 @@
           </w:tcPr>
           <w:p>
             <w:r>
-              <w:t>∂_νj^ν=0 from ∂_μ∂_νF^μν≡0</w:t>
+              <w:t>∂</w:t>
+            </w:r>
+            <w:r>
+              <w:rPr>
+                <w:vertAlign w:val="subscript"/>
+              </w:rPr>
+              <w:t>ν</w:t>
+            </w:r>
+            <w:r>
+              <w:t>j</w:t>
+            </w:r>
+            <w:r>
+              <w:rPr>
+                <w:vertAlign w:val="superscript"/>
+              </w:rPr>
+              <w:t>ν</w:t>
+            </w:r>
+            <w:r>
+              <w:t>=0 from ∂</w:t>
+            </w:r>
+            <w:r>
+              <w:rPr>
+                <w:vertAlign w:val="subscript"/>
+              </w:rPr>
+              <w:t>μ</w:t>
+            </w:r>
+            <w:r>
+              <w:t>∂</w:t>
+            </w:r>
+            <w:r>
+              <w:rPr>
+                <w:vertAlign w:val="subscript"/>
+              </w:rPr>
+              <w:t>ν</w:t>
+            </w:r>
+            <w:r>
+              <w:t>F</w:t>
+            </w:r>
+            <w:r>
+              <w:rPr>
+                <w:vertAlign w:val="superscript"/>
+              </w:rPr>
+              <w:t>μν</w:t>
+            </w:r>
+            <w:r>
+              <w:t>≡0</w:t>
             </w:r>
           </w:p>
         </w:tc>
@@ -2129,7 +3924,25 @@
     </w:tbl>
     <w:p>
       <w:r>
-        <w:t>With ℒ_QED assembled and both its field equations derived, Lesson 43 looks more closely at F_μν itself within this completed theory, and Lessons 44 and 45 examine the coupling constant e and the electron-photon vertex it controls, completing Part VI.</w:t>
+        <w:t>With ℒ</w:t>
+      </w:r>
+      <w:r>
+        <w:rPr>
+          <w:vertAlign w:val="subscript"/>
+        </w:rPr>
+        <w:t>QED</w:t>
+      </w:r>
+      <w:r>
+        <w:t xml:space="preserve"> assembled and both its field equations derived, Lesson 43 looks more closely at F</w:t>
+      </w:r>
+      <w:r>
+        <w:rPr>
+          <w:vertAlign w:val="subscript"/>
+        </w:rPr>
+        <w:t>μν</w:t>
+      </w:r>
+      <w:r>
+        <w:t xml:space="preserve"> itself within this completed theory, and Lessons 44 and 45 examine the coupling constant e and the electron-photon vertex it controls, completing Part VI.</w:t>
       </w:r>
     </w:p>
     <w:p>
@@ -2149,7 +3962,52 @@
         </w:numPr>
       </w:pPr>
       <w:r>
-        <w:t>ℒ_QED = −(1/4)F_μνF^μν + ψ̄(iγ^μD_μ−m)ψ combines the free photon Lagrangian of Lessons 26/37 with the interacting Dirac Lagrangian of Lesson 40.</w:t>
+        <w:t>ℒ</w:t>
+      </w:r>
+      <w:r>
+        <w:rPr>
+          <w:vertAlign w:val="subscript"/>
+        </w:rPr>
+        <w:t>QED</w:t>
+      </w:r>
+      <w:r>
+        <w:t xml:space="preserve"> = −(1/4)F</w:t>
+      </w:r>
+      <w:r>
+        <w:rPr>
+          <w:vertAlign w:val="subscript"/>
+        </w:rPr>
+        <w:t>μν</w:t>
+      </w:r>
+      <w:r>
+        <w:t>F</w:t>
+      </w:r>
+      <w:r>
+        <w:rPr>
+          <w:vertAlign w:val="superscript"/>
+        </w:rPr>
+        <w:t>μν</w:t>
+      </w:r>
+      <w:r>
+        <w:t xml:space="preserve"> + ψ̄(iγ</w:t>
+      </w:r>
+      <w:r>
+        <w:rPr>
+          <w:vertAlign w:val="superscript"/>
+        </w:rPr>
+        <w:t>μ</w:t>
+      </w:r>
+      <w:r>
+        <w:t>D</w:t>
+      </w:r>
+      <w:r>
+        <w:rPr>
+          <w:vertAlign w:val="subscript"/>
+        </w:rPr>
+        <w:t>μ</w:t>
+      </w:r>
+      <w:r>
+        <w:t>−m)ψ combines the free photon Lagrangian of Lessons 26/37 with the interacting Dirac Lagrangian of Lesson 40.</w:t>
       </w:r>
     </w:p>
     <w:p>
@@ -2161,7 +4019,52 @@
         </w:numPr>
       </w:pPr>
       <w:r>
-        <w:t>ℒ_QED is gauge invariant because each piece is separately invariant under the same combined transformation, ψ→e^(−iqα)ψ, A_μ→A_μ+∂_μα.</w:t>
+        <w:t>ℒ</w:t>
+      </w:r>
+      <w:r>
+        <w:rPr>
+          <w:vertAlign w:val="subscript"/>
+        </w:rPr>
+        <w:t>QED</w:t>
+      </w:r>
+      <w:r>
+        <w:t xml:space="preserve"> is gauge invariant because each piece is separately invariant under the same combined transformation, ψ→e</w:t>
+      </w:r>
+      <w:r>
+        <w:rPr>
+          <w:vertAlign w:val="superscript"/>
+        </w:rPr>
+        <w:t>−iqα</w:t>
+      </w:r>
+      <w:r>
+        <w:t>ψ, A</w:t>
+      </w:r>
+      <w:r>
+        <w:rPr>
+          <w:vertAlign w:val="subscript"/>
+        </w:rPr>
+        <w:t>μ</w:t>
+      </w:r>
+      <w:r>
+        <w:t>→A</w:t>
+      </w:r>
+      <w:r>
+        <w:rPr>
+          <w:vertAlign w:val="subscript"/>
+        </w:rPr>
+        <w:t>μ</w:t>
+      </w:r>
+      <w:r>
+        <w:t>+∂</w:t>
+      </w:r>
+      <w:r>
+        <w:rPr>
+          <w:vertAlign w:val="subscript"/>
+        </w:rPr>
+        <w:t>μα</w:t>
+      </w:r>
+      <w:r>
+        <w:t>.</w:t>
       </w:r>
     </w:p>
     <w:p>
@@ -2173,7 +4076,25 @@
         </w:numPr>
       </w:pPr>
       <w:r>
-        <w:t>Varying with respect to ψ̄ gives the gauged Dirac equation, (iγ^μD_μ−m)ψ=0.</w:t>
+        <w:t>Varying with respect to ψ̄ gives the gauged Dirac equation, (iγ</w:t>
+      </w:r>
+      <w:r>
+        <w:rPr>
+          <w:vertAlign w:val="superscript"/>
+        </w:rPr>
+        <w:t>μ</w:t>
+      </w:r>
+      <w:r>
+        <w:t>D</w:t>
+      </w:r>
+      <w:r>
+        <w:rPr>
+          <w:vertAlign w:val="subscript"/>
+        </w:rPr>
+        <w:t>μ</w:t>
+      </w:r>
+      <w:r>
+        <w:t>−m)ψ=0.</w:t>
       </w:r>
     </w:p>
     <w:p>
@@ -2185,7 +4106,70 @@
         </w:numPr>
       </w:pPr>
       <w:r>
-        <w:t>Varying with respect to A_ν, using ∂ℒ/∂(∂_μA_ν)=−F^μν, gives the inhomogeneous Maxwell equation ∂_μF^μν=j^ν.</w:t>
+        <w:t>Varying with respect to A</w:t>
+      </w:r>
+      <w:r>
+        <w:rPr>
+          <w:vertAlign w:val="subscript"/>
+        </w:rPr>
+        <w:t>ν</w:t>
+      </w:r>
+      <w:r>
+        <w:t>, using ∂ℒ/∂(∂</w:t>
+      </w:r>
+      <w:r>
+        <w:rPr>
+          <w:vertAlign w:val="subscript"/>
+        </w:rPr>
+        <w:t>μ</w:t>
+      </w:r>
+      <w:r>
+        <w:t>A</w:t>
+      </w:r>
+      <w:r>
+        <w:rPr>
+          <w:vertAlign w:val="subscript"/>
+        </w:rPr>
+        <w:t>ν</w:t>
+      </w:r>
+      <w:r>
+        <w:t>)=−F</w:t>
+      </w:r>
+      <w:r>
+        <w:rPr>
+          <w:vertAlign w:val="superscript"/>
+        </w:rPr>
+        <w:t>μν</w:t>
+      </w:r>
+      <w:r>
+        <w:t>, gives the inhomogeneous Maxwell equation ∂</w:t>
+      </w:r>
+      <w:r>
+        <w:rPr>
+          <w:vertAlign w:val="subscript"/>
+        </w:rPr>
+        <w:t>μ</w:t>
+      </w:r>
+      <w:r>
+        <w:t>F</w:t>
+      </w:r>
+      <w:r>
+        <w:rPr>
+          <w:vertAlign w:val="superscript"/>
+        </w:rPr>
+        <w:t>μν</w:t>
+      </w:r>
+      <w:r>
+        <w:t>=j</w:t>
+      </w:r>
+      <w:r>
+        <w:rPr>
+          <w:vertAlign w:val="superscript"/>
+        </w:rPr>
+        <w:t>ν</w:t>
+      </w:r>
+      <w:r>
+        <w:t>.</w:t>
       </w:r>
     </w:p>
     <w:p>
@@ -2197,7 +4181,34 @@
         </w:numPr>
       </w:pPr>
       <w:r>
-        <w:t>Current conservation, ∂_νj^ν=0, follows automatically from the antisymmetry of F^μν, independent of and consistent with the Noether-theorem derivation of Lesson 31.</w:t>
+        <w:t>Current conservation, ∂</w:t>
+      </w:r>
+      <w:r>
+        <w:rPr>
+          <w:vertAlign w:val="subscript"/>
+        </w:rPr>
+        <w:t>ν</w:t>
+      </w:r>
+      <w:r>
+        <w:t>j</w:t>
+      </w:r>
+      <w:r>
+        <w:rPr>
+          <w:vertAlign w:val="superscript"/>
+        </w:rPr>
+        <w:t>ν</w:t>
+      </w:r>
+      <w:r>
+        <w:t>=0, follows automatically from the antisymmetry of F</w:t>
+      </w:r>
+      <w:r>
+        <w:rPr>
+          <w:vertAlign w:val="superscript"/>
+        </w:rPr>
+        <w:t>μν</w:t>
+      </w:r>
+      <w:r>
+        <w:t>, independent of and consistent with the Noether-theorem derivation of Lesson 31.</w:t>
       </w:r>
     </w:p>
     <w:p>
@@ -2233,7 +4244,16 @@
         </w:numPr>
       </w:pPr>
       <w:r>
-        <w:t>ℒ_QED, in the one-line form of Section 1.2, is the single object the remainder of this course is built around.</w:t>
+        <w:t>ℒ</w:t>
+      </w:r>
+      <w:r>
+        <w:rPr>
+          <w:vertAlign w:val="subscript"/>
+        </w:rPr>
+        <w:t>QED</w:t>
+      </w:r>
+      <w:r>
+        <w:t>, in the one-line form of Section 1.2, is the single object the remainder of this course is built around.</w:t>
       </w:r>
     </w:p>
     <w:p>
@@ -2334,7 +4354,31 @@
           </w:tcPr>
           <w:p>
             <w:r>
-              <w:t>Write ℒ_QED fully expanded, with D_μ written out explicitly, and label each of its four terms with the lesson where it was first derived.</w:t>
+              <w:rPr>
+                <w:b/>
+              </w:rPr>
+              <w:t>Core.</w:t>
+            </w:r>
+            <w:r>
+              <w:t xml:space="preserve"> Write ℒ</w:t>
+            </w:r>
+            <w:r>
+              <w:rPr>
+                <w:vertAlign w:val="subscript"/>
+              </w:rPr>
+              <w:t>QED</w:t>
+            </w:r>
+            <w:r>
+              <w:t xml:space="preserve"> fully expanded, with D</w:t>
+            </w:r>
+            <w:r>
+              <w:rPr>
+                <w:vertAlign w:val="subscript"/>
+              </w:rPr>
+              <w:t>μ</w:t>
+            </w:r>
+            <w:r>
+              <w:t xml:space="preserve"> written out explicitly, and label each of its four terms with the lesson where it was first derived.</w:t>
             </w:r>
           </w:p>
         </w:tc>
@@ -2372,7 +4416,13 @@
           </w:tcPr>
           <w:p>
             <w:r>
-              <w:t>Verify Worked example 1's claim by setting q=0 directly in the expanded form of Exercise 1 and confirming the two remaining terms are the free Lagrangians of Lessons 26 and 37.</w:t>
+              <w:rPr>
+                <w:b/>
+              </w:rPr>
+              <w:t>Core.</w:t>
+            </w:r>
+            <w:r>
+              <w:t xml:space="preserve"> Verify Worked example 1's claim by setting q=0 directly in the expanded form of Exercise 1 and confirming the two remaining terms are the free Lagrangians of Lessons 26 and 37.</w:t>
             </w:r>
           </w:p>
         </w:tc>
@@ -2408,7 +4458,58 @@
           </w:tcPr>
           <w:p>
             <w:r>
-              <w:t>Derive the adjoint equation of Section 3.2 in full: vary ℒ_QED with respect to ψ (not ψ̄), using integration by parts on the derivative terms as in Lesson 27, and show it gives i∂_μψ̄γ^μ+qψ̄γ^μA_μ+mψ̄=0.</w:t>
+              <w:rPr>
+                <w:b/>
+              </w:rPr>
+              <w:t>Extension.</w:t>
+            </w:r>
+            <w:r>
+              <w:t xml:space="preserve"> Derive the adjoint equation of Section 3.2 in full: vary ℒ</w:t>
+            </w:r>
+            <w:r>
+              <w:rPr>
+                <w:vertAlign w:val="subscript"/>
+              </w:rPr>
+              <w:t>QED</w:t>
+            </w:r>
+            <w:r>
+              <w:t xml:space="preserve"> with respect to ψ (not ψ̄), using integration by parts on the derivative terms as in Lesson 27, and show it gives i∂</w:t>
+            </w:r>
+            <w:r>
+              <w:rPr>
+                <w:vertAlign w:val="subscript"/>
+              </w:rPr>
+              <w:t>μ</w:t>
+            </w:r>
+            <w:r>
+              <w:t>ψ̄γ</w:t>
+            </w:r>
+            <w:r>
+              <w:rPr>
+                <w:vertAlign w:val="superscript"/>
+              </w:rPr>
+              <w:t>μ</w:t>
+            </w:r>
+            <w:r>
+              <w:t>+qψ̄γ</w:t>
+            </w:r>
+            <w:r>
+              <w:rPr>
+                <w:vertAlign w:val="superscript"/>
+              </w:rPr>
+              <w:t>μ</w:t>
+            </w:r>
+            <w:r>
+              <w:t>A</w:t>
+            </w:r>
+            <w:r>
+              <w:rPr>
+                <w:vertAlign w:val="subscript"/>
+              </w:rPr>
+              <w:t>μ</w:t>
+            </w:r>
+            <w:r>
+              <w:t>+mψ̄=0.</w:t>
             </w:r>
           </w:p>
         </w:tc>
@@ -2446,7 +4547,31 @@
           </w:tcPr>
           <w:p>
             <w:r>
-              <w:t>Confirm that Section 3.2's equation is the Hermitian conjugate of Section 3.1's equation by taking the conjugate of (iγ^μD_μ−m)ψ=0 directly and relating the result to ψ̄ via γ⁰, following the method of Lesson 22, Exercise 8.</w:t>
+              <w:rPr>
+                <w:b/>
+              </w:rPr>
+              <w:t>Extension.</w:t>
+            </w:r>
+            <w:r>
+              <w:t xml:space="preserve"> Confirm that Section 3.2's equation is the Hermitian conjugate of Section 3.1's equation by taking the conjugate of (iγ</w:t>
+            </w:r>
+            <w:r>
+              <w:rPr>
+                <w:vertAlign w:val="superscript"/>
+              </w:rPr>
+              <w:t>μ</w:t>
+            </w:r>
+            <w:r>
+              <w:t>D</w:t>
+            </w:r>
+            <w:r>
+              <w:rPr>
+                <w:vertAlign w:val="subscript"/>
+              </w:rPr>
+              <w:t>μ</w:t>
+            </w:r>
+            <w:r>
+              <w:t>−m)ψ=0 directly and relating the result to ψ̄ via γ⁰, following the method of Lesson 22, Exercise 8.</w:t>
             </w:r>
           </w:p>
         </w:tc>
@@ -2482,7 +4607,163 @@
           </w:tcPr>
           <w:p>
             <w:r>
-              <w:t>Reproduce the computation of Section 4.1, ∂F_αβ/∂(∂_μA_ν)=δ^μ_αδ^ν_β−δ^μ_βδ^ν_α, by writing out F_αβ=∂_αA_β−∂_βA_α and differentiating term by term with respect to the independent variable ∂_μA_ν.</w:t>
+              <w:rPr>
+                <w:b/>
+              </w:rPr>
+              <w:t>Core.</w:t>
+            </w:r>
+            <w:r>
+              <w:t xml:space="preserve"> Reproduce the computation of Section 4.1, ∂F</w:t>
+            </w:r>
+            <w:r>
+              <w:rPr>
+                <w:vertAlign w:val="subscript"/>
+              </w:rPr>
+              <w:t>αβ</w:t>
+            </w:r>
+            <w:r>
+              <w:t>/∂(∂</w:t>
+            </w:r>
+            <w:r>
+              <w:rPr>
+                <w:vertAlign w:val="subscript"/>
+              </w:rPr>
+              <w:t>μ</w:t>
+            </w:r>
+            <w:r>
+              <w:t>A</w:t>
+            </w:r>
+            <w:r>
+              <w:rPr>
+                <w:vertAlign w:val="subscript"/>
+              </w:rPr>
+              <w:t>ν</w:t>
+            </w:r>
+            <w:r>
+              <w:t>)=δ</w:t>
+            </w:r>
+            <w:r>
+              <w:rPr>
+                <w:vertAlign w:val="superscript"/>
+              </w:rPr>
+              <w:t>μ</w:t>
+            </w:r>
+            <w:r>
+              <w:rPr>
+                <w:vertAlign w:val="subscript"/>
+              </w:rPr>
+              <w:t>α</w:t>
+            </w:r>
+            <w:r>
+              <w:t>δ</w:t>
+            </w:r>
+            <w:r>
+              <w:rPr>
+                <w:vertAlign w:val="superscript"/>
+              </w:rPr>
+              <w:t>ν</w:t>
+            </w:r>
+            <w:r>
+              <w:rPr>
+                <w:vertAlign w:val="subscript"/>
+              </w:rPr>
+              <w:t>β</w:t>
+            </w:r>
+            <w:r>
+              <w:t>−δ</w:t>
+            </w:r>
+            <w:r>
+              <w:rPr>
+                <w:vertAlign w:val="superscript"/>
+              </w:rPr>
+              <w:t>μ</w:t>
+            </w:r>
+            <w:r>
+              <w:rPr>
+                <w:vertAlign w:val="subscript"/>
+              </w:rPr>
+              <w:t>β</w:t>
+            </w:r>
+            <w:r>
+              <w:t>δ</w:t>
+            </w:r>
+            <w:r>
+              <w:rPr>
+                <w:vertAlign w:val="superscript"/>
+              </w:rPr>
+              <w:t>ν</w:t>
+            </w:r>
+            <w:r>
+              <w:rPr>
+                <w:vertAlign w:val="subscript"/>
+              </w:rPr>
+              <w:t>α</w:t>
+            </w:r>
+            <w:r>
+              <w:t>, by writing out F</w:t>
+            </w:r>
+            <w:r>
+              <w:rPr>
+                <w:vertAlign w:val="subscript"/>
+              </w:rPr>
+              <w:t>αβ</w:t>
+            </w:r>
+            <w:r>
+              <w:t>=∂</w:t>
+            </w:r>
+            <w:r>
+              <w:rPr>
+                <w:vertAlign w:val="subscript"/>
+              </w:rPr>
+              <w:t>α</w:t>
+            </w:r>
+            <w:r>
+              <w:t>A</w:t>
+            </w:r>
+            <w:r>
+              <w:rPr>
+                <w:vertAlign w:val="subscript"/>
+              </w:rPr>
+              <w:t>β</w:t>
+            </w:r>
+            <w:r>
+              <w:t>−∂</w:t>
+            </w:r>
+            <w:r>
+              <w:rPr>
+                <w:vertAlign w:val="subscript"/>
+              </w:rPr>
+              <w:t>β</w:t>
+            </w:r>
+            <w:r>
+              <w:t>A</w:t>
+            </w:r>
+            <w:r>
+              <w:rPr>
+                <w:vertAlign w:val="subscript"/>
+              </w:rPr>
+              <w:t>α</w:t>
+            </w:r>
+            <w:r>
+              <w:t xml:space="preserve"> and differentiating term by term with respect to the independent variable ∂</w:t>
+            </w:r>
+            <w:r>
+              <w:rPr>
+                <w:vertAlign w:val="subscript"/>
+              </w:rPr>
+              <w:t>μ</w:t>
+            </w:r>
+            <w:r>
+              <w:t>A</w:t>
+            </w:r>
+            <w:r>
+              <w:rPr>
+                <w:vertAlign w:val="subscript"/>
+              </w:rPr>
+              <w:t>ν</w:t>
+            </w:r>
+            <w:r>
+              <w:t>.</w:t>
             </w:r>
           </w:p>
         </w:tc>
@@ -2520,7 +4801,58 @@
           </w:tcPr>
           <w:p>
             <w:r>
-              <w:t>Carry through the full chain-rule computation ∂[−(1/4)F_αβF^αβ]/∂(∂_μA_ν) step by step, including the factor of 2 from differentiating a quadratic expression, and confirm the final result −F^μν.</w:t>
+              <w:rPr>
+                <w:b/>
+              </w:rPr>
+              <w:t>Extension.</w:t>
+            </w:r>
+            <w:r>
+              <w:t xml:space="preserve"> Carry through the full chain-rule computation ∂[−(1/4)F</w:t>
+            </w:r>
+            <w:r>
+              <w:rPr>
+                <w:vertAlign w:val="subscript"/>
+              </w:rPr>
+              <w:t>αβ</w:t>
+            </w:r>
+            <w:r>
+              <w:t>F</w:t>
+            </w:r>
+            <w:r>
+              <w:rPr>
+                <w:vertAlign w:val="superscript"/>
+              </w:rPr>
+              <w:t>αβ</w:t>
+            </w:r>
+            <w:r>
+              <w:t>]/∂(∂</w:t>
+            </w:r>
+            <w:r>
+              <w:rPr>
+                <w:vertAlign w:val="subscript"/>
+              </w:rPr>
+              <w:t>μ</w:t>
+            </w:r>
+            <w:r>
+              <w:t>A</w:t>
+            </w:r>
+            <w:r>
+              <w:rPr>
+                <w:vertAlign w:val="subscript"/>
+              </w:rPr>
+              <w:t>ν</w:t>
+            </w:r>
+            <w:r>
+              <w:t>) step by step, including the factor of 2 from differentiating a quadratic expression, and confirm the final result −F</w:t>
+            </w:r>
+            <w:r>
+              <w:rPr>
+                <w:vertAlign w:val="superscript"/>
+              </w:rPr>
+              <w:t>μν</w:t>
+            </w:r>
+            <w:r>
+              <w:t>.</w:t>
             </w:r>
           </w:p>
         </w:tc>
@@ -2556,7 +4888,67 @@
           </w:tcPr>
           <w:p>
             <w:r>
-              <w:t>Verify ∂ℒ_QED/∂A_ν=eψ̄γ^νψ directly from the expanded Lagrangian of Exercise 1, and show it equals −j^ν using j^ν=qψ̄γ^νψ with q=−e.</w:t>
+              <w:rPr>
+                <w:b/>
+              </w:rPr>
+              <w:t>Core.</w:t>
+            </w:r>
+            <w:r>
+              <w:t xml:space="preserve"> Verify ∂ℒ</w:t>
+            </w:r>
+            <w:r>
+              <w:rPr>
+                <w:vertAlign w:val="subscript"/>
+              </w:rPr>
+              <w:t>QED</w:t>
+            </w:r>
+            <w:r>
+              <w:t>/∂A</w:t>
+            </w:r>
+            <w:r>
+              <w:rPr>
+                <w:vertAlign w:val="subscript"/>
+              </w:rPr>
+              <w:t>ν</w:t>
+            </w:r>
+            <w:r>
+              <w:t>=eψ̄γ</w:t>
+            </w:r>
+            <w:r>
+              <w:rPr>
+                <w:vertAlign w:val="superscript"/>
+              </w:rPr>
+              <w:t>ν</w:t>
+            </w:r>
+            <w:r>
+              <w:t>ψ directly from the expanded Lagrangian of Exercise 1, and show it equals −j</w:t>
+            </w:r>
+            <w:r>
+              <w:rPr>
+                <w:vertAlign w:val="superscript"/>
+              </w:rPr>
+              <w:t>ν</w:t>
+            </w:r>
+            <w:r>
+              <w:t xml:space="preserve"> using j</w:t>
+            </w:r>
+            <w:r>
+              <w:rPr>
+                <w:vertAlign w:val="superscript"/>
+              </w:rPr>
+              <w:t>ν</w:t>
+            </w:r>
+            <w:r>
+              <w:t>=qψ̄γ</w:t>
+            </w:r>
+            <w:r>
+              <w:rPr>
+                <w:vertAlign w:val="superscript"/>
+              </w:rPr>
+              <w:t>ν</w:t>
+            </w:r>
+            <w:r>
+              <w:t>ψ with q=−e.</w:t>
             </w:r>
           </w:p>
         </w:tc>
@@ -2594,7 +4986,40 @@
           </w:tcPr>
           <w:p>
             <w:r>
-              <w:t>Assemble Sections 4.1 and 4.2 into the full Euler–Lagrange equation and confirm every sign in the final result ∂_μF^μν=j^ν.</w:t>
+              <w:rPr>
+                <w:b/>
+              </w:rPr>
+              <w:t>Extension.</w:t>
+            </w:r>
+            <w:r>
+              <w:t xml:space="preserve"> Assemble Sections 4.1 and 4.2 into the full Euler–Lagrange equation and confirm every sign in the final result ∂</w:t>
+            </w:r>
+            <w:r>
+              <w:rPr>
+                <w:vertAlign w:val="subscript"/>
+              </w:rPr>
+              <w:t>μ</w:t>
+            </w:r>
+            <w:r>
+              <w:t>F</w:t>
+            </w:r>
+            <w:r>
+              <w:rPr>
+                <w:vertAlign w:val="superscript"/>
+              </w:rPr>
+              <w:t>μν</w:t>
+            </w:r>
+            <w:r>
+              <w:t>=j</w:t>
+            </w:r>
+            <w:r>
+              <w:rPr>
+                <w:vertAlign w:val="superscript"/>
+              </w:rPr>
+              <w:t>ν</w:t>
+            </w:r>
+            <w:r>
+              <w:t>.</w:t>
             </w:r>
           </w:p>
         </w:tc>
@@ -2630,7 +5055,67 @@
           </w:tcPr>
           <w:p>
             <w:r>
-              <w:t>Explain why ∂_μF^μν=j^ν, rather than ∂_μF^μν=−j^ν, is the physically correct sign by checking Worked example 3's ν=0 component against the known sign of Gauss's law from Lesson 8.</w:t>
+              <w:rPr>
+                <w:b/>
+              </w:rPr>
+              <w:t>Core.</w:t>
+            </w:r>
+            <w:r>
+              <w:t xml:space="preserve"> Explain why ∂</w:t>
+            </w:r>
+            <w:r>
+              <w:rPr>
+                <w:vertAlign w:val="subscript"/>
+              </w:rPr>
+              <w:t>μ</w:t>
+            </w:r>
+            <w:r>
+              <w:t>F</w:t>
+            </w:r>
+            <w:r>
+              <w:rPr>
+                <w:vertAlign w:val="superscript"/>
+              </w:rPr>
+              <w:t>μν</w:t>
+            </w:r>
+            <w:r>
+              <w:t>=j</w:t>
+            </w:r>
+            <w:r>
+              <w:rPr>
+                <w:vertAlign w:val="superscript"/>
+              </w:rPr>
+              <w:t>ν</w:t>
+            </w:r>
+            <w:r>
+              <w:t>, rather than ∂</w:t>
+            </w:r>
+            <w:r>
+              <w:rPr>
+                <w:vertAlign w:val="subscript"/>
+              </w:rPr>
+              <w:t>μ</w:t>
+            </w:r>
+            <w:r>
+              <w:t>F</w:t>
+            </w:r>
+            <w:r>
+              <w:rPr>
+                <w:vertAlign w:val="superscript"/>
+              </w:rPr>
+              <w:t>μν</w:t>
+            </w:r>
+            <w:r>
+              <w:t>=−j</w:t>
+            </w:r>
+            <w:r>
+              <w:rPr>
+                <w:vertAlign w:val="superscript"/>
+              </w:rPr>
+              <w:t>ν</w:t>
+            </w:r>
+            <w:r>
+              <w:t>, is the physically correct sign by checking Worked example 3's ν=0 component against the known sign of Gauss's law from Lesson 8.</w:t>
             </w:r>
           </w:p>
         </w:tc>
@@ -2668,7 +5153,76 @@
           </w:tcPr>
           <w:p>
             <w:r>
-              <w:t>Verify the identity ∂_ν∂_μF^μν=0 directly using the explicit antisymmetry F^μν=−F^νμ and the symmetry of ∂_ν∂_μ, following the argument of Section 5.1 with the index relabeling spelled out.</w:t>
+              <w:rPr>
+                <w:b/>
+              </w:rPr>
+              <w:t>Core.</w:t>
+            </w:r>
+            <w:r>
+              <w:t xml:space="preserve"> Verify the identity ∂</w:t>
+            </w:r>
+            <w:r>
+              <w:rPr>
+                <w:vertAlign w:val="subscript"/>
+              </w:rPr>
+              <w:t>ν</w:t>
+            </w:r>
+            <w:r>
+              <w:t>∂</w:t>
+            </w:r>
+            <w:r>
+              <w:rPr>
+                <w:vertAlign w:val="subscript"/>
+              </w:rPr>
+              <w:t>μ</w:t>
+            </w:r>
+            <w:r>
+              <w:t>F</w:t>
+            </w:r>
+            <w:r>
+              <w:rPr>
+                <w:vertAlign w:val="superscript"/>
+              </w:rPr>
+              <w:t>μν</w:t>
+            </w:r>
+            <w:r>
+              <w:t>=0 directly using the explicit antisymmetry F</w:t>
+            </w:r>
+            <w:r>
+              <w:rPr>
+                <w:vertAlign w:val="superscript"/>
+              </w:rPr>
+              <w:t>μν</w:t>
+            </w:r>
+            <w:r>
+              <w:t>=−F</w:t>
+            </w:r>
+            <w:r>
+              <w:rPr>
+                <w:vertAlign w:val="superscript"/>
+              </w:rPr>
+              <w:t>νμ</w:t>
+            </w:r>
+            <w:r>
+              <w:t xml:space="preserve"> and the symmetry of ∂</w:t>
+            </w:r>
+            <w:r>
+              <w:rPr>
+                <w:vertAlign w:val="subscript"/>
+              </w:rPr>
+              <w:t>ν</w:t>
+            </w:r>
+            <w:r>
+              <w:t>∂</w:t>
+            </w:r>
+            <w:r>
+              <w:rPr>
+                <w:vertAlign w:val="subscript"/>
+              </w:rPr>
+              <w:t>μ</w:t>
+            </w:r>
+            <w:r>
+              <w:t>, following the argument of Section 5.1 with the index relabeling spelled out.</w:t>
             </w:r>
           </w:p>
         </w:tc>
@@ -2704,7 +5258,40 @@
           </w:tcPr>
           <w:p>
             <w:r>
-              <w:t>Explain, in your own words, why the vanishing of ∂_ν∂_μF^μν is described as a structural or algebraic fact, in contrast with the Noether-theorem derivation of the same conservation law, which relies on the electron field's specific dynamics.</w:t>
+              <w:rPr>
+                <w:b/>
+              </w:rPr>
+              <w:t>Extension.</w:t>
+            </w:r>
+            <w:r>
+              <w:t xml:space="preserve"> Explain, in your own words, why the vanishing of ∂</w:t>
+            </w:r>
+            <w:r>
+              <w:rPr>
+                <w:vertAlign w:val="subscript"/>
+              </w:rPr>
+              <w:t>ν</w:t>
+            </w:r>
+            <w:r>
+              <w:t>∂</w:t>
+            </w:r>
+            <w:r>
+              <w:rPr>
+                <w:vertAlign w:val="subscript"/>
+              </w:rPr>
+              <w:t>μ</w:t>
+            </w:r>
+            <w:r>
+              <w:t>F</w:t>
+            </w:r>
+            <w:r>
+              <w:rPr>
+                <w:vertAlign w:val="superscript"/>
+              </w:rPr>
+              <w:t>μν</w:t>
+            </w:r>
+            <w:r>
+              <w:t xml:space="preserve"> is described as a structural or algebraic fact, in contrast with the Noether-theorem derivation of the same conservation law, which relies on the electron field's specific dynamics.</w:t>
             </w:r>
           </w:p>
         </w:tc>
@@ -2742,7 +5329,67 @@
           </w:tcPr>
           <w:p>
             <w:r>
-              <w:t>State what would go wrong with the consistency of Section 5 if the photon field equation had instead come out as ∂_μF^μν = k j^ν for some current k^ν not equal to the Noether current of Lesson 31, in terms of the resulting equation for ∂_νk^ν.</w:t>
+              <w:rPr>
+                <w:b/>
+              </w:rPr>
+              <w:t>Extension.</w:t>
+            </w:r>
+            <w:r>
+              <w:t xml:space="preserve"> State what would go wrong with the consistency of Section 5 if the photon field equation had instead come out as ∂</w:t>
+            </w:r>
+            <w:r>
+              <w:rPr>
+                <w:vertAlign w:val="subscript"/>
+              </w:rPr>
+              <w:t>μ</w:t>
+            </w:r>
+            <w:r>
+              <w:t>F</w:t>
+            </w:r>
+            <w:r>
+              <w:rPr>
+                <w:vertAlign w:val="superscript"/>
+              </w:rPr>
+              <w:t>μν</w:t>
+            </w:r>
+            <w:r>
+              <w:t xml:space="preserve"> = k j</w:t>
+            </w:r>
+            <w:r>
+              <w:rPr>
+                <w:vertAlign w:val="superscript"/>
+              </w:rPr>
+              <w:t>ν</w:t>
+            </w:r>
+            <w:r>
+              <w:t xml:space="preserve"> for some current k</w:t>
+            </w:r>
+            <w:r>
+              <w:rPr>
+                <w:vertAlign w:val="superscript"/>
+              </w:rPr>
+              <w:t>ν</w:t>
+            </w:r>
+            <w:r>
+              <w:t xml:space="preserve"> not equal to the Noether current of Lesson 31, in terms of the resulting equation for ∂</w:t>
+            </w:r>
+            <w:r>
+              <w:rPr>
+                <w:vertAlign w:val="subscript"/>
+              </w:rPr>
+              <w:t>ν</w:t>
+            </w:r>
+            <w:r>
+              <w:t>k</w:t>
+            </w:r>
+            <w:r>
+              <w:rPr>
+                <w:vertAlign w:val="superscript"/>
+              </w:rPr>
+              <w:t>ν</w:t>
+            </w:r>
+            <w:r>
+              <w:t>.</w:t>
             </w:r>
           </w:p>
         </w:tc>
@@ -2778,7 +5425,13 @@
           </w:tcPr>
           <w:p>
             <w:r>
-              <w:t>For the classical, non-quantized field equations of Section 6.1, explain in one or two sentences what physical process (already discussed elsewhere in the course) these equations would describe if ψ were taken to be a classical wave packet rather than an operator-valued field.</w:t>
+              <w:rPr>
+                <w:b/>
+              </w:rPr>
+              <w:t>Core.</w:t>
+            </w:r>
+            <w:r>
+              <w:t xml:space="preserve"> For the classical, non-quantized field equations of Section 6.1, explain in one or two sentences what physical process (already discussed elsewhere in the course) these equations would describe if ψ were taken to be a classical wave packet rather than an operator-valued field.</w:t>
             </w:r>
           </w:p>
         </w:tc>
@@ -2816,7 +5469,22 @@
           </w:tcPr>
           <w:p>
             <w:r>
-              <w:t>List the three technical ingredients (name each by the lesson that supplies it) that will be needed to turn ℒ_QED's interaction term into a quantitative prediction, such as a scattering probability, in Part VII.</w:t>
+              <w:rPr>
+                <w:b/>
+              </w:rPr>
+              <w:t>Core.</w:t>
+            </w:r>
+            <w:r>
+              <w:t xml:space="preserve"> List the three technical ingredients (name each by the lesson that supplies it) that will be needed to turn ℒ</w:t>
+            </w:r>
+            <w:r>
+              <w:rPr>
+                <w:vertAlign w:val="subscript"/>
+              </w:rPr>
+              <w:t>QED</w:t>
+            </w:r>
+            <w:r>
+              <w:t>'s interaction term into a quantitative prediction, such as a scattering probability, in Part VII.</w:t>
             </w:r>
           </w:p>
         </w:tc>
@@ -2852,7 +5520,31 @@
           </w:tcPr>
           <w:p>
             <w:r>
-              <w:t>Explain why the interaction term eψ̄γ^μψA_μ makes it impossible to simply repeat the mode-expansion quantization of Lessons 36 and 38 unchanged for the full, interacting theory.</w:t>
+              <w:rPr>
+                <w:b/>
+              </w:rPr>
+              <w:t>Extension.</w:t>
+            </w:r>
+            <w:r>
+              <w:t xml:space="preserve"> Explain why the interaction term eψ̄γ</w:t>
+            </w:r>
+            <w:r>
+              <w:rPr>
+                <w:vertAlign w:val="superscript"/>
+              </w:rPr>
+              <w:t>μ</w:t>
+            </w:r>
+            <w:r>
+              <w:t>ψA</w:t>
+            </w:r>
+            <w:r>
+              <w:rPr>
+                <w:vertAlign w:val="subscript"/>
+              </w:rPr>
+              <w:t>μ</w:t>
+            </w:r>
+            <w:r>
+              <w:t xml:space="preserve"> makes it impossible to simply repeat the mode-expansion quantization of Lessons 36 and 38 unchanged for the full, interacting theory.</w:t>
             </w:r>
           </w:p>
         </w:tc>
@@ -2890,7 +5582,31 @@
           </w:tcPr>
           <w:p>
             <w:r>
-              <w:t>Challenge: using the Euler–Lagrange equations of both Sections 3 and 4 together, show that the electron equation, multiplied on the left by ψ̄ and combined with its adjoint from Section 3.2, gives ∂_μj^μ=0 directly from the matter sector alone (i.e. reproduce Lesson 31's Noether conservation law as a direct consequence of the two Dirac-sector equations of motion, without invoking Noether's theorem by name).</w:t>
+              <w:rPr>
+                <w:b/>
+              </w:rPr>
+              <w:t>Challenge.</w:t>
+            </w:r>
+            <w:r>
+              <w:t xml:space="preserve"> Using the Euler–Lagrange equations of both Sections 3 and 4 together, show that the electron equation, multiplied on the left by ψ̄ and combined with its adjoint from Section 3.2, gives ∂</w:t>
+            </w:r>
+            <w:r>
+              <w:rPr>
+                <w:vertAlign w:val="subscript"/>
+              </w:rPr>
+              <w:t>μ</w:t>
+            </w:r>
+            <w:r>
+              <w:t>j</w:t>
+            </w:r>
+            <w:r>
+              <w:rPr>
+                <w:vertAlign w:val="superscript"/>
+              </w:rPr>
+              <w:t>μ</w:t>
+            </w:r>
+            <w:r>
+              <w:t>=0 directly from the matter sector alone (i.e. reproduce Lesson 31's Noether conservation law as a direct consequence of the two Dirac-sector equations of motion, without invoking Noether's theorem by name).</w:t>
             </w:r>
           </w:p>
         </w:tc>
@@ -2907,15 +5623,9 @@
     <w:p>
       <w:r>
         <w:rPr>
-          <w:b/>
-        </w:rPr>
-        <w:t>1.</w:t>
-      </w:r>
-      <w:r>
-        <w:t xml:space="preserve"> </w:t>
-      </w:r>
-      <w:r>
-        <w:t>ℒ_QED = −(1/4)F_μνF^μν + ψ̄(iγ^μ∂_μ−m)ψ + eψ̄γ^μψA_μ. The first term is the free photon Lagrangian (Lessons 26, Section 6.1, and 37, Section 3.1); the second is the free Dirac kinetic term (Lesson 26, Section 4); the third is the Dirac mass term, contained inside the same expression via −mψ̄ψ (Lesson 26, Section 4); the fourth is the interaction term (Lesson 40, Section 2.2).</w:t>
+          <w:i/>
+        </w:rPr>
+        <w:t>Attempt each exercise before reading its solution. If you are stuck, read only the first sentence of the solution, then try again.</w:t>
       </w:r>
     </w:p>
     <w:p>
@@ -2923,13 +5633,76 @@
         <w:rPr>
           <w:b/>
         </w:rPr>
-        <w:t>2.</w:t>
+        <w:t>1.</w:t>
       </w:r>
       <w:r>
         <w:t xml:space="preserve"> </w:t>
       </w:r>
       <w:r>
-        <w:t>Setting q=0 in D_μ=∂_μ+iqA_μ gives D_μ=∂_μ, so ψ̄(iγ^μD_μ−m)ψ reduces to ψ̄(iγ^μ∂_μ−m)ψ with no A_μ dependence at all; combined with the unchanged −(1/4)F_μνF^μν, the sum is exactly ℒ_photon+ℒ_Dirac,free with no cross term, matching Lessons 26/37's free photon Lagrangian and Lesson 26's free Dirac Lagrangian respectively.</w:t>
+        <w:t>ℒ</w:t>
+      </w:r>
+      <w:r>
+        <w:rPr>
+          <w:vertAlign w:val="subscript"/>
+        </w:rPr>
+        <w:t>QED</w:t>
+      </w:r>
+      <w:r>
+        <w:t xml:space="preserve"> = −(1/4)F</w:t>
+      </w:r>
+      <w:r>
+        <w:rPr>
+          <w:vertAlign w:val="subscript"/>
+        </w:rPr>
+        <w:t>μν</w:t>
+      </w:r>
+      <w:r>
+        <w:t>F</w:t>
+      </w:r>
+      <w:r>
+        <w:rPr>
+          <w:vertAlign w:val="superscript"/>
+        </w:rPr>
+        <w:t>μν</w:t>
+      </w:r>
+      <w:r>
+        <w:t xml:space="preserve"> + ψ̄(iγ</w:t>
+      </w:r>
+      <w:r>
+        <w:rPr>
+          <w:vertAlign w:val="superscript"/>
+        </w:rPr>
+        <w:t>μ</w:t>
+      </w:r>
+      <w:r>
+        <w:t>∂</w:t>
+      </w:r>
+      <w:r>
+        <w:rPr>
+          <w:vertAlign w:val="subscript"/>
+        </w:rPr>
+        <w:t>μ</w:t>
+      </w:r>
+      <w:r>
+        <w:t>−m)ψ + eψ̄γ</w:t>
+      </w:r>
+      <w:r>
+        <w:rPr>
+          <w:vertAlign w:val="superscript"/>
+        </w:rPr>
+        <w:t>μ</w:t>
+      </w:r>
+      <w:r>
+        <w:t>ψA</w:t>
+      </w:r>
+      <w:r>
+        <w:rPr>
+          <w:vertAlign w:val="subscript"/>
+        </w:rPr>
+        <w:t>μ</w:t>
+      </w:r>
+      <w:r>
+        <w:t>. The first term is the free photon Lagrangian (Lessons 26, Section 6.1, and 37, Section 3.1); the second is the free Dirac kinetic term (Lesson 26, Section 4); the third is the Dirac mass term, contained inside the same expression via −mψ̄ψ (Lesson 26, Section 4); the fourth is the interaction term (Lesson 40, Section 2.2).</w:t>
       </w:r>
     </w:p>
     <w:p>
@@ -2937,13 +5710,130 @@
         <w:rPr>
           <w:b/>
         </w:rPr>
-        <w:t>3.</w:t>
+        <w:t>2.</w:t>
       </w:r>
       <w:r>
         <w:t xml:space="preserve"> </w:t>
       </w:r>
       <w:r>
-        <w:t>Varying S=∫d⁴x ℒ_QED with respect to ψ, the mass and interaction terms are already free of derivatives of ψ, contributing −mψ̄ and eψ̄γ^μA_μ directly to ∂ℒ/∂ψ; the kinetic term ψ̄iγ^μ∂_μψ contributes a derivative of ψ, requiring integration by parts as in Lesson 27, Section 2: ∫ψ̄iγ^μ∂_μψ = −∫(∂_μψ̄)iγ^μψ + boundary term, giving a contribution −i(∂_μψ̄)γ^μ to the Euler–Lagrange equation for ψ (with the overall equation obtained by treating ψ̄'s variation as producing ∂ℒ/∂ψ directly, mirroring Lesson 22, Exercise 8's derivation of the adjoint equation for the free case). Assembling all three contributions and setting the total to zero gives i∂_μψ̄γ^μ+qψ̄γ^μA_μ+mψ̄=0, matching Section 3.2's stated equation term by term.</w:t>
+        <w:t>Setting q=0 in D</w:t>
+      </w:r>
+      <w:r>
+        <w:rPr>
+          <w:vertAlign w:val="subscript"/>
+        </w:rPr>
+        <w:t>μ</w:t>
+      </w:r>
+      <w:r>
+        <w:t>=∂</w:t>
+      </w:r>
+      <w:r>
+        <w:rPr>
+          <w:vertAlign w:val="subscript"/>
+        </w:rPr>
+        <w:t>μ</w:t>
+      </w:r>
+      <w:r>
+        <w:t>+iqA</w:t>
+      </w:r>
+      <w:r>
+        <w:rPr>
+          <w:vertAlign w:val="subscript"/>
+        </w:rPr>
+        <w:t>μ</w:t>
+      </w:r>
+      <w:r>
+        <w:t xml:space="preserve"> gives D</w:t>
+      </w:r>
+      <w:r>
+        <w:rPr>
+          <w:vertAlign w:val="subscript"/>
+        </w:rPr>
+        <w:t>μ</w:t>
+      </w:r>
+      <w:r>
+        <w:t>=∂</w:t>
+      </w:r>
+      <w:r>
+        <w:rPr>
+          <w:vertAlign w:val="subscript"/>
+        </w:rPr>
+        <w:t>μ</w:t>
+      </w:r>
+      <w:r>
+        <w:t>, so ψ̄(iγ</w:t>
+      </w:r>
+      <w:r>
+        <w:rPr>
+          <w:vertAlign w:val="superscript"/>
+        </w:rPr>
+        <w:t>μ</w:t>
+      </w:r>
+      <w:r>
+        <w:t>D</w:t>
+      </w:r>
+      <w:r>
+        <w:rPr>
+          <w:vertAlign w:val="subscript"/>
+        </w:rPr>
+        <w:t>μ</w:t>
+      </w:r>
+      <w:r>
+        <w:t>−m)ψ reduces to ψ̄(iγ</w:t>
+      </w:r>
+      <w:r>
+        <w:rPr>
+          <w:vertAlign w:val="superscript"/>
+        </w:rPr>
+        <w:t>μ</w:t>
+      </w:r>
+      <w:r>
+        <w:t>∂</w:t>
+      </w:r>
+      <w:r>
+        <w:rPr>
+          <w:vertAlign w:val="subscript"/>
+        </w:rPr>
+        <w:t>μ</w:t>
+      </w:r>
+      <w:r>
+        <w:t>−m)ψ with no A</w:t>
+      </w:r>
+      <w:r>
+        <w:rPr>
+          <w:vertAlign w:val="subscript"/>
+        </w:rPr>
+        <w:t>μ</w:t>
+      </w:r>
+      <w:r>
+        <w:t xml:space="preserve"> dependence at all; combined with the unchanged −(1/4)F</w:t>
+      </w:r>
+      <w:r>
+        <w:rPr>
+          <w:vertAlign w:val="subscript"/>
+        </w:rPr>
+        <w:t>μν</w:t>
+      </w:r>
+      <w:r>
+        <w:t>F</w:t>
+      </w:r>
+      <w:r>
+        <w:rPr>
+          <w:vertAlign w:val="superscript"/>
+        </w:rPr>
+        <w:t>μν</w:t>
+      </w:r>
+      <w:r>
+        <w:t>, the sum is exactly ℒ_photon+ℒ</w:t>
+      </w:r>
+      <w:r>
+        <w:rPr>
+          <w:vertAlign w:val="subscript"/>
+        </w:rPr>
+        <w:t>D</w:t>
+      </w:r>
+      <w:r>
+        <w:t>irac,free with no cross term, matching Lessons 26/37's free photon Lagrangian and Lesson 26's free Dirac Lagrangian respectively.</w:t>
       </w:r>
     </w:p>
     <w:p>
@@ -2951,13 +5841,148 @@
         <w:rPr>
           <w:b/>
         </w:rPr>
-        <w:t>4.</w:t>
+        <w:t>3.</w:t>
       </w:r>
       <w:r>
         <w:t xml:space="preserve"> </w:t>
       </w:r>
       <w:r>
-        <w:t>Taking the Hermitian conjugate of (iγ^μD_μ−m)ψ=0, i.e. of iγ^μ∂_μψ−qγ^μA_μψ−mψ=0 (Lesson 40, Exercise 1's expansion, using −qγ^μA_μψ for the qψ, is−γ^μ term, matching the sign convention there), gives −i(∂_μψ†)(γ^μ)†−qA_μψ†(γ^μ)†−mψ†=0; multiplying on the right by γ⁰ and using γ⁰(γ^μ)†γ⁰=γ^μ (Lesson 21's Hermiticity property of the gamma matrices, as used throughout Lesson 22), together with ψ†γ⁰=ψ̄, converts this into −i∂_μψ̄γ^μ−qψ̄γ^μA_μ−mψ̄=0, equivalent up to an overall sign to i∂_μψ̄γ^μ+qψ̄γ^μA_μ+mψ̄=0, exactly Section 3.2's equation.</w:t>
+        <w:t>Varying S=∫d⁴x ℒ</w:t>
+      </w:r>
+      <w:r>
+        <w:rPr>
+          <w:vertAlign w:val="subscript"/>
+        </w:rPr>
+        <w:t>QED</w:t>
+      </w:r>
+      <w:r>
+        <w:t xml:space="preserve"> with respect to ψ, the mass and interaction terms are already free of derivatives of ψ, contributing −mψ̄ and eψ̄γ</w:t>
+      </w:r>
+      <w:r>
+        <w:rPr>
+          <w:vertAlign w:val="superscript"/>
+        </w:rPr>
+        <w:t>μ</w:t>
+      </w:r>
+      <w:r>
+        <w:t>A</w:t>
+      </w:r>
+      <w:r>
+        <w:rPr>
+          <w:vertAlign w:val="subscript"/>
+        </w:rPr>
+        <w:t>μ</w:t>
+      </w:r>
+      <w:r>
+        <w:t xml:space="preserve"> directly to ∂ℒ/∂ψ; the kinetic term ψ̄iγ</w:t>
+      </w:r>
+      <w:r>
+        <w:rPr>
+          <w:vertAlign w:val="superscript"/>
+        </w:rPr>
+        <w:t>μ</w:t>
+      </w:r>
+      <w:r>
+        <w:t>∂</w:t>
+      </w:r>
+      <w:r>
+        <w:rPr>
+          <w:vertAlign w:val="subscript"/>
+        </w:rPr>
+        <w:t>μ</w:t>
+      </w:r>
+      <w:r>
+        <w:t>ψ contributes a derivative of ψ, requiring integration by parts as in Lesson 27, Section 2: ∫ψ̄iγ</w:t>
+      </w:r>
+      <w:r>
+        <w:rPr>
+          <w:vertAlign w:val="superscript"/>
+        </w:rPr>
+        <w:t>μ</w:t>
+      </w:r>
+      <w:r>
+        <w:t>∂</w:t>
+      </w:r>
+      <w:r>
+        <w:rPr>
+          <w:vertAlign w:val="subscript"/>
+        </w:rPr>
+        <w:t>μ</w:t>
+      </w:r>
+      <w:r>
+        <w:t>ψ = −∫(∂</w:t>
+      </w:r>
+      <w:r>
+        <w:rPr>
+          <w:vertAlign w:val="subscript"/>
+        </w:rPr>
+        <w:t>μ</w:t>
+      </w:r>
+      <w:r>
+        <w:t>ψ̄)iγ</w:t>
+      </w:r>
+      <w:r>
+        <w:rPr>
+          <w:vertAlign w:val="superscript"/>
+        </w:rPr>
+        <w:t>μ</w:t>
+      </w:r>
+      <w:r>
+        <w:t>ψ + boundary term, giving a contribution −i(∂</w:t>
+      </w:r>
+      <w:r>
+        <w:rPr>
+          <w:vertAlign w:val="subscript"/>
+        </w:rPr>
+        <w:t>μ</w:t>
+      </w:r>
+      <w:r>
+        <w:t>ψ̄)γ</w:t>
+      </w:r>
+      <w:r>
+        <w:rPr>
+          <w:vertAlign w:val="superscript"/>
+        </w:rPr>
+        <w:t>μ</w:t>
+      </w:r>
+      <w:r>
+        <w:t xml:space="preserve"> to the Euler–Lagrange equation for ψ (with the overall equation obtained by treating ψ̄'s variation as producing ∂ℒ/∂ψ directly, mirroring Lesson 22, Exercise 8's derivation of the adjoint equation for the free case). Assembling all three contributions and setting the total to zero gives i∂</w:t>
+      </w:r>
+      <w:r>
+        <w:rPr>
+          <w:vertAlign w:val="subscript"/>
+        </w:rPr>
+        <w:t>μ</w:t>
+      </w:r>
+      <w:r>
+        <w:t>ψ̄γ</w:t>
+      </w:r>
+      <w:r>
+        <w:rPr>
+          <w:vertAlign w:val="superscript"/>
+        </w:rPr>
+        <w:t>μ</w:t>
+      </w:r>
+      <w:r>
+        <w:t>+qψ̄γ</w:t>
+      </w:r>
+      <w:r>
+        <w:rPr>
+          <w:vertAlign w:val="superscript"/>
+        </w:rPr>
+        <w:t>μ</w:t>
+      </w:r>
+      <w:r>
+        <w:t>A</w:t>
+      </w:r>
+      <w:r>
+        <w:rPr>
+          <w:vertAlign w:val="subscript"/>
+        </w:rPr>
+        <w:t>μ</w:t>
+      </w:r>
+      <w:r>
+        <w:t>+mψ̄=0, matching Section 3.2's stated equation term by term.</w:t>
       </w:r>
     </w:p>
     <w:p>
@@ -2965,13 +5990,220 @@
         <w:rPr>
           <w:b/>
         </w:rPr>
-        <w:t>5.</w:t>
+        <w:t>4.</w:t>
       </w:r>
       <w:r>
         <w:t xml:space="preserve"> </w:t>
       </w:r>
       <w:r>
-        <w:t>F_αβ=∂_αA_β−∂_βA_α; treating each ∂_ρA_σ as an independent variable, ∂(∂_αA_β)/∂(∂_μA_ν)=δ^μ_αδ^ν_β (nonzero only when ρ=α,σ=β matches μ,ν) and ∂(∂_βA_α)/∂(∂_μA_ν)=δ^μ_βδ^ν_α, so ∂F_αβ/∂(∂_μA_ν)=δ^μ_αδ^ν_β−δ^μ_βδ^ν_α.</w:t>
+        <w:t>Taking the Hermitian conjugate of (iγ</w:t>
+      </w:r>
+      <w:r>
+        <w:rPr>
+          <w:vertAlign w:val="superscript"/>
+        </w:rPr>
+        <w:t>μ</w:t>
+      </w:r>
+      <w:r>
+        <w:t>D</w:t>
+      </w:r>
+      <w:r>
+        <w:rPr>
+          <w:vertAlign w:val="subscript"/>
+        </w:rPr>
+        <w:t>μ</w:t>
+      </w:r>
+      <w:r>
+        <w:t>−m)ψ=0, i.e. of iγ</w:t>
+      </w:r>
+      <w:r>
+        <w:rPr>
+          <w:vertAlign w:val="superscript"/>
+        </w:rPr>
+        <w:t>μ</w:t>
+      </w:r>
+      <w:r>
+        <w:t>∂</w:t>
+      </w:r>
+      <w:r>
+        <w:rPr>
+          <w:vertAlign w:val="subscript"/>
+        </w:rPr>
+        <w:t>μ</w:t>
+      </w:r>
+      <w:r>
+        <w:t>ψ−qγ</w:t>
+      </w:r>
+      <w:r>
+        <w:rPr>
+          <w:vertAlign w:val="superscript"/>
+        </w:rPr>
+        <w:t>μ</w:t>
+      </w:r>
+      <w:r>
+        <w:t>A</w:t>
+      </w:r>
+      <w:r>
+        <w:rPr>
+          <w:vertAlign w:val="subscript"/>
+        </w:rPr>
+        <w:t>μ</w:t>
+      </w:r>
+      <w:r>
+        <w:t>ψ−mψ=0 (Lesson 40, Exercise 1's expansion, using −qγ</w:t>
+      </w:r>
+      <w:r>
+        <w:rPr>
+          <w:vertAlign w:val="superscript"/>
+        </w:rPr>
+        <w:t>μ</w:t>
+      </w:r>
+      <w:r>
+        <w:t>A</w:t>
+      </w:r>
+      <w:r>
+        <w:rPr>
+          <w:vertAlign w:val="subscript"/>
+        </w:rPr>
+        <w:t>μ</w:t>
+      </w:r>
+      <w:r>
+        <w:t>ψ for the qψ, is−γ</w:t>
+      </w:r>
+      <w:r>
+        <w:rPr>
+          <w:vertAlign w:val="superscript"/>
+        </w:rPr>
+        <w:t>μ</w:t>
+      </w:r>
+      <w:r>
+        <w:t xml:space="preserve"> term, matching the sign convention there), gives −i(∂</w:t>
+      </w:r>
+      <w:r>
+        <w:rPr>
+          <w:vertAlign w:val="subscript"/>
+        </w:rPr>
+        <w:t>μ</w:t>
+      </w:r>
+      <w:r>
+        <w:t>ψ†)(γ</w:t>
+      </w:r>
+      <w:r>
+        <w:rPr>
+          <w:vertAlign w:val="superscript"/>
+        </w:rPr>
+        <w:t>μ</w:t>
+      </w:r>
+      <w:r>
+        <w:t>)†−qA</w:t>
+      </w:r>
+      <w:r>
+        <w:rPr>
+          <w:vertAlign w:val="subscript"/>
+        </w:rPr>
+        <w:t>μ</w:t>
+      </w:r>
+      <w:r>
+        <w:t>ψ†(γ</w:t>
+      </w:r>
+      <w:r>
+        <w:rPr>
+          <w:vertAlign w:val="superscript"/>
+        </w:rPr>
+        <w:t>μ</w:t>
+      </w:r>
+      <w:r>
+        <w:t>)†−mψ†=0; multiplying on the right by γ⁰ and using γ⁰(γ</w:t>
+      </w:r>
+      <w:r>
+        <w:rPr>
+          <w:vertAlign w:val="superscript"/>
+        </w:rPr>
+        <w:t>μ</w:t>
+      </w:r>
+      <w:r>
+        <w:t>)†γ⁰=γ</w:t>
+      </w:r>
+      <w:r>
+        <w:rPr>
+          <w:vertAlign w:val="superscript"/>
+        </w:rPr>
+        <w:t>μ</w:t>
+      </w:r>
+      <w:r>
+        <w:t xml:space="preserve"> (Lesson 21's Hermiticity property of the gamma matrices, as used throughout Lesson 22), together with ψ†γ⁰=ψ̄, converts this into −i∂</w:t>
+      </w:r>
+      <w:r>
+        <w:rPr>
+          <w:vertAlign w:val="subscript"/>
+        </w:rPr>
+        <w:t>μ</w:t>
+      </w:r>
+      <w:r>
+        <w:t>ψ̄γ</w:t>
+      </w:r>
+      <w:r>
+        <w:rPr>
+          <w:vertAlign w:val="superscript"/>
+        </w:rPr>
+        <w:t>μ</w:t>
+      </w:r>
+      <w:r>
+        <w:t>−qψ̄γ</w:t>
+      </w:r>
+      <w:r>
+        <w:rPr>
+          <w:vertAlign w:val="superscript"/>
+        </w:rPr>
+        <w:t>μ</w:t>
+      </w:r>
+      <w:r>
+        <w:t>A</w:t>
+      </w:r>
+      <w:r>
+        <w:rPr>
+          <w:vertAlign w:val="subscript"/>
+        </w:rPr>
+        <w:t>μ</w:t>
+      </w:r>
+      <w:r>
+        <w:t>−mψ̄=0, equivalent up to an overall sign to i∂</w:t>
+      </w:r>
+      <w:r>
+        <w:rPr>
+          <w:vertAlign w:val="subscript"/>
+        </w:rPr>
+        <w:t>μ</w:t>
+      </w:r>
+      <w:r>
+        <w:t>ψ̄γ</w:t>
+      </w:r>
+      <w:r>
+        <w:rPr>
+          <w:vertAlign w:val="superscript"/>
+        </w:rPr>
+        <w:t>μ</w:t>
+      </w:r>
+      <w:r>
+        <w:t>+qψ̄γ</w:t>
+      </w:r>
+      <w:r>
+        <w:rPr>
+          <w:vertAlign w:val="superscript"/>
+        </w:rPr>
+        <w:t>μ</w:t>
+      </w:r>
+      <w:r>
+        <w:t>A</w:t>
+      </w:r>
+      <w:r>
+        <w:rPr>
+          <w:vertAlign w:val="subscript"/>
+        </w:rPr>
+        <w:t>μ</w:t>
+      </w:r>
+      <w:r>
+        <w:t>+mψ̄=0, exactly Section 3.2's equation.</w:t>
       </w:r>
     </w:p>
     <w:p>
@@ -2979,13 +6211,295 @@
         <w:rPr>
           <w:b/>
         </w:rPr>
-        <w:t>6.</w:t>
+        <w:t>5.</w:t>
       </w:r>
       <w:r>
         <w:t xml:space="preserve"> </w:t>
       </w:r>
       <w:r>
-        <w:t>∂[−(1/4)F_αβF^αβ]/∂(∂_μA_ν) = −(1/4)[∂F_αβ/∂(∂_μA_ν)]F^αβ − (1/4)F_αβ[∂F^αβ/∂(∂_μA_ν)] = −(1/4)·2·F^αβ·(δ^μ_αδ^ν_β−δ^μ_βδ^ν_α), the factor of 2 arising because both factors of F_αβF^αβ contribute an identical term by the product rule and relabeling of dummy indices. This equals −(1/2)(F^μν−F^νμ) = −(1/2)(F^μν+F^μν) = −F^μν, using F^νμ=−F^μν.</w:t>
+        <w:t>F</w:t>
+      </w:r>
+      <w:r>
+        <w:rPr>
+          <w:vertAlign w:val="subscript"/>
+        </w:rPr>
+        <w:t>αβ</w:t>
+      </w:r>
+      <w:r>
+        <w:t>=∂</w:t>
+      </w:r>
+      <w:r>
+        <w:rPr>
+          <w:vertAlign w:val="subscript"/>
+        </w:rPr>
+        <w:t>α</w:t>
+      </w:r>
+      <w:r>
+        <w:t>A</w:t>
+      </w:r>
+      <w:r>
+        <w:rPr>
+          <w:vertAlign w:val="subscript"/>
+        </w:rPr>
+        <w:t>β</w:t>
+      </w:r>
+      <w:r>
+        <w:t>−∂</w:t>
+      </w:r>
+      <w:r>
+        <w:rPr>
+          <w:vertAlign w:val="subscript"/>
+        </w:rPr>
+        <w:t>β</w:t>
+      </w:r>
+      <w:r>
+        <w:t>A</w:t>
+      </w:r>
+      <w:r>
+        <w:rPr>
+          <w:vertAlign w:val="subscript"/>
+        </w:rPr>
+        <w:t>α</w:t>
+      </w:r>
+      <w:r>
+        <w:t>; treating each ∂</w:t>
+      </w:r>
+      <w:r>
+        <w:rPr>
+          <w:vertAlign w:val="subscript"/>
+        </w:rPr>
+        <w:t>ρ</w:t>
+      </w:r>
+      <w:r>
+        <w:t>A</w:t>
+      </w:r>
+      <w:r>
+        <w:rPr>
+          <w:vertAlign w:val="subscript"/>
+        </w:rPr>
+        <w:t>σ</w:t>
+      </w:r>
+      <w:r>
+        <w:t xml:space="preserve"> as an independent variable, ∂(∂</w:t>
+      </w:r>
+      <w:r>
+        <w:rPr>
+          <w:vertAlign w:val="subscript"/>
+        </w:rPr>
+        <w:t>α</w:t>
+      </w:r>
+      <w:r>
+        <w:t>A</w:t>
+      </w:r>
+      <w:r>
+        <w:rPr>
+          <w:vertAlign w:val="subscript"/>
+        </w:rPr>
+        <w:t>β</w:t>
+      </w:r>
+      <w:r>
+        <w:t>)/∂(∂</w:t>
+      </w:r>
+      <w:r>
+        <w:rPr>
+          <w:vertAlign w:val="subscript"/>
+        </w:rPr>
+        <w:t>μ</w:t>
+      </w:r>
+      <w:r>
+        <w:t>A</w:t>
+      </w:r>
+      <w:r>
+        <w:rPr>
+          <w:vertAlign w:val="subscript"/>
+        </w:rPr>
+        <w:t>ν</w:t>
+      </w:r>
+      <w:r>
+        <w:t>)=δ</w:t>
+      </w:r>
+      <w:r>
+        <w:rPr>
+          <w:vertAlign w:val="superscript"/>
+        </w:rPr>
+        <w:t>μ</w:t>
+      </w:r>
+      <w:r>
+        <w:rPr>
+          <w:vertAlign w:val="subscript"/>
+        </w:rPr>
+        <w:t>α</w:t>
+      </w:r>
+      <w:r>
+        <w:t>δ</w:t>
+      </w:r>
+      <w:r>
+        <w:rPr>
+          <w:vertAlign w:val="superscript"/>
+        </w:rPr>
+        <w:t>ν</w:t>
+      </w:r>
+      <w:r>
+        <w:rPr>
+          <w:vertAlign w:val="subscript"/>
+        </w:rPr>
+        <w:t>β</w:t>
+      </w:r>
+      <w:r>
+        <w:t xml:space="preserve"> (nonzero only when ρ=α,σ=β matches μ,ν) and ∂(∂</w:t>
+      </w:r>
+      <w:r>
+        <w:rPr>
+          <w:vertAlign w:val="subscript"/>
+        </w:rPr>
+        <w:t>β</w:t>
+      </w:r>
+      <w:r>
+        <w:t>A</w:t>
+      </w:r>
+      <w:r>
+        <w:rPr>
+          <w:vertAlign w:val="subscript"/>
+        </w:rPr>
+        <w:t>α</w:t>
+      </w:r>
+      <w:r>
+        <w:t>)/∂(∂</w:t>
+      </w:r>
+      <w:r>
+        <w:rPr>
+          <w:vertAlign w:val="subscript"/>
+        </w:rPr>
+        <w:t>μ</w:t>
+      </w:r>
+      <w:r>
+        <w:t>A</w:t>
+      </w:r>
+      <w:r>
+        <w:rPr>
+          <w:vertAlign w:val="subscript"/>
+        </w:rPr>
+        <w:t>ν</w:t>
+      </w:r>
+      <w:r>
+        <w:t>)=δ</w:t>
+      </w:r>
+      <w:r>
+        <w:rPr>
+          <w:vertAlign w:val="superscript"/>
+        </w:rPr>
+        <w:t>μ</w:t>
+      </w:r>
+      <w:r>
+        <w:rPr>
+          <w:vertAlign w:val="subscript"/>
+        </w:rPr>
+        <w:t>β</w:t>
+      </w:r>
+      <w:r>
+        <w:t>δ</w:t>
+      </w:r>
+      <w:r>
+        <w:rPr>
+          <w:vertAlign w:val="superscript"/>
+        </w:rPr>
+        <w:t>ν</w:t>
+      </w:r>
+      <w:r>
+        <w:rPr>
+          <w:vertAlign w:val="subscript"/>
+        </w:rPr>
+        <w:t>α</w:t>
+      </w:r>
+      <w:r>
+        <w:t>, so ∂F</w:t>
+      </w:r>
+      <w:r>
+        <w:rPr>
+          <w:vertAlign w:val="subscript"/>
+        </w:rPr>
+        <w:t>αβ</w:t>
+      </w:r>
+      <w:r>
+        <w:t>/∂(∂</w:t>
+      </w:r>
+      <w:r>
+        <w:rPr>
+          <w:vertAlign w:val="subscript"/>
+        </w:rPr>
+        <w:t>μ</w:t>
+      </w:r>
+      <w:r>
+        <w:t>A</w:t>
+      </w:r>
+      <w:r>
+        <w:rPr>
+          <w:vertAlign w:val="subscript"/>
+        </w:rPr>
+        <w:t>ν</w:t>
+      </w:r>
+      <w:r>
+        <w:t>)=δ</w:t>
+      </w:r>
+      <w:r>
+        <w:rPr>
+          <w:vertAlign w:val="superscript"/>
+        </w:rPr>
+        <w:t>μ</w:t>
+      </w:r>
+      <w:r>
+        <w:rPr>
+          <w:vertAlign w:val="subscript"/>
+        </w:rPr>
+        <w:t>α</w:t>
+      </w:r>
+      <w:r>
+        <w:t>δ</w:t>
+      </w:r>
+      <w:r>
+        <w:rPr>
+          <w:vertAlign w:val="superscript"/>
+        </w:rPr>
+        <w:t>ν</w:t>
+      </w:r>
+      <w:r>
+        <w:rPr>
+          <w:vertAlign w:val="subscript"/>
+        </w:rPr>
+        <w:t>β</w:t>
+      </w:r>
+      <w:r>
+        <w:t>−δ</w:t>
+      </w:r>
+      <w:r>
+        <w:rPr>
+          <w:vertAlign w:val="superscript"/>
+        </w:rPr>
+        <w:t>μ</w:t>
+      </w:r>
+      <w:r>
+        <w:rPr>
+          <w:vertAlign w:val="subscript"/>
+        </w:rPr>
+        <w:t>β</w:t>
+      </w:r>
+      <w:r>
+        <w:t>δ</w:t>
+      </w:r>
+      <w:r>
+        <w:rPr>
+          <w:vertAlign w:val="superscript"/>
+        </w:rPr>
+        <w:t>ν</w:t>
+      </w:r>
+      <w:r>
+        <w:rPr>
+          <w:vertAlign w:val="subscript"/>
+        </w:rPr>
+        <w:t>α</w:t>
+      </w:r>
+      <w:r>
+        <w:t>.</w:t>
       </w:r>
     </w:p>
     <w:p>
@@ -2993,13 +6507,271 @@
         <w:rPr>
           <w:b/>
         </w:rPr>
-        <w:t>7.</w:t>
+        <w:t>6.</w:t>
       </w:r>
       <w:r>
         <w:t xml:space="preserve"> </w:t>
       </w:r>
       <w:r>
-        <w:t>Only the term eψ̄γ^μψA_μ in the expanded Lagrangian of Exercise 1 depends on A_ν (setting μ=ν in that term gives eψ̄γ^νψA_ν, so ∂/∂A_ν of the full Lagrangian picks out eψ̄γ^νψ); with j^ν=qψ̄γ^νψ and q=−e, eψ̄γ^νψ=−qψ̄γ^νψ=−j^ν, matching ∂ℒ_QED/∂A_ν=−j^ν as stated (the text's eψ̄γ^νψ=−j^ν is consistent since e=−q).</w:t>
+        <w:t>∂[−(1/4)F</w:t>
+      </w:r>
+      <w:r>
+        <w:rPr>
+          <w:vertAlign w:val="subscript"/>
+        </w:rPr>
+        <w:t>αβ</w:t>
+      </w:r>
+      <w:r>
+        <w:t>F</w:t>
+      </w:r>
+      <w:r>
+        <w:rPr>
+          <w:vertAlign w:val="superscript"/>
+        </w:rPr>
+        <w:t>αβ</w:t>
+      </w:r>
+      <w:r>
+        <w:t>]/∂(∂</w:t>
+      </w:r>
+      <w:r>
+        <w:rPr>
+          <w:vertAlign w:val="subscript"/>
+        </w:rPr>
+        <w:t>μ</w:t>
+      </w:r>
+      <w:r>
+        <w:t>A</w:t>
+      </w:r>
+      <w:r>
+        <w:rPr>
+          <w:vertAlign w:val="subscript"/>
+        </w:rPr>
+        <w:t>ν</w:t>
+      </w:r>
+      <w:r>
+        <w:t>) = −(1/4)[∂F</w:t>
+      </w:r>
+      <w:r>
+        <w:rPr>
+          <w:vertAlign w:val="subscript"/>
+        </w:rPr>
+        <w:t>αβ</w:t>
+      </w:r>
+      <w:r>
+        <w:t>/∂(∂</w:t>
+      </w:r>
+      <w:r>
+        <w:rPr>
+          <w:vertAlign w:val="subscript"/>
+        </w:rPr>
+        <w:t>μ</w:t>
+      </w:r>
+      <w:r>
+        <w:t>A</w:t>
+      </w:r>
+      <w:r>
+        <w:rPr>
+          <w:vertAlign w:val="subscript"/>
+        </w:rPr>
+        <w:t>ν</w:t>
+      </w:r>
+      <w:r>
+        <w:t>)]F</w:t>
+      </w:r>
+      <w:r>
+        <w:rPr>
+          <w:vertAlign w:val="superscript"/>
+        </w:rPr>
+        <w:t>αβ</w:t>
+      </w:r>
+      <w:r>
+        <w:t xml:space="preserve"> − (1/4)F</w:t>
+      </w:r>
+      <w:r>
+        <w:rPr>
+          <w:vertAlign w:val="subscript"/>
+        </w:rPr>
+        <w:t>αβ</w:t>
+      </w:r>
+      <w:r>
+        <w:t>[∂F</w:t>
+      </w:r>
+      <w:r>
+        <w:rPr>
+          <w:vertAlign w:val="superscript"/>
+        </w:rPr>
+        <w:t>αβ</w:t>
+      </w:r>
+      <w:r>
+        <w:t>/∂(∂</w:t>
+      </w:r>
+      <w:r>
+        <w:rPr>
+          <w:vertAlign w:val="subscript"/>
+        </w:rPr>
+        <w:t>μ</w:t>
+      </w:r>
+      <w:r>
+        <w:t>A</w:t>
+      </w:r>
+      <w:r>
+        <w:rPr>
+          <w:vertAlign w:val="subscript"/>
+        </w:rPr>
+        <w:t>ν</w:t>
+      </w:r>
+      <w:r>
+        <w:t>)] = −(1/4)·2·F</w:t>
+      </w:r>
+      <w:r>
+        <w:rPr>
+          <w:vertAlign w:val="superscript"/>
+        </w:rPr>
+        <w:t>αβ</w:t>
+      </w:r>
+      <w:r>
+        <w:t>·(δ</w:t>
+      </w:r>
+      <w:r>
+        <w:rPr>
+          <w:vertAlign w:val="superscript"/>
+        </w:rPr>
+        <w:t>μ</w:t>
+      </w:r>
+      <w:r>
+        <w:rPr>
+          <w:vertAlign w:val="subscript"/>
+        </w:rPr>
+        <w:t>α</w:t>
+      </w:r>
+      <w:r>
+        <w:t>δ</w:t>
+      </w:r>
+      <w:r>
+        <w:rPr>
+          <w:vertAlign w:val="superscript"/>
+        </w:rPr>
+        <w:t>ν</w:t>
+      </w:r>
+      <w:r>
+        <w:rPr>
+          <w:vertAlign w:val="subscript"/>
+        </w:rPr>
+        <w:t>β</w:t>
+      </w:r>
+      <w:r>
+        <w:t>−δ</w:t>
+      </w:r>
+      <w:r>
+        <w:rPr>
+          <w:vertAlign w:val="superscript"/>
+        </w:rPr>
+        <w:t>μ</w:t>
+      </w:r>
+      <w:r>
+        <w:rPr>
+          <w:vertAlign w:val="subscript"/>
+        </w:rPr>
+        <w:t>β</w:t>
+      </w:r>
+      <w:r>
+        <w:t>δ</w:t>
+      </w:r>
+      <w:r>
+        <w:rPr>
+          <w:vertAlign w:val="superscript"/>
+        </w:rPr>
+        <w:t>ν</w:t>
+      </w:r>
+      <w:r>
+        <w:rPr>
+          <w:vertAlign w:val="subscript"/>
+        </w:rPr>
+        <w:t>α</w:t>
+      </w:r>
+      <w:r>
+        <w:t>), the factor of 2 arising because both factors of F</w:t>
+      </w:r>
+      <w:r>
+        <w:rPr>
+          <w:vertAlign w:val="subscript"/>
+        </w:rPr>
+        <w:t>αβ</w:t>
+      </w:r>
+      <w:r>
+        <w:t>F</w:t>
+      </w:r>
+      <w:r>
+        <w:rPr>
+          <w:vertAlign w:val="superscript"/>
+        </w:rPr>
+        <w:t>αβ</w:t>
+      </w:r>
+      <w:r>
+        <w:t xml:space="preserve"> contribute an identical term by the product rule and relabeling of dummy indices. This equals −(1/2)(F</w:t>
+      </w:r>
+      <w:r>
+        <w:rPr>
+          <w:vertAlign w:val="superscript"/>
+        </w:rPr>
+        <w:t>μν</w:t>
+      </w:r>
+      <w:r>
+        <w:t>−F</w:t>
+      </w:r>
+      <w:r>
+        <w:rPr>
+          <w:vertAlign w:val="superscript"/>
+        </w:rPr>
+        <w:t>νμ</w:t>
+      </w:r>
+      <w:r>
+        <w:t>) = −(1/2)(F</w:t>
+      </w:r>
+      <w:r>
+        <w:rPr>
+          <w:vertAlign w:val="superscript"/>
+        </w:rPr>
+        <w:t>μν</w:t>
+      </w:r>
+      <w:r>
+        <w:t>+F</w:t>
+      </w:r>
+      <w:r>
+        <w:rPr>
+          <w:vertAlign w:val="superscript"/>
+        </w:rPr>
+        <w:t>μν</w:t>
+      </w:r>
+      <w:r>
+        <w:t>) = −F</w:t>
+      </w:r>
+      <w:r>
+        <w:rPr>
+          <w:vertAlign w:val="superscript"/>
+        </w:rPr>
+        <w:t>μν</w:t>
+      </w:r>
+      <w:r>
+        <w:t>, using F</w:t>
+      </w:r>
+      <w:r>
+        <w:rPr>
+          <w:vertAlign w:val="superscript"/>
+        </w:rPr>
+        <w:t>νμ</w:t>
+      </w:r>
+      <w:r>
+        <w:t>=−F</w:t>
+      </w:r>
+      <w:r>
+        <w:rPr>
+          <w:vertAlign w:val="superscript"/>
+        </w:rPr>
+        <w:t>μν</w:t>
+      </w:r>
+      <w:r>
+        <w:t>.</w:t>
       </w:r>
     </w:p>
     <w:p>
@@ -3007,13 +6779,166 @@
         <w:rPr>
           <w:b/>
         </w:rPr>
-        <w:t>8.</w:t>
+        <w:t>7.</w:t>
       </w:r>
       <w:r>
         <w:t xml:space="preserve"> </w:t>
       </w:r>
       <w:r>
-        <w:t>∂_μ[∂ℒ/∂(∂_μA_ν)]−∂ℒ/∂A_ν=0 becomes ∂_μ(−F^μν)−(−j^ν)=0 (using Exercise 6's −F^μν and Exercise 7's −j^ν), i.e. −∂_μF^μν+j^ν=0, i.e. ∂_μF^μν=j^ν, with every sign traced to the two prior exercises.</w:t>
+        <w:t>Only the term eψ̄γ</w:t>
+      </w:r>
+      <w:r>
+        <w:rPr>
+          <w:vertAlign w:val="superscript"/>
+        </w:rPr>
+        <w:t>μ</w:t>
+      </w:r>
+      <w:r>
+        <w:t>ψA</w:t>
+      </w:r>
+      <w:r>
+        <w:rPr>
+          <w:vertAlign w:val="subscript"/>
+        </w:rPr>
+        <w:t>μ</w:t>
+      </w:r>
+      <w:r>
+        <w:t xml:space="preserve"> in the expanded Lagrangian of Exercise 1 depends on A</w:t>
+      </w:r>
+      <w:r>
+        <w:rPr>
+          <w:vertAlign w:val="subscript"/>
+        </w:rPr>
+        <w:t>ν</w:t>
+      </w:r>
+      <w:r>
+        <w:t xml:space="preserve"> (setting μ=ν in that term gives eψ̄γ</w:t>
+      </w:r>
+      <w:r>
+        <w:rPr>
+          <w:vertAlign w:val="superscript"/>
+        </w:rPr>
+        <w:t>ν</w:t>
+      </w:r>
+      <w:r>
+        <w:t>ψA</w:t>
+      </w:r>
+      <w:r>
+        <w:rPr>
+          <w:vertAlign w:val="subscript"/>
+        </w:rPr>
+        <w:t>ν</w:t>
+      </w:r>
+      <w:r>
+        <w:t>, so ∂/∂A</w:t>
+      </w:r>
+      <w:r>
+        <w:rPr>
+          <w:vertAlign w:val="subscript"/>
+        </w:rPr>
+        <w:t>ν</w:t>
+      </w:r>
+      <w:r>
+        <w:t xml:space="preserve"> of the full Lagrangian picks out eψ̄γ</w:t>
+      </w:r>
+      <w:r>
+        <w:rPr>
+          <w:vertAlign w:val="superscript"/>
+        </w:rPr>
+        <w:t>ν</w:t>
+      </w:r>
+      <w:r>
+        <w:t>ψ); with j</w:t>
+      </w:r>
+      <w:r>
+        <w:rPr>
+          <w:vertAlign w:val="superscript"/>
+        </w:rPr>
+        <w:t>ν</w:t>
+      </w:r>
+      <w:r>
+        <w:t>=qψ̄γ</w:t>
+      </w:r>
+      <w:r>
+        <w:rPr>
+          <w:vertAlign w:val="superscript"/>
+        </w:rPr>
+        <w:t>ν</w:t>
+      </w:r>
+      <w:r>
+        <w:t>ψ and q=−e, eψ̄γ</w:t>
+      </w:r>
+      <w:r>
+        <w:rPr>
+          <w:vertAlign w:val="superscript"/>
+        </w:rPr>
+        <w:t>ν</w:t>
+      </w:r>
+      <w:r>
+        <w:t>ψ=−qψ̄γ</w:t>
+      </w:r>
+      <w:r>
+        <w:rPr>
+          <w:vertAlign w:val="superscript"/>
+        </w:rPr>
+        <w:t>ν</w:t>
+      </w:r>
+      <w:r>
+        <w:t>ψ=−j</w:t>
+      </w:r>
+      <w:r>
+        <w:rPr>
+          <w:vertAlign w:val="superscript"/>
+        </w:rPr>
+        <w:t>ν</w:t>
+      </w:r>
+      <w:r>
+        <w:t>, matching ∂ℒ</w:t>
+      </w:r>
+      <w:r>
+        <w:rPr>
+          <w:vertAlign w:val="subscript"/>
+        </w:rPr>
+        <w:t>QED</w:t>
+      </w:r>
+      <w:r>
+        <w:t>/∂A</w:t>
+      </w:r>
+      <w:r>
+        <w:rPr>
+          <w:vertAlign w:val="subscript"/>
+        </w:rPr>
+        <w:t>ν</w:t>
+      </w:r>
+      <w:r>
+        <w:t>=−j</w:t>
+      </w:r>
+      <w:r>
+        <w:rPr>
+          <w:vertAlign w:val="superscript"/>
+        </w:rPr>
+        <w:t>ν</w:t>
+      </w:r>
+      <w:r>
+        <w:t xml:space="preserve"> as stated (the text's eψ̄γ</w:t>
+      </w:r>
+      <w:r>
+        <w:rPr>
+          <w:vertAlign w:val="superscript"/>
+        </w:rPr>
+        <w:t>ν</w:t>
+      </w:r>
+      <w:r>
+        <w:t>ψ=−j</w:t>
+      </w:r>
+      <w:r>
+        <w:rPr>
+          <w:vertAlign w:val="superscript"/>
+        </w:rPr>
+        <w:t>ν</w:t>
+      </w:r>
+      <w:r>
+        <w:t xml:space="preserve"> is consistent since e=−q).</w:t>
       </w:r>
     </w:p>
     <w:p>
@@ -3021,13 +6946,148 @@
         <w:rPr>
           <w:b/>
         </w:rPr>
-        <w:t>9.</w:t>
+        <w:t>8.</w:t>
       </w:r>
       <w:r>
         <w:t xml:space="preserve"> </w:t>
       </w:r>
       <w:r>
-        <w:t>Using F^0i=g^00g^iiF_0i=(1)(−1)F_0i=−F_0i=−E_i (Lesson 8's convention F_0i=E_i), and F^i0=−F^0i (antisymmetry), F^i0=E_i, so ∂_iF^i0=∂_iE^i=∇·E, and the ν=0 field equation ∂_μF^μ0=j^0 reads ∇·E=j^0=ρ (the charge density, with the electron's negative charge already built into j^0 via j^μ=qψ̄γ^μψ, q=−e), exactly the familiar Gauss's law ∇·E=ρ with no sign discrepancy, confirming ∂_μF^μν=j^ν (not −j^ν) is correct.</w:t>
+        <w:t>∂</w:t>
+      </w:r>
+      <w:r>
+        <w:rPr>
+          <w:vertAlign w:val="subscript"/>
+        </w:rPr>
+        <w:t>μ</w:t>
+      </w:r>
+      <w:r>
+        <w:t>[∂ℒ/∂(∂</w:t>
+      </w:r>
+      <w:r>
+        <w:rPr>
+          <w:vertAlign w:val="subscript"/>
+        </w:rPr>
+        <w:t>μ</w:t>
+      </w:r>
+      <w:r>
+        <w:t>A</w:t>
+      </w:r>
+      <w:r>
+        <w:rPr>
+          <w:vertAlign w:val="subscript"/>
+        </w:rPr>
+        <w:t>ν</w:t>
+      </w:r>
+      <w:r>
+        <w:t>)]−∂ℒ/∂A</w:t>
+      </w:r>
+      <w:r>
+        <w:rPr>
+          <w:vertAlign w:val="subscript"/>
+        </w:rPr>
+        <w:t>ν</w:t>
+      </w:r>
+      <w:r>
+        <w:t>=0 becomes ∂</w:t>
+      </w:r>
+      <w:r>
+        <w:rPr>
+          <w:vertAlign w:val="subscript"/>
+        </w:rPr>
+        <w:t>μ</w:t>
+      </w:r>
+      <w:r>
+        <w:t>(−F</w:t>
+      </w:r>
+      <w:r>
+        <w:rPr>
+          <w:vertAlign w:val="superscript"/>
+        </w:rPr>
+        <w:t>μν</w:t>
+      </w:r>
+      <w:r>
+        <w:t>)−(−j</w:t>
+      </w:r>
+      <w:r>
+        <w:rPr>
+          <w:vertAlign w:val="superscript"/>
+        </w:rPr>
+        <w:t>ν</w:t>
+      </w:r>
+      <w:r>
+        <w:t>)=0 (using Exercise 6's −F</w:t>
+      </w:r>
+      <w:r>
+        <w:rPr>
+          <w:vertAlign w:val="superscript"/>
+        </w:rPr>
+        <w:t>μν</w:t>
+      </w:r>
+      <w:r>
+        <w:t xml:space="preserve"> and Exercise 7's −j</w:t>
+      </w:r>
+      <w:r>
+        <w:rPr>
+          <w:vertAlign w:val="superscript"/>
+        </w:rPr>
+        <w:t>ν</w:t>
+      </w:r>
+      <w:r>
+        <w:t>), i.e. −∂</w:t>
+      </w:r>
+      <w:r>
+        <w:rPr>
+          <w:vertAlign w:val="subscript"/>
+        </w:rPr>
+        <w:t>μ</w:t>
+      </w:r>
+      <w:r>
+        <w:t>F</w:t>
+      </w:r>
+      <w:r>
+        <w:rPr>
+          <w:vertAlign w:val="superscript"/>
+        </w:rPr>
+        <w:t>μν</w:t>
+      </w:r>
+      <w:r>
+        <w:t>+j</w:t>
+      </w:r>
+      <w:r>
+        <w:rPr>
+          <w:vertAlign w:val="superscript"/>
+        </w:rPr>
+        <w:t>ν</w:t>
+      </w:r>
+      <w:r>
+        <w:t>=0, i.e. ∂</w:t>
+      </w:r>
+      <w:r>
+        <w:rPr>
+          <w:vertAlign w:val="subscript"/>
+        </w:rPr>
+        <w:t>μ</w:t>
+      </w:r>
+      <w:r>
+        <w:t>F</w:t>
+      </w:r>
+      <w:r>
+        <w:rPr>
+          <w:vertAlign w:val="superscript"/>
+        </w:rPr>
+        <w:t>μν</w:t>
+      </w:r>
+      <w:r>
+        <w:t>=j</w:t>
+      </w:r>
+      <w:r>
+        <w:rPr>
+          <w:vertAlign w:val="superscript"/>
+        </w:rPr>
+        <w:t>ν</w:t>
+      </w:r>
+      <w:r>
+        <w:t>, with every sign traced to the two prior exercises.</w:t>
       </w:r>
     </w:p>
     <w:p>
@@ -3035,13 +7095,265 @@
         <w:rPr>
           <w:b/>
         </w:rPr>
-        <w:t>10.</w:t>
+        <w:t>9.</w:t>
       </w:r>
       <w:r>
         <w:t xml:space="preserve"> </w:t>
       </w:r>
       <w:r>
-        <w:t>∂_ν∂_μF^μν, relabeling the dummy indices μ↔ν, equals ∂_μ∂_νF^νμ = ∂_ν∂_μ(−F^μν) (renaming the derivative indices back and using F^νμ=−F^μν) = −∂_ν∂_μF^μν; so the original quantity equals its own negative, ∂_ν∂_μF^μν = −∂_ν∂_μF^μν, forcing 2∂_ν∂_μF^μν=0, hence ∂_ν∂_μF^μν=0.</w:t>
+        <w:t>Using F</w:t>
+      </w:r>
+      <w:r>
+        <w:rPr>
+          <w:vertAlign w:val="superscript"/>
+        </w:rPr>
+        <w:t>0i</w:t>
+      </w:r>
+      <w:r>
+        <w:t>=g</w:t>
+      </w:r>
+      <w:r>
+        <w:rPr>
+          <w:vertAlign w:val="superscript"/>
+        </w:rPr>
+        <w:t>00</w:t>
+      </w:r>
+      <w:r>
+        <w:t>g</w:t>
+      </w:r>
+      <w:r>
+        <w:rPr>
+          <w:vertAlign w:val="superscript"/>
+        </w:rPr>
+        <w:t>ii</w:t>
+      </w:r>
+      <w:r>
+        <w:t>F</w:t>
+      </w:r>
+      <w:r>
+        <w:rPr>
+          <w:vertAlign w:val="subscript"/>
+        </w:rPr>
+        <w:t>0i</w:t>
+      </w:r>
+      <w:r>
+        <w:t>=(1)(−1)F</w:t>
+      </w:r>
+      <w:r>
+        <w:rPr>
+          <w:vertAlign w:val="subscript"/>
+        </w:rPr>
+        <w:t>0i</w:t>
+      </w:r>
+      <w:r>
+        <w:t>=−F</w:t>
+      </w:r>
+      <w:r>
+        <w:rPr>
+          <w:vertAlign w:val="subscript"/>
+        </w:rPr>
+        <w:t>0i</w:t>
+      </w:r>
+      <w:r>
+        <w:t>=−E</w:t>
+      </w:r>
+      <w:r>
+        <w:rPr>
+          <w:vertAlign w:val="subscript"/>
+        </w:rPr>
+        <w:t>i</w:t>
+      </w:r>
+      <w:r>
+        <w:t xml:space="preserve"> (Lesson 8's convention F</w:t>
+      </w:r>
+      <w:r>
+        <w:rPr>
+          <w:vertAlign w:val="subscript"/>
+        </w:rPr>
+        <w:t>0i</w:t>
+      </w:r>
+      <w:r>
+        <w:t>=E</w:t>
+      </w:r>
+      <w:r>
+        <w:rPr>
+          <w:vertAlign w:val="subscript"/>
+        </w:rPr>
+        <w:t>i</w:t>
+      </w:r>
+      <w:r>
+        <w:t>), and F</w:t>
+      </w:r>
+      <w:r>
+        <w:rPr>
+          <w:vertAlign w:val="superscript"/>
+        </w:rPr>
+        <w:t>i</w:t>
+      </w:r>
+      <w:r>
+        <w:t>0=−F</w:t>
+      </w:r>
+      <w:r>
+        <w:rPr>
+          <w:vertAlign w:val="superscript"/>
+        </w:rPr>
+        <w:t>0i</w:t>
+      </w:r>
+      <w:r>
+        <w:t xml:space="preserve"> (antisymmetry), F</w:t>
+      </w:r>
+      <w:r>
+        <w:rPr>
+          <w:vertAlign w:val="superscript"/>
+        </w:rPr>
+        <w:t>i</w:t>
+      </w:r>
+      <w:r>
+        <w:t>0=E</w:t>
+      </w:r>
+      <w:r>
+        <w:rPr>
+          <w:vertAlign w:val="subscript"/>
+        </w:rPr>
+        <w:t>i</w:t>
+      </w:r>
+      <w:r>
+        <w:t>, so ∂</w:t>
+      </w:r>
+      <w:r>
+        <w:rPr>
+          <w:vertAlign w:val="subscript"/>
+        </w:rPr>
+        <w:t>i</w:t>
+      </w:r>
+      <w:r>
+        <w:t>F</w:t>
+      </w:r>
+      <w:r>
+        <w:rPr>
+          <w:vertAlign w:val="superscript"/>
+        </w:rPr>
+        <w:t>i</w:t>
+      </w:r>
+      <w:r>
+        <w:t>0=∂</w:t>
+      </w:r>
+      <w:r>
+        <w:rPr>
+          <w:vertAlign w:val="subscript"/>
+        </w:rPr>
+        <w:t>i</w:t>
+      </w:r>
+      <w:r>
+        <w:t>E</w:t>
+      </w:r>
+      <w:r>
+        <w:rPr>
+          <w:vertAlign w:val="superscript"/>
+        </w:rPr>
+        <w:t>i</w:t>
+      </w:r>
+      <w:r>
+        <w:t>=∇·E, and the ν=0 field equation ∂</w:t>
+      </w:r>
+      <w:r>
+        <w:rPr>
+          <w:vertAlign w:val="subscript"/>
+        </w:rPr>
+        <w:t>μ</w:t>
+      </w:r>
+      <w:r>
+        <w:t>F</w:t>
+      </w:r>
+      <w:r>
+        <w:rPr>
+          <w:vertAlign w:val="superscript"/>
+        </w:rPr>
+        <w:t>μ</w:t>
+      </w:r>
+      <w:r>
+        <w:t>0=j</w:t>
+      </w:r>
+      <w:r>
+        <w:rPr>
+          <w:vertAlign w:val="superscript"/>
+        </w:rPr>
+        <w:t>0</w:t>
+      </w:r>
+      <w:r>
+        <w:t xml:space="preserve"> reads ∇·E=j</w:t>
+      </w:r>
+      <w:r>
+        <w:rPr>
+          <w:vertAlign w:val="superscript"/>
+        </w:rPr>
+        <w:t>0</w:t>
+      </w:r>
+      <w:r>
+        <w:t>=ρ (the charge density, with the electron's negative charge already built into j</w:t>
+      </w:r>
+      <w:r>
+        <w:rPr>
+          <w:vertAlign w:val="superscript"/>
+        </w:rPr>
+        <w:t>0</w:t>
+      </w:r>
+      <w:r>
+        <w:t xml:space="preserve"> via j</w:t>
+      </w:r>
+      <w:r>
+        <w:rPr>
+          <w:vertAlign w:val="superscript"/>
+        </w:rPr>
+        <w:t>μ</w:t>
+      </w:r>
+      <w:r>
+        <w:t>=qψ̄γ</w:t>
+      </w:r>
+      <w:r>
+        <w:rPr>
+          <w:vertAlign w:val="superscript"/>
+        </w:rPr>
+        <w:t>μ</w:t>
+      </w:r>
+      <w:r>
+        <w:t>ψ, q=−e), exactly the familiar Gauss's law ∇·E=ρ with no sign discrepancy, confirming ∂</w:t>
+      </w:r>
+      <w:r>
+        <w:rPr>
+          <w:vertAlign w:val="subscript"/>
+        </w:rPr>
+        <w:t>μ</w:t>
+      </w:r>
+      <w:r>
+        <w:t>F</w:t>
+      </w:r>
+      <w:r>
+        <w:rPr>
+          <w:vertAlign w:val="superscript"/>
+        </w:rPr>
+        <w:t>μν</w:t>
+      </w:r>
+      <w:r>
+        <w:t>=j</w:t>
+      </w:r>
+      <w:r>
+        <w:rPr>
+          <w:vertAlign w:val="superscript"/>
+        </w:rPr>
+        <w:t>ν</w:t>
+      </w:r>
+      <w:r>
+        <w:t xml:space="preserve"> (not −j</w:t>
+      </w:r>
+      <w:r>
+        <w:rPr>
+          <w:vertAlign w:val="superscript"/>
+        </w:rPr>
+        <w:t>ν</w:t>
+      </w:r>
+      <w:r>
+        <w:t>) is correct.</w:t>
       </w:r>
     </w:p>
     <w:p>
@@ -3049,13 +7361,247 @@
         <w:rPr>
           <w:b/>
         </w:rPr>
-        <w:t>11.</w:t>
+        <w:t>10.</w:t>
       </w:r>
       <w:r>
         <w:t xml:space="preserve"> </w:t>
       </w:r>
       <w:r>
-        <w:t>The vanishing of ∂_ν∂_μF^μν follows purely from the algebraic antisymmetry of F^μν and the fact that partial derivatives commute, true for any antisymmetric tensor whatsoever with no reference to what field equation, if any, F^μν satisfies or what current sources it; the Noether-theorem derivation, by contrast, uses the specific dynamics of the Dirac field (its equation of motion and the specific form of its Lagrangian's symmetry) and would need to be redone from scratch for a different matter field with a different Lagrangian.</w:t>
+        <w:t>∂</w:t>
+      </w:r>
+      <w:r>
+        <w:rPr>
+          <w:vertAlign w:val="subscript"/>
+        </w:rPr>
+        <w:t>ν</w:t>
+      </w:r>
+      <w:r>
+        <w:t>∂</w:t>
+      </w:r>
+      <w:r>
+        <w:rPr>
+          <w:vertAlign w:val="subscript"/>
+        </w:rPr>
+        <w:t>μ</w:t>
+      </w:r>
+      <w:r>
+        <w:t>F</w:t>
+      </w:r>
+      <w:r>
+        <w:rPr>
+          <w:vertAlign w:val="superscript"/>
+        </w:rPr>
+        <w:t>μν</w:t>
+      </w:r>
+      <w:r>
+        <w:t>, relabeling the dummy indices μ↔ν, equals ∂</w:t>
+      </w:r>
+      <w:r>
+        <w:rPr>
+          <w:vertAlign w:val="subscript"/>
+        </w:rPr>
+        <w:t>μ</w:t>
+      </w:r>
+      <w:r>
+        <w:t>∂</w:t>
+      </w:r>
+      <w:r>
+        <w:rPr>
+          <w:vertAlign w:val="subscript"/>
+        </w:rPr>
+        <w:t>ν</w:t>
+      </w:r>
+      <w:r>
+        <w:t>F</w:t>
+      </w:r>
+      <w:r>
+        <w:rPr>
+          <w:vertAlign w:val="superscript"/>
+        </w:rPr>
+        <w:t>νμ</w:t>
+      </w:r>
+      <w:r>
+        <w:t xml:space="preserve"> = ∂</w:t>
+      </w:r>
+      <w:r>
+        <w:rPr>
+          <w:vertAlign w:val="subscript"/>
+        </w:rPr>
+        <w:t>ν</w:t>
+      </w:r>
+      <w:r>
+        <w:t>∂</w:t>
+      </w:r>
+      <w:r>
+        <w:rPr>
+          <w:vertAlign w:val="subscript"/>
+        </w:rPr>
+        <w:t>μ</w:t>
+      </w:r>
+      <w:r>
+        <w:t>(−F</w:t>
+      </w:r>
+      <w:r>
+        <w:rPr>
+          <w:vertAlign w:val="superscript"/>
+        </w:rPr>
+        <w:t>μν</w:t>
+      </w:r>
+      <w:r>
+        <w:t>) (renaming the derivative indices back and using F</w:t>
+      </w:r>
+      <w:r>
+        <w:rPr>
+          <w:vertAlign w:val="superscript"/>
+        </w:rPr>
+        <w:t>νμ</w:t>
+      </w:r>
+      <w:r>
+        <w:t>=−F</w:t>
+      </w:r>
+      <w:r>
+        <w:rPr>
+          <w:vertAlign w:val="superscript"/>
+        </w:rPr>
+        <w:t>μν</w:t>
+      </w:r>
+      <w:r>
+        <w:t>) = −∂</w:t>
+      </w:r>
+      <w:r>
+        <w:rPr>
+          <w:vertAlign w:val="subscript"/>
+        </w:rPr>
+        <w:t>ν</w:t>
+      </w:r>
+      <w:r>
+        <w:t>∂</w:t>
+      </w:r>
+      <w:r>
+        <w:rPr>
+          <w:vertAlign w:val="subscript"/>
+        </w:rPr>
+        <w:t>μ</w:t>
+      </w:r>
+      <w:r>
+        <w:t>F</w:t>
+      </w:r>
+      <w:r>
+        <w:rPr>
+          <w:vertAlign w:val="superscript"/>
+        </w:rPr>
+        <w:t>μν</w:t>
+      </w:r>
+      <w:r>
+        <w:t>; so the original quantity equals its own negative, ∂</w:t>
+      </w:r>
+      <w:r>
+        <w:rPr>
+          <w:vertAlign w:val="subscript"/>
+        </w:rPr>
+        <w:t>ν</w:t>
+      </w:r>
+      <w:r>
+        <w:t>∂</w:t>
+      </w:r>
+      <w:r>
+        <w:rPr>
+          <w:vertAlign w:val="subscript"/>
+        </w:rPr>
+        <w:t>μ</w:t>
+      </w:r>
+      <w:r>
+        <w:t>F</w:t>
+      </w:r>
+      <w:r>
+        <w:rPr>
+          <w:vertAlign w:val="superscript"/>
+        </w:rPr>
+        <w:t>μν</w:t>
+      </w:r>
+      <w:r>
+        <w:t xml:space="preserve"> = −∂</w:t>
+      </w:r>
+      <w:r>
+        <w:rPr>
+          <w:vertAlign w:val="subscript"/>
+        </w:rPr>
+        <w:t>ν</w:t>
+      </w:r>
+      <w:r>
+        <w:t>∂</w:t>
+      </w:r>
+      <w:r>
+        <w:rPr>
+          <w:vertAlign w:val="subscript"/>
+        </w:rPr>
+        <w:t>μ</w:t>
+      </w:r>
+      <w:r>
+        <w:t>F</w:t>
+      </w:r>
+      <w:r>
+        <w:rPr>
+          <w:vertAlign w:val="superscript"/>
+        </w:rPr>
+        <w:t>μν</w:t>
+      </w:r>
+      <w:r>
+        <w:t>, forcing 2∂</w:t>
+      </w:r>
+      <w:r>
+        <w:rPr>
+          <w:vertAlign w:val="subscript"/>
+        </w:rPr>
+        <w:t>ν</w:t>
+      </w:r>
+      <w:r>
+        <w:t>∂</w:t>
+      </w:r>
+      <w:r>
+        <w:rPr>
+          <w:vertAlign w:val="subscript"/>
+        </w:rPr>
+        <w:t>μ</w:t>
+      </w:r>
+      <w:r>
+        <w:t>F</w:t>
+      </w:r>
+      <w:r>
+        <w:rPr>
+          <w:vertAlign w:val="superscript"/>
+        </w:rPr>
+        <w:t>μν</w:t>
+      </w:r>
+      <w:r>
+        <w:t>=0, hence ∂</w:t>
+      </w:r>
+      <w:r>
+        <w:rPr>
+          <w:vertAlign w:val="subscript"/>
+        </w:rPr>
+        <w:t>ν</w:t>
+      </w:r>
+      <w:r>
+        <w:t>∂</w:t>
+      </w:r>
+      <w:r>
+        <w:rPr>
+          <w:vertAlign w:val="subscript"/>
+        </w:rPr>
+        <w:t>μ</w:t>
+      </w:r>
+      <w:r>
+        <w:t>F</w:t>
+      </w:r>
+      <w:r>
+        <w:rPr>
+          <w:vertAlign w:val="superscript"/>
+        </w:rPr>
+        <w:t>μν</w:t>
+      </w:r>
+      <w:r>
+        <w:t>=0.</w:t>
       </w:r>
     </w:p>
     <w:p>
@@ -3063,13 +7609,58 @@
         <w:rPr>
           <w:b/>
         </w:rPr>
-        <w:t>12.</w:t>
+        <w:t>11.</w:t>
       </w:r>
       <w:r>
         <w:t xml:space="preserve"> </w:t>
       </w:r>
       <w:r>
-        <w:t>If ∂_μF^μν=k^ν for some k^ν other than the conserved Noether current, Section 5.1's argument would still force ∂_νk^ν=0 (since the derivation used only the antisymmetry of F^μν, not any property of the current multiplying it), so k^ν would itself be forced to be conserved regardless of whether it was built to be; if the theory's matter sector produced a k^ν that were not conserved by its own dynamics, the two field equations would be mutually inconsistent, and no solution could exist for generic initial data, signaling an error in how the Lagrangian was assembled.</w:t>
+        <w:t>The vanishing of ∂</w:t>
+      </w:r>
+      <w:r>
+        <w:rPr>
+          <w:vertAlign w:val="subscript"/>
+        </w:rPr>
+        <w:t>ν</w:t>
+      </w:r>
+      <w:r>
+        <w:t>∂</w:t>
+      </w:r>
+      <w:r>
+        <w:rPr>
+          <w:vertAlign w:val="subscript"/>
+        </w:rPr>
+        <w:t>μ</w:t>
+      </w:r>
+      <w:r>
+        <w:t>F</w:t>
+      </w:r>
+      <w:r>
+        <w:rPr>
+          <w:vertAlign w:val="superscript"/>
+        </w:rPr>
+        <w:t>μν</w:t>
+      </w:r>
+      <w:r>
+        <w:t xml:space="preserve"> follows purely from the algebraic antisymmetry of F</w:t>
+      </w:r>
+      <w:r>
+        <w:rPr>
+          <w:vertAlign w:val="superscript"/>
+        </w:rPr>
+        <w:t>μν</w:t>
+      </w:r>
+      <w:r>
+        <w:t xml:space="preserve"> and the fact that partial derivatives commute, true for any antisymmetric tensor whatsoever with no reference to what field equation, if any, F</w:t>
+      </w:r>
+      <w:r>
+        <w:rPr>
+          <w:vertAlign w:val="superscript"/>
+        </w:rPr>
+        <w:t>μν</w:t>
+      </w:r>
+      <w:r>
+        <w:t xml:space="preserve"> satisfies or what current sources it; the Noether-theorem derivation, by contrast, uses the specific dynamics of the Dirac field (its equation of motion and the specific form of its Lagrangian's symmetry) and would need to be redone from scratch for a different matter field with a different Lagrangian.</w:t>
       </w:r>
     </w:p>
     <w:p>
@@ -3077,13 +7668,94 @@
         <w:rPr>
           <w:b/>
         </w:rPr>
-        <w:t>13.</w:t>
+        <w:t>12.</w:t>
       </w:r>
       <w:r>
         <w:t xml:space="preserve"> </w:t>
       </w:r>
       <w:r>
-        <w:t>A classical wave packet ψ sourcing and responding to A_μ through these equations would describe the classical radiation problem of an extended charge distribution accelerating and radiating electromagnetic waves, the field-theoretic generalization of the point-particle radiation problem introduced in Lesson 5 and the source-coupled classical field of Lesson 26, Section 6.3, now with the source's own motion determined self-consistently by the field it creates.</w:t>
+        <w:t>If ∂</w:t>
+      </w:r>
+      <w:r>
+        <w:rPr>
+          <w:vertAlign w:val="subscript"/>
+        </w:rPr>
+        <w:t>μ</w:t>
+      </w:r>
+      <w:r>
+        <w:t>F</w:t>
+      </w:r>
+      <w:r>
+        <w:rPr>
+          <w:vertAlign w:val="superscript"/>
+        </w:rPr>
+        <w:t>μν</w:t>
+      </w:r>
+      <w:r>
+        <w:t>=k</w:t>
+      </w:r>
+      <w:r>
+        <w:rPr>
+          <w:vertAlign w:val="superscript"/>
+        </w:rPr>
+        <w:t>ν</w:t>
+      </w:r>
+      <w:r>
+        <w:t xml:space="preserve"> for some k</w:t>
+      </w:r>
+      <w:r>
+        <w:rPr>
+          <w:vertAlign w:val="superscript"/>
+        </w:rPr>
+        <w:t>ν</w:t>
+      </w:r>
+      <w:r>
+        <w:t xml:space="preserve"> other than the conserved Noether current, Section 5.1's argument would still force ∂</w:t>
+      </w:r>
+      <w:r>
+        <w:rPr>
+          <w:vertAlign w:val="subscript"/>
+        </w:rPr>
+        <w:t>ν</w:t>
+      </w:r>
+      <w:r>
+        <w:t>k</w:t>
+      </w:r>
+      <w:r>
+        <w:rPr>
+          <w:vertAlign w:val="superscript"/>
+        </w:rPr>
+        <w:t>ν</w:t>
+      </w:r>
+      <w:r>
+        <w:t>=0 (since the derivation used only the antisymmetry of F</w:t>
+      </w:r>
+      <w:r>
+        <w:rPr>
+          <w:vertAlign w:val="superscript"/>
+        </w:rPr>
+        <w:t>μν</w:t>
+      </w:r>
+      <w:r>
+        <w:t>, not any property of the current multiplying it), so k</w:t>
+      </w:r>
+      <w:r>
+        <w:rPr>
+          <w:vertAlign w:val="superscript"/>
+        </w:rPr>
+        <w:t>ν</w:t>
+      </w:r>
+      <w:r>
+        <w:t xml:space="preserve"> would itself be forced to be conserved regardless of whether it was built to be; if the theory's matter sector produced a k</w:t>
+      </w:r>
+      <w:r>
+        <w:rPr>
+          <w:vertAlign w:val="superscript"/>
+        </w:rPr>
+        <w:t>ν</w:t>
+      </w:r>
+      <w:r>
+        <w:t xml:space="preserve"> that were not conserved by its own dynamics, the two field equations would be mutually inconsistent, and no solution could exist for generic initial data, signaling an error in how the Lagrangian was assembled.</w:t>
       </w:r>
     </w:p>
     <w:p>
@@ -3091,13 +7763,22 @@
         <w:rPr>
           <w:b/>
         </w:rPr>
-        <w:t>14.</w:t>
+        <w:t>13.</w:t>
       </w:r>
       <w:r>
         <w:t xml:space="preserve"> </w:t>
       </w:r>
       <w:r>
-        <w:t>The interaction-picture / perturbative expansion of the time-evolution operator (to be introduced in Part VII), the Feynman-diagram or equivalent bookkeeping for organizing that expansion order by order, and the electron-photon vertex factor itself (previewed in Lesson 23, to be derived explicitly in Lesson 45), are the three ingredients needed to convert ℒ_QED's interaction term into a calculable scattering probability.</w:t>
+        <w:t>A classical wave packet ψ sourcing and responding to A</w:t>
+      </w:r>
+      <w:r>
+        <w:rPr>
+          <w:vertAlign w:val="subscript"/>
+        </w:rPr>
+        <w:t>μ</w:t>
+      </w:r>
+      <w:r>
+        <w:t xml:space="preserve"> through these equations would describe the classical radiation problem of an extended charge distribution accelerating and radiating electromagnetic waves, the field-theoretic generalization of the point-particle radiation problem introduced in Lesson 5 and the source-coupled classical field of Lesson 26, Section 6.3, now with the source's own motion determined self-consistently by the field it creates.</w:t>
       </w:r>
     </w:p>
     <w:p>
@@ -3105,13 +7786,22 @@
         <w:rPr>
           <w:b/>
         </w:rPr>
-        <w:t>15.</w:t>
+        <w:t>14.</w:t>
       </w:r>
       <w:r>
         <w:t xml:space="preserve"> </w:t>
       </w:r>
       <w:r>
-        <w:t>The mode expansions of Lessons 36 and 38 were derived by solving the free (non-interacting) equations of motion, ∂_μ∂^μψ terms alone for the Dirac field and ∂_μF^μν=0 for the photon; with the interaction term present, the true equations of motion are the coupled ∂_μF^μν=j^ν and (iγ^μD_μ−m)ψ=0 of Section 6.1, which mix ψ and A_μ nonlinearly (j^ν itself depends on ψ, and D_μ depends on A_μ), so the simple plane-wave mode solutions used to define the free creation and annihilation operators no longer solve the full equations of motion, and a different method (perturbation theory around the free solutions) is required.</w:t>
+        <w:t>The interaction-picture / perturbative expansion of the time-evolution operator (to be introduced in Part VII), the Feynman-diagram or equivalent bookkeeping for organizing that expansion order by order, and the electron-photon vertex factor itself (previewed in Lesson 23, to be derived explicitly in Lesson 45), are the three ingredients needed to convert ℒ</w:t>
+      </w:r>
+      <w:r>
+        <w:rPr>
+          <w:vertAlign w:val="subscript"/>
+        </w:rPr>
+        <w:t>QED</w:t>
+      </w:r>
+      <w:r>
+        <w:t>'s interaction term into a calculable scattering probability.</w:t>
       </w:r>
     </w:p>
     <w:p>
@@ -3119,13 +7809,450 @@
         <w:rPr>
           <w:b/>
         </w:rPr>
+        <w:t>15.</w:t>
+      </w:r>
+      <w:r>
+        <w:t xml:space="preserve"> </w:t>
+      </w:r>
+      <w:r>
+        <w:t>The mode expansions of Lessons 36 and 38 were derived by solving the free (non-interacting) equations of motion, ∂</w:t>
+      </w:r>
+      <w:r>
+        <w:rPr>
+          <w:vertAlign w:val="subscript"/>
+        </w:rPr>
+        <w:t>μ</w:t>
+      </w:r>
+      <w:r>
+        <w:t>∂</w:t>
+      </w:r>
+      <w:r>
+        <w:rPr>
+          <w:vertAlign w:val="superscript"/>
+        </w:rPr>
+        <w:t>μ</w:t>
+      </w:r>
+      <w:r>
+        <w:t>ψ terms alone for the Dirac field and ∂</w:t>
+      </w:r>
+      <w:r>
+        <w:rPr>
+          <w:vertAlign w:val="subscript"/>
+        </w:rPr>
+        <w:t>μ</w:t>
+      </w:r>
+      <w:r>
+        <w:t>F</w:t>
+      </w:r>
+      <w:r>
+        <w:rPr>
+          <w:vertAlign w:val="superscript"/>
+        </w:rPr>
+        <w:t>μν</w:t>
+      </w:r>
+      <w:r>
+        <w:t>=0 for the photon; with the interaction term present, the true equations of motion are the coupled ∂</w:t>
+      </w:r>
+      <w:r>
+        <w:rPr>
+          <w:vertAlign w:val="subscript"/>
+        </w:rPr>
+        <w:t>μ</w:t>
+      </w:r>
+      <w:r>
+        <w:t>F</w:t>
+      </w:r>
+      <w:r>
+        <w:rPr>
+          <w:vertAlign w:val="superscript"/>
+        </w:rPr>
+        <w:t>μν</w:t>
+      </w:r>
+      <w:r>
+        <w:t>=j</w:t>
+      </w:r>
+      <w:r>
+        <w:rPr>
+          <w:vertAlign w:val="superscript"/>
+        </w:rPr>
+        <w:t>ν</w:t>
+      </w:r>
+      <w:r>
+        <w:t xml:space="preserve"> and (iγ</w:t>
+      </w:r>
+      <w:r>
+        <w:rPr>
+          <w:vertAlign w:val="superscript"/>
+        </w:rPr>
+        <w:t>μ</w:t>
+      </w:r>
+      <w:r>
+        <w:t>D</w:t>
+      </w:r>
+      <w:r>
+        <w:rPr>
+          <w:vertAlign w:val="subscript"/>
+        </w:rPr>
+        <w:t>μ</w:t>
+      </w:r>
+      <w:r>
+        <w:t>−m)ψ=0 of Section 6.1, which mix ψ and A</w:t>
+      </w:r>
+      <w:r>
+        <w:rPr>
+          <w:vertAlign w:val="subscript"/>
+        </w:rPr>
+        <w:t>μ</w:t>
+      </w:r>
+      <w:r>
+        <w:t xml:space="preserve"> nonlinearly (j</w:t>
+      </w:r>
+      <w:r>
+        <w:rPr>
+          <w:vertAlign w:val="superscript"/>
+        </w:rPr>
+        <w:t>ν</w:t>
+      </w:r>
+      <w:r>
+        <w:t xml:space="preserve"> itself depends on ψ, and D</w:t>
+      </w:r>
+      <w:r>
+        <w:rPr>
+          <w:vertAlign w:val="subscript"/>
+        </w:rPr>
+        <w:t>μ</w:t>
+      </w:r>
+      <w:r>
+        <w:t xml:space="preserve"> depends on A</w:t>
+      </w:r>
+      <w:r>
+        <w:rPr>
+          <w:vertAlign w:val="subscript"/>
+        </w:rPr>
+        <w:t>μ</w:t>
+      </w:r>
+      <w:r>
+        <w:t>), so the simple plane-wave mode solutions used to define the free creation and annihilation operators no longer solve the full equations of motion, and a different method (perturbation theory around the free solutions) is required.</w:t>
+      </w:r>
+    </w:p>
+    <w:p>
+      <w:r>
+        <w:rPr>
+          <w:b/>
+        </w:rPr>
         <w:t>16.</w:t>
       </w:r>
       <w:r>
         <w:t xml:space="preserve"> </w:t>
       </w:r>
       <w:r>
-        <w:t>Multiplying Section 3.1's equation, iγ^μ∂_μψ−qγ^μA_μψ−mψ=0, on the left by ψ̄ gives ψ̄iγ^μ∂_μψ−qψ̄γ^μA_μψ−mψ̄ψ=0. Multiplying Section 3.2's equation, i∂_μψ̄γ^μ+qψ̄γ^μA_μ+mψ̄=0, on the right by ψ gives i(∂_μψ̄)γ^μψ+qψ̄γ^μA_μψ+mψ̄ψ=0. Adding the two: ψ̄iγ^μ∂_μψ+i(∂_μψ̄)γ^μψ+(mψ̄ψ−mψ̄ψ)+(−qψ̄γ^μA_μψ+qψ̄γ^μA_μψ)=0, and the last two groups cancel exactly, leaving i[ψ̄γ^μ∂_μψ+(∂_μψ̄)γ^μψ]=0, i.e. i∂_μ(ψ̄γ^μψ)=0 (recognizing the product rule), i.e. ∂_μ(ψ̄γ^μψ)=0, which is ∂_μj^μ=0 after multiplying by the constant q, reproducing current conservation directly from the two Dirac-sector Euler–Lagrange equations with no reference to Noether's theorem.</w:t>
+        <w:t>Multiplying Section 3.1's equation, iγ</w:t>
+      </w:r>
+      <w:r>
+        <w:rPr>
+          <w:vertAlign w:val="superscript"/>
+        </w:rPr>
+        <w:t>μ</w:t>
+      </w:r>
+      <w:r>
+        <w:t>∂</w:t>
+      </w:r>
+      <w:r>
+        <w:rPr>
+          <w:vertAlign w:val="subscript"/>
+        </w:rPr>
+        <w:t>μ</w:t>
+      </w:r>
+      <w:r>
+        <w:t>ψ−qγ</w:t>
+      </w:r>
+      <w:r>
+        <w:rPr>
+          <w:vertAlign w:val="superscript"/>
+        </w:rPr>
+        <w:t>μ</w:t>
+      </w:r>
+      <w:r>
+        <w:t>A</w:t>
+      </w:r>
+      <w:r>
+        <w:rPr>
+          <w:vertAlign w:val="subscript"/>
+        </w:rPr>
+        <w:t>μ</w:t>
+      </w:r>
+      <w:r>
+        <w:t>ψ−mψ=0, on the left by ψ̄ gives ψ̄iγ</w:t>
+      </w:r>
+      <w:r>
+        <w:rPr>
+          <w:vertAlign w:val="superscript"/>
+        </w:rPr>
+        <w:t>μ</w:t>
+      </w:r>
+      <w:r>
+        <w:t>∂</w:t>
+      </w:r>
+      <w:r>
+        <w:rPr>
+          <w:vertAlign w:val="subscript"/>
+        </w:rPr>
+        <w:t>μ</w:t>
+      </w:r>
+      <w:r>
+        <w:t>ψ−qψ̄γ</w:t>
+      </w:r>
+      <w:r>
+        <w:rPr>
+          <w:vertAlign w:val="superscript"/>
+        </w:rPr>
+        <w:t>μ</w:t>
+      </w:r>
+      <w:r>
+        <w:t>A</w:t>
+      </w:r>
+      <w:r>
+        <w:rPr>
+          <w:vertAlign w:val="subscript"/>
+        </w:rPr>
+        <w:t>μ</w:t>
+      </w:r>
+      <w:r>
+        <w:t>ψ−mψ̄ψ=0. Multiplying Section 3.2's equation, i∂</w:t>
+      </w:r>
+      <w:r>
+        <w:rPr>
+          <w:vertAlign w:val="subscript"/>
+        </w:rPr>
+        <w:t>μ</w:t>
+      </w:r>
+      <w:r>
+        <w:t>ψ̄γ</w:t>
+      </w:r>
+      <w:r>
+        <w:rPr>
+          <w:vertAlign w:val="superscript"/>
+        </w:rPr>
+        <w:t>μ</w:t>
+      </w:r>
+      <w:r>
+        <w:t>+qψ̄γ</w:t>
+      </w:r>
+      <w:r>
+        <w:rPr>
+          <w:vertAlign w:val="superscript"/>
+        </w:rPr>
+        <w:t>μ</w:t>
+      </w:r>
+      <w:r>
+        <w:t>A</w:t>
+      </w:r>
+      <w:r>
+        <w:rPr>
+          <w:vertAlign w:val="subscript"/>
+        </w:rPr>
+        <w:t>μ</w:t>
+      </w:r>
+      <w:r>
+        <w:t>+mψ̄=0, on the right by ψ gives i(∂</w:t>
+      </w:r>
+      <w:r>
+        <w:rPr>
+          <w:vertAlign w:val="subscript"/>
+        </w:rPr>
+        <w:t>μ</w:t>
+      </w:r>
+      <w:r>
+        <w:t>ψ̄)γ</w:t>
+      </w:r>
+      <w:r>
+        <w:rPr>
+          <w:vertAlign w:val="superscript"/>
+        </w:rPr>
+        <w:t>μ</w:t>
+      </w:r>
+      <w:r>
+        <w:t>ψ+qψ̄γ</w:t>
+      </w:r>
+      <w:r>
+        <w:rPr>
+          <w:vertAlign w:val="superscript"/>
+        </w:rPr>
+        <w:t>μ</w:t>
+      </w:r>
+      <w:r>
+        <w:t>A</w:t>
+      </w:r>
+      <w:r>
+        <w:rPr>
+          <w:vertAlign w:val="subscript"/>
+        </w:rPr>
+        <w:t>μ</w:t>
+      </w:r>
+      <w:r>
+        <w:t>ψ+mψ̄ψ=0. Adding the two: ψ̄iγ</w:t>
+      </w:r>
+      <w:r>
+        <w:rPr>
+          <w:vertAlign w:val="superscript"/>
+        </w:rPr>
+        <w:t>μ</w:t>
+      </w:r>
+      <w:r>
+        <w:t>∂</w:t>
+      </w:r>
+      <w:r>
+        <w:rPr>
+          <w:vertAlign w:val="subscript"/>
+        </w:rPr>
+        <w:t>μ</w:t>
+      </w:r>
+      <w:r>
+        <w:t>ψ+i(∂</w:t>
+      </w:r>
+      <w:r>
+        <w:rPr>
+          <w:vertAlign w:val="subscript"/>
+        </w:rPr>
+        <w:t>μ</w:t>
+      </w:r>
+      <w:r>
+        <w:t>ψ̄)γ</w:t>
+      </w:r>
+      <w:r>
+        <w:rPr>
+          <w:vertAlign w:val="superscript"/>
+        </w:rPr>
+        <w:t>μ</w:t>
+      </w:r>
+      <w:r>
+        <w:t>ψ+(mψ̄ψ−mψ̄ψ)+(−qψ̄γ</w:t>
+      </w:r>
+      <w:r>
+        <w:rPr>
+          <w:vertAlign w:val="superscript"/>
+        </w:rPr>
+        <w:t>μ</w:t>
+      </w:r>
+      <w:r>
+        <w:t>A</w:t>
+      </w:r>
+      <w:r>
+        <w:rPr>
+          <w:vertAlign w:val="subscript"/>
+        </w:rPr>
+        <w:t>μ</w:t>
+      </w:r>
+      <w:r>
+        <w:t>ψ+qψ̄γ</w:t>
+      </w:r>
+      <w:r>
+        <w:rPr>
+          <w:vertAlign w:val="superscript"/>
+        </w:rPr>
+        <w:t>μ</w:t>
+      </w:r>
+      <w:r>
+        <w:t>A</w:t>
+      </w:r>
+      <w:r>
+        <w:rPr>
+          <w:vertAlign w:val="subscript"/>
+        </w:rPr>
+        <w:t>μ</w:t>
+      </w:r>
+      <w:r>
+        <w:t>ψ)=0, and the last two groups cancel exactly, leaving i[ψ̄γ</w:t>
+      </w:r>
+      <w:r>
+        <w:rPr>
+          <w:vertAlign w:val="superscript"/>
+        </w:rPr>
+        <w:t>μ</w:t>
+      </w:r>
+      <w:r>
+        <w:t>∂</w:t>
+      </w:r>
+      <w:r>
+        <w:rPr>
+          <w:vertAlign w:val="subscript"/>
+        </w:rPr>
+        <w:t>μ</w:t>
+      </w:r>
+      <w:r>
+        <w:t>ψ+(∂</w:t>
+      </w:r>
+      <w:r>
+        <w:rPr>
+          <w:vertAlign w:val="subscript"/>
+        </w:rPr>
+        <w:t>μ</w:t>
+      </w:r>
+      <w:r>
+        <w:t>ψ̄)γ</w:t>
+      </w:r>
+      <w:r>
+        <w:rPr>
+          <w:vertAlign w:val="superscript"/>
+        </w:rPr>
+        <w:t>μ</w:t>
+      </w:r>
+      <w:r>
+        <w:t>ψ]=0, i.e. i∂</w:t>
+      </w:r>
+      <w:r>
+        <w:rPr>
+          <w:vertAlign w:val="subscript"/>
+        </w:rPr>
+        <w:t>μ</w:t>
+      </w:r>
+      <w:r>
+        <w:t>(ψ̄γ</w:t>
+      </w:r>
+      <w:r>
+        <w:rPr>
+          <w:vertAlign w:val="superscript"/>
+        </w:rPr>
+        <w:t>μ</w:t>
+      </w:r>
+      <w:r>
+        <w:t>ψ)=0 (recognizing the product rule), i.e. ∂</w:t>
+      </w:r>
+      <w:r>
+        <w:rPr>
+          <w:vertAlign w:val="subscript"/>
+        </w:rPr>
+        <w:t>μ</w:t>
+      </w:r>
+      <w:r>
+        <w:t>(ψ̄γ</w:t>
+      </w:r>
+      <w:r>
+        <w:rPr>
+          <w:vertAlign w:val="superscript"/>
+        </w:rPr>
+        <w:t>μ</w:t>
+      </w:r>
+      <w:r>
+        <w:t>ψ)=0, which is ∂</w:t>
+      </w:r>
+      <w:r>
+        <w:rPr>
+          <w:vertAlign w:val="subscript"/>
+        </w:rPr>
+        <w:t>μ</w:t>
+      </w:r>
+      <w:r>
+        <w:t>j</w:t>
+      </w:r>
+      <w:r>
+        <w:rPr>
+          <w:vertAlign w:val="superscript"/>
+        </w:rPr>
+        <w:t>μ</w:t>
+      </w:r>
+      <w:r>
+        <w:t>=0 after multiplying by the constant q, reproducing current conservation directly from the two Dirac-sector Euler–Lagrange equations with no reference to Noether's theorem.</w:t>
       </w:r>
     </w:p>
     <w:p>
@@ -3133,63 +8260,12 @@
         <w:pStyle w:val="Heading2"/>
       </w:pPr>
       <w:r>
-        <w:t>Mastery checklist</w:t>
+        <w:t>Mastery check</w:t>
       </w:r>
     </w:p>
     <w:p>
-      <w:pPr>
-        <w:pStyle w:val="ListBullet"/>
-      </w:pPr>
-      <w:r>
-        <w:t>I can write ℒ_QED in full and identify the lesson that derived each of its terms.</w:t>
-      </w:r>
-    </w:p>
-    <w:p>
-      <w:pPr>
-        <w:pStyle w:val="ListBullet"/>
-      </w:pPr>
-      <w:r>
-        <w:t>I can explain why ℒ_QED is gauge invariant as a consequence of its two pieces being separately invariant under the same transformation.</w:t>
-      </w:r>
-    </w:p>
-    <w:p>
-      <w:pPr>
-        <w:pStyle w:val="ListBullet"/>
-      </w:pPr>
-      <w:r>
-        <w:t>I can derive the gauged Dirac equation and its adjoint from the Euler–Lagrange equations for ψ̄ and ψ.</w:t>
-      </w:r>
-    </w:p>
-    <w:p>
-      <w:pPr>
-        <w:pStyle w:val="ListBullet"/>
-      </w:pPr>
-      <w:r>
-        <w:t>I can compute ∂ℒ_QED/∂(∂_μA_ν) from the F² term and derive ∂_μF^μν=j^ν.</w:t>
-      </w:r>
-    </w:p>
-    <w:p>
-      <w:pPr>
-        <w:pStyle w:val="ListBullet"/>
-      </w:pPr>
-      <w:r>
-        <w:t>I can show that current conservation follows from the antisymmetry of F^μν alone, independent of Noether's theorem, and explain why this is a meaningful consistency check.</w:t>
-      </w:r>
-    </w:p>
-    <w:p>
-      <w:pPr>
-        <w:pStyle w:val="ListBullet"/>
-      </w:pPr>
-      <w:r>
-        <w:t>I can state what classical field theory the two coupled equations of motion describe, and what is still needed to make quantitative quantum predictions from ℒ_QED.</w:t>
-      </w:r>
-    </w:p>
-    <w:p>
-      <w:pPr>
-        <w:pStyle w:val="ListBullet"/>
-      </w:pPr>
-      <w:r>
-        <w:t>I can write ℒ_QED and both of its equations of motion from memory.</w:t>
+      <w:r>
+        <w:t>Before moving on, do the Core exercises without looking at the solutions and state this lesson's main result from memory. If both go smoothly, continue; if not, reread the sections the missed exercises cite.</w:t>
       </w:r>
     </w:p>
     <w:p>
@@ -3202,7 +8278,16 @@
     </w:p>
     <w:p>
       <w:r>
-        <w:t>Lesson 43 studies the field tensor F_μν as it appears inside this completed theory, separating it into its electric and magnetic parts and confirming that the inhomogeneous Maxwell equation derived here reduces, in the classical limit, to the same equations first written down in Lesson 8.</w:t>
+        <w:t>Lesson 43 studies the field tensor F</w:t>
+      </w:r>
+      <w:r>
+        <w:rPr>
+          <w:vertAlign w:val="subscript"/>
+        </w:rPr>
+        <w:t>μν</w:t>
+      </w:r>
+      <w:r>
+        <w:t xml:space="preserve"> as it appears inside this completed theory, separating it into its electric and magnetic parts and confirming that the inhomogeneous Maxwell equation derived here reduces, in the classical limit, to the same equations first written down in Lesson 8.</w:t>
       </w:r>
     </w:p>
     <w:sectPr>
@@ -3241,7 +8326,7 @@
         <w:color w:val="5A5A5A"/>
         <w:sz w:val="16"/>
       </w:rPr>
-      <w:t>QED Course   Lesson 42</w:t>
+      <w:t>A QED Course   Lesson 42</w:t>
     </w:r>
   </w:p>
 </w:hdr>
